--- a/КолпаковАП Задание_ВКР.docx
+++ b/КолпаковАП Задание_ВКР.docx
@@ -347,7 +347,7 @@
           <w:rFonts w:ascii="Times New Roman" w:hAnsi="Times New Roman" w:cs="Times New Roman"/>
           <w:b/>
           <w:caps/>
-          <w:sz w:val="28"/>
+          <w:sz w:val="16"/>
           <w:szCs w:val="28"/>
         </w:rPr>
       </w:pPr>
@@ -358,20 +358,42 @@
         <w:rPr>
           <w:rFonts w:ascii="Times New Roman" w:hAnsi="Times New Roman" w:cs="Times New Roman"/>
           <w:b/>
-          <w:caps/>
           <w:sz w:val="32"/>
-          <w:szCs w:val="32"/>
         </w:rPr>
       </w:pPr>
       <w:r>
         <w:rPr>
           <w:rFonts w:ascii="Times New Roman" w:hAnsi="Times New Roman" w:cs="Times New Roman"/>
           <w:b/>
-          <w:caps/>
           <w:sz w:val="32"/>
-          <w:szCs w:val="32"/>
         </w:rPr>
-        <w:t xml:space="preserve">ЗАДАНИЕ </w:t>
+        <w:t>ЗАДАНИЕ НА ВЫПУСКНУЮ</w:t>
+      </w:r>
+    </w:p>
+    <w:p>
+      <w:pPr>
+        <w:jc w:val="center"/>
+        <w:rPr>
+          <w:rFonts w:ascii="Times New Roman" w:hAnsi="Times New Roman" w:cs="Times New Roman"/>
+          <w:b/>
+          <w:sz w:val="32"/>
+        </w:rPr>
+      </w:pPr>
+      <w:r>
+        <w:rPr>
+          <w:rFonts w:ascii="Times New Roman" w:hAnsi="Times New Roman" w:cs="Times New Roman"/>
+          <w:b/>
+          <w:sz w:val="32"/>
+        </w:rPr>
+        <w:t>КВАЛИФИКАЦИОННУЮ РАБОТУ</w:t>
+      </w:r>
+      <w:r>
+        <w:rPr>
+          <w:rFonts w:ascii="Times New Roman" w:hAnsi="Times New Roman" w:cs="Times New Roman"/>
+          <w:b/>
+          <w:sz w:val="32"/>
+        </w:rPr>
+        <w:t xml:space="preserve"> БАКАЛАВРА</w:t>
       </w:r>
     </w:p>
     <w:p>
@@ -381,43 +403,10 @@
           <w:rFonts w:ascii="Times New Roman" w:hAnsi="Times New Roman" w:cs="Times New Roman"/>
           <w:b/>
           <w:caps/>
-          <w:sz w:val="32"/>
-          <w:szCs w:val="32"/>
-        </w:rPr>
-      </w:pPr>
-      <w:r>
-        <w:rPr>
-          <w:rFonts w:ascii="Times New Roman" w:hAnsi="Times New Roman" w:cs="Times New Roman"/>
-          <w:b/>
-          <w:caps/>
-          <w:sz w:val="32"/>
-          <w:szCs w:val="32"/>
-        </w:rPr>
-        <w:t xml:space="preserve">НА ВЫПУСКНУЮ КВАЛИФИКАЦИОННУЮ РАБОТУ   </w:t>
-      </w:r>
-    </w:p>
-    <w:p>
-      <w:pPr>
-        <w:spacing w:after="120"/>
-        <w:jc w:val="center"/>
-        <w:rPr>
-          <w:rFonts w:ascii="Times New Roman" w:hAnsi="Times New Roman" w:cs="Times New Roman"/>
-          <w:b/>
-          <w:caps/>
-          <w:sz w:val="28"/>
+          <w:sz w:val="16"/>
           <w:szCs w:val="28"/>
         </w:rPr>
       </w:pPr>
-      <w:r>
-        <w:rPr>
-          <w:rFonts w:ascii="Times New Roman" w:hAnsi="Times New Roman" w:cs="Times New Roman"/>
-          <w:b/>
-          <w:caps/>
-          <w:sz w:val="28"/>
-          <w:szCs w:val="28"/>
-        </w:rPr>
-        <w:t>(бакалаврскую работу)</w:t>
-      </w:r>
     </w:p>
     <w:tbl>
       <w:tblPr>
@@ -901,7 +890,7 @@
                 <w:sz w:val="28"/>
                 <w:szCs w:val="28"/>
               </w:rPr>
-              <w:t>ИЭ-22-21</w:t>
+              <w:t>ИЭ-22а-22</w:t>
             </w:r>
           </w:p>
         </w:tc>
@@ -2272,16 +2261,4397 @@
           <w:lang w:val="en-US"/>
         </w:rPr>
       </w:pPr>
-      <w:bookmarkStart w:id="0" w:name="_GoBack"/>
-      <w:bookmarkEnd w:id="0"/>
+      <w:r>
+        <w:rPr>
+          <w:lang w:val="en-US"/>
+        </w:rPr>
+        <w:br w:type="page"/>
+      </w:r>
+    </w:p>
+    <w:p>
+      <w:pPr>
+        <w:pStyle w:val="ac"/>
+        <w:numPr>
+          <w:ilvl w:val="0"/>
+          <w:numId w:val="2"/>
+        </w:numPr>
+        <w:spacing w:line="360" w:lineRule="auto"/>
+        <w:jc w:val="both"/>
+        <w:rPr>
+          <w:rFonts w:ascii="Times New Roman" w:hAnsi="Times New Roman"/>
+          <w:b/>
+          <w:sz w:val="28"/>
+          <w:szCs w:val="28"/>
+        </w:rPr>
+      </w:pPr>
+      <w:r>
+        <w:rPr>
+          <w:rFonts w:ascii="Times New Roman" w:hAnsi="Times New Roman"/>
+          <w:b/>
+          <w:sz w:val="28"/>
+          <w:szCs w:val="28"/>
+        </w:rPr>
+        <w:lastRenderedPageBreak/>
+        <w:t>Содержание разделов задания и исходные данные</w:t>
+      </w:r>
+    </w:p>
+    <w:tbl>
+      <w:tblPr>
+        <w:tblW w:w="0" w:type="auto"/>
+        <w:tblInd w:w="108" w:type="dxa"/>
+        <w:tblBorders>
+          <w:top w:val="single" w:sz="4" w:space="0" w:color="auto"/>
+          <w:bottom w:val="single" w:sz="4" w:space="0" w:color="auto"/>
+          <w:insideH w:val="single" w:sz="4" w:space="0" w:color="auto"/>
+          <w:insideV w:val="single" w:sz="4" w:space="0" w:color="auto"/>
+        </w:tblBorders>
+        <w:tblLook w:val="04A0" w:firstRow="1" w:lastRow="0" w:firstColumn="1" w:lastColumn="0" w:noHBand="0" w:noVBand="1"/>
+      </w:tblPr>
+      <w:tblGrid>
+        <w:gridCol w:w="9214"/>
+      </w:tblGrid>
+      <w:tr>
+        <w:trPr>
+          <w:trHeight w:val="260"/>
+        </w:trPr>
+        <w:tc>
+          <w:tcPr>
+            <w:tcW w:w="9214" w:type="dxa"/>
+            <w:tcBorders>
+              <w:top w:val="nil"/>
+            </w:tcBorders>
+          </w:tcPr>
+          <w:p>
+            <w:pPr>
+              <w:tabs>
+                <w:tab w:val="left" w:pos="1440"/>
+              </w:tabs>
+              <w:rPr>
+                <w:rFonts w:ascii="Times New Roman" w:eastAsia="Calibri" w:hAnsi="Times New Roman" w:cs="Times New Roman"/>
+                <w:sz w:val="22"/>
+                <w:szCs w:val="22"/>
+              </w:rPr>
+            </w:pPr>
+            <w:r>
+              <w:rPr>
+                <w:rFonts w:ascii="Times New Roman" w:eastAsia="Calibri" w:hAnsi="Times New Roman" w:cs="Times New Roman"/>
+                <w:sz w:val="22"/>
+                <w:szCs w:val="22"/>
+              </w:rPr>
+              <w:t>1) Состав инвестиционного портфеля и методы определения его качества</w:t>
+            </w:r>
+          </w:p>
+        </w:tc>
+      </w:tr>
+      <w:tr>
+        <w:trPr>
+          <w:trHeight w:val="276"/>
+        </w:trPr>
+        <w:tc>
+          <w:tcPr>
+            <w:tcW w:w="9214" w:type="dxa"/>
+          </w:tcPr>
+          <w:p>
+            <w:pPr>
+              <w:tabs>
+                <w:tab w:val="left" w:pos="1440"/>
+              </w:tabs>
+              <w:rPr>
+                <w:rFonts w:ascii="Times New Roman" w:eastAsia="Calibri" w:hAnsi="Times New Roman" w:cs="Times New Roman"/>
+                <w:sz w:val="22"/>
+                <w:szCs w:val="22"/>
+              </w:rPr>
+            </w:pPr>
+            <w:r>
+              <w:rPr>
+                <w:rFonts w:ascii="Times New Roman" w:eastAsia="Calibri" w:hAnsi="Times New Roman" w:cs="Times New Roman"/>
+                <w:sz w:val="22"/>
+                <w:szCs w:val="22"/>
+              </w:rPr>
+              <w:t xml:space="preserve">   1.1) Сущность и значение качества инвестиционного портфеля</w:t>
+            </w:r>
+          </w:p>
+        </w:tc>
+      </w:tr>
+      <w:tr>
+        <w:trPr>
+          <w:trHeight w:val="260"/>
+        </w:trPr>
+        <w:tc>
+          <w:tcPr>
+            <w:tcW w:w="9214" w:type="dxa"/>
+          </w:tcPr>
+          <w:p>
+            <w:pPr>
+              <w:tabs>
+                <w:tab w:val="left" w:pos="1440"/>
+              </w:tabs>
+              <w:rPr>
+                <w:rFonts w:ascii="Times New Roman" w:eastAsia="Calibri" w:hAnsi="Times New Roman" w:cs="Times New Roman"/>
+                <w:sz w:val="22"/>
+                <w:szCs w:val="22"/>
+              </w:rPr>
+            </w:pPr>
+            <w:r>
+              <w:rPr>
+                <w:rFonts w:ascii="Times New Roman" w:eastAsia="Calibri" w:hAnsi="Times New Roman" w:cs="Times New Roman"/>
+                <w:sz w:val="22"/>
+                <w:szCs w:val="22"/>
+              </w:rPr>
+              <w:t xml:space="preserve">   1.2) Факторы, определяющие </w:t>
+            </w:r>
+            <w:r>
+              <w:rPr>
+                <w:rFonts w:ascii="Times New Roman" w:eastAsia="Calibri" w:hAnsi="Times New Roman" w:cs="Times New Roman"/>
+                <w:sz w:val="22"/>
+                <w:szCs w:val="22"/>
+              </w:rPr>
+              <w:t>качес</w:t>
+            </w:r>
+            <w:r>
+              <w:rPr>
+                <w:rFonts w:ascii="Times New Roman" w:eastAsia="Calibri" w:hAnsi="Times New Roman" w:cs="Times New Roman"/>
+                <w:sz w:val="22"/>
+                <w:szCs w:val="22"/>
+              </w:rPr>
+              <w:t>тво</w:t>
+            </w:r>
+            <w:r>
+              <w:rPr>
+                <w:rFonts w:ascii="Times New Roman" w:eastAsia="Calibri" w:hAnsi="Times New Roman" w:cs="Times New Roman"/>
+                <w:sz w:val="22"/>
+                <w:szCs w:val="22"/>
+              </w:rPr>
+              <w:t xml:space="preserve"> инвестиционного портфеля</w:t>
+            </w:r>
+          </w:p>
+        </w:tc>
+      </w:tr>
+      <w:tr>
+        <w:trPr>
+          <w:trHeight w:val="276"/>
+        </w:trPr>
+        <w:tc>
+          <w:tcPr>
+            <w:tcW w:w="9214" w:type="dxa"/>
+          </w:tcPr>
+          <w:p>
+            <w:pPr>
+              <w:tabs>
+                <w:tab w:val="left" w:pos="1440"/>
+              </w:tabs>
+              <w:rPr>
+                <w:rFonts w:ascii="Times New Roman" w:eastAsia="Calibri" w:hAnsi="Times New Roman" w:cs="Times New Roman"/>
+                <w:sz w:val="22"/>
+                <w:szCs w:val="22"/>
+              </w:rPr>
+            </w:pPr>
+            <w:r>
+              <w:rPr>
+                <w:rFonts w:ascii="Times New Roman" w:eastAsia="Calibri" w:hAnsi="Times New Roman" w:cs="Times New Roman"/>
+                <w:sz w:val="22"/>
+                <w:szCs w:val="22"/>
+              </w:rPr>
+              <w:t xml:space="preserve">   1.3) Инвестиционная привлекательность предприятия как фактор </w:t>
+            </w:r>
+            <w:r>
+              <w:rPr>
+                <w:rFonts w:ascii="Times New Roman" w:eastAsia="Calibri" w:hAnsi="Times New Roman" w:cs="Times New Roman"/>
+                <w:sz w:val="22"/>
+                <w:szCs w:val="22"/>
+              </w:rPr>
+              <w:t>качества инвестиционного портфеля</w:t>
+            </w:r>
+          </w:p>
+        </w:tc>
+      </w:tr>
+      <w:tr>
+        <w:trPr>
+          <w:trHeight w:val="276"/>
+        </w:trPr>
+        <w:tc>
+          <w:tcPr>
+            <w:tcW w:w="9214" w:type="dxa"/>
+          </w:tcPr>
+          <w:p>
+            <w:pPr>
+              <w:tabs>
+                <w:tab w:val="left" w:pos="1440"/>
+              </w:tabs>
+              <w:rPr>
+                <w:rFonts w:ascii="Times New Roman" w:eastAsia="Calibri" w:hAnsi="Times New Roman" w:cs="Times New Roman"/>
+                <w:sz w:val="22"/>
+                <w:szCs w:val="22"/>
+              </w:rPr>
+            </w:pPr>
+            <w:r>
+              <w:rPr>
+                <w:rFonts w:ascii="Times New Roman" w:eastAsia="Calibri" w:hAnsi="Times New Roman" w:cs="Times New Roman"/>
+                <w:sz w:val="22"/>
+                <w:szCs w:val="22"/>
+              </w:rPr>
+              <w:t xml:space="preserve">2) Анализ </w:t>
+            </w:r>
+            <w:r>
+              <w:rPr>
+                <w:rFonts w:ascii="Times New Roman" w:eastAsia="Calibri" w:hAnsi="Times New Roman" w:cs="Times New Roman"/>
+                <w:sz w:val="22"/>
+                <w:szCs w:val="22"/>
+              </w:rPr>
+              <w:t>качества инвестиционного портфеля</w:t>
+            </w:r>
+            <w:r>
+              <w:rPr>
+                <w:rFonts w:ascii="Times New Roman" w:eastAsia="Calibri" w:hAnsi="Times New Roman" w:cs="Times New Roman"/>
+                <w:sz w:val="22"/>
+                <w:szCs w:val="22"/>
+              </w:rPr>
+              <w:t xml:space="preserve"> ОПИФ РФИ «ВИМ-Металлургия»</w:t>
+            </w:r>
+          </w:p>
+        </w:tc>
+      </w:tr>
+      <w:tr>
+        <w:trPr>
+          <w:trHeight w:val="276"/>
+        </w:trPr>
+        <w:tc>
+          <w:tcPr>
+            <w:tcW w:w="9214" w:type="dxa"/>
+          </w:tcPr>
+          <w:p>
+            <w:pPr>
+              <w:tabs>
+                <w:tab w:val="left" w:pos="1440"/>
+              </w:tabs>
+              <w:rPr>
+                <w:rFonts w:ascii="Times New Roman" w:eastAsia="Calibri" w:hAnsi="Times New Roman" w:cs="Times New Roman"/>
+                <w:sz w:val="22"/>
+                <w:szCs w:val="22"/>
+              </w:rPr>
+            </w:pPr>
+            <w:r>
+              <w:rPr>
+                <w:rFonts w:ascii="Times New Roman" w:eastAsia="Calibri" w:hAnsi="Times New Roman" w:cs="Times New Roman"/>
+                <w:sz w:val="22"/>
+                <w:szCs w:val="22"/>
+              </w:rPr>
+              <w:t xml:space="preserve">   2.1) Финансово-экономическая характеристика </w:t>
+            </w:r>
+            <w:r>
+              <w:rPr>
+                <w:rFonts w:ascii="Times New Roman" w:eastAsia="Calibri" w:hAnsi="Times New Roman" w:cs="Times New Roman"/>
+                <w:sz w:val="22"/>
+                <w:szCs w:val="22"/>
+              </w:rPr>
+              <w:t>ОПИФ РФИ «ВИМ-Металлургия»</w:t>
+            </w:r>
+          </w:p>
+        </w:tc>
+      </w:tr>
+      <w:tr>
+        <w:trPr>
+          <w:trHeight w:val="260"/>
+        </w:trPr>
+        <w:tc>
+          <w:tcPr>
+            <w:tcW w:w="9214" w:type="dxa"/>
+          </w:tcPr>
+          <w:p>
+            <w:pPr>
+              <w:tabs>
+                <w:tab w:val="left" w:pos="1440"/>
+              </w:tabs>
+              <w:rPr>
+                <w:rFonts w:ascii="Times New Roman" w:eastAsia="Calibri" w:hAnsi="Times New Roman" w:cs="Times New Roman"/>
+                <w:sz w:val="22"/>
+                <w:szCs w:val="22"/>
+              </w:rPr>
+            </w:pPr>
+            <w:r>
+              <w:rPr>
+                <w:rFonts w:ascii="Times New Roman" w:eastAsia="Calibri" w:hAnsi="Times New Roman" w:cs="Times New Roman"/>
+                <w:sz w:val="22"/>
+                <w:szCs w:val="22"/>
+              </w:rPr>
+              <w:t xml:space="preserve">   2.2) Оценка инвестиционной привлекательности крупнейших объектов инвестирования </w:t>
+            </w:r>
+            <w:r>
+              <w:rPr>
+                <w:rFonts w:ascii="Times New Roman" w:eastAsia="Calibri" w:hAnsi="Times New Roman" w:cs="Times New Roman"/>
+                <w:sz w:val="22"/>
+                <w:szCs w:val="22"/>
+              </w:rPr>
+              <w:t>ОПИФ РФИ «ВИМ-Металлургия»</w:t>
+            </w:r>
+          </w:p>
+        </w:tc>
+      </w:tr>
+      <w:tr>
+        <w:trPr>
+          <w:trHeight w:val="276"/>
+        </w:trPr>
+        <w:tc>
+          <w:tcPr>
+            <w:tcW w:w="9214" w:type="dxa"/>
+          </w:tcPr>
+          <w:p>
+            <w:pPr>
+              <w:tabs>
+                <w:tab w:val="left" w:pos="1440"/>
+              </w:tabs>
+              <w:rPr>
+                <w:rFonts w:ascii="Times New Roman" w:eastAsia="Calibri" w:hAnsi="Times New Roman" w:cs="Times New Roman"/>
+                <w:sz w:val="22"/>
+                <w:szCs w:val="22"/>
+              </w:rPr>
+            </w:pPr>
+            <w:r>
+              <w:rPr>
+                <w:rFonts w:ascii="Times New Roman" w:eastAsia="Calibri" w:hAnsi="Times New Roman" w:cs="Times New Roman"/>
+                <w:sz w:val="22"/>
+                <w:szCs w:val="22"/>
+              </w:rPr>
+              <w:t xml:space="preserve">   2.3) Анализ показателей качества инвестиционного портфеля </w:t>
+            </w:r>
+            <w:r>
+              <w:rPr>
+                <w:rFonts w:ascii="Times New Roman" w:eastAsia="Calibri" w:hAnsi="Times New Roman" w:cs="Times New Roman"/>
+                <w:sz w:val="22"/>
+                <w:szCs w:val="22"/>
+              </w:rPr>
+              <w:t>ОПИФ РФИ «ВИМ-Металлургия»</w:t>
+            </w:r>
+          </w:p>
+        </w:tc>
+      </w:tr>
+      <w:tr>
+        <w:trPr>
+          <w:trHeight w:val="292"/>
+        </w:trPr>
+        <w:tc>
+          <w:tcPr>
+            <w:tcW w:w="9214" w:type="dxa"/>
+          </w:tcPr>
+          <w:p>
+            <w:pPr>
+              <w:tabs>
+                <w:tab w:val="left" w:pos="1440"/>
+              </w:tabs>
+              <w:rPr>
+                <w:rFonts w:ascii="Times New Roman" w:eastAsia="Calibri" w:hAnsi="Times New Roman" w:cs="Times New Roman"/>
+                <w:sz w:val="22"/>
+                <w:szCs w:val="22"/>
+              </w:rPr>
+            </w:pPr>
+            <w:r>
+              <w:rPr>
+                <w:rFonts w:ascii="Times New Roman" w:eastAsia="Calibri" w:hAnsi="Times New Roman" w:cs="Times New Roman"/>
+                <w:sz w:val="22"/>
+                <w:szCs w:val="22"/>
+              </w:rPr>
+              <w:t xml:space="preserve">3) Разработка рекомендаций повышения качества инвестиционного портфеля </w:t>
+            </w:r>
+            <w:r>
+              <w:rPr>
+                <w:rFonts w:ascii="Times New Roman" w:eastAsia="Calibri" w:hAnsi="Times New Roman" w:cs="Times New Roman"/>
+                <w:sz w:val="22"/>
+                <w:szCs w:val="22"/>
+              </w:rPr>
+              <w:t>ОПИФ РФИ «ВИМ-Металлургия»</w:t>
+            </w:r>
+          </w:p>
+        </w:tc>
+      </w:tr>
+      <w:tr>
+        <w:trPr>
+          <w:trHeight w:val="292"/>
+        </w:trPr>
+        <w:tc>
+          <w:tcPr>
+            <w:tcW w:w="9214" w:type="dxa"/>
+          </w:tcPr>
+          <w:p>
+            <w:pPr>
+              <w:tabs>
+                <w:tab w:val="left" w:pos="1440"/>
+              </w:tabs>
+              <w:rPr>
+                <w:rFonts w:ascii="Times New Roman" w:eastAsia="Calibri" w:hAnsi="Times New Roman" w:cs="Times New Roman"/>
+                <w:sz w:val="22"/>
+                <w:szCs w:val="22"/>
+              </w:rPr>
+            </w:pPr>
+            <w:r>
+              <w:rPr>
+                <w:rFonts w:ascii="Times New Roman" w:eastAsia="Calibri" w:hAnsi="Times New Roman" w:cs="Times New Roman"/>
+                <w:sz w:val="22"/>
+                <w:szCs w:val="22"/>
+              </w:rPr>
+              <w:t xml:space="preserve">   3.1) Рекомендации по повышению доходности портфеля</w:t>
+            </w:r>
+          </w:p>
+        </w:tc>
+      </w:tr>
+      <w:tr>
+        <w:trPr>
+          <w:trHeight w:val="292"/>
+        </w:trPr>
+        <w:tc>
+          <w:tcPr>
+            <w:tcW w:w="9214" w:type="dxa"/>
+          </w:tcPr>
+          <w:p>
+            <w:pPr>
+              <w:tabs>
+                <w:tab w:val="left" w:pos="1440"/>
+              </w:tabs>
+              <w:rPr>
+                <w:rFonts w:ascii="Times New Roman" w:eastAsia="Calibri" w:hAnsi="Times New Roman" w:cs="Times New Roman"/>
+                <w:sz w:val="22"/>
+                <w:szCs w:val="22"/>
+              </w:rPr>
+            </w:pPr>
+            <w:r>
+              <w:rPr>
+                <w:rFonts w:ascii="Times New Roman" w:eastAsia="Calibri" w:hAnsi="Times New Roman" w:cs="Times New Roman"/>
+                <w:sz w:val="22"/>
+                <w:szCs w:val="22"/>
+              </w:rPr>
+              <w:t xml:space="preserve">   3.2) Рекомендации по диверсификации портфел</w:t>
+            </w:r>
+            <w:bookmarkStart w:id="0" w:name="_GoBack"/>
+            <w:bookmarkEnd w:id="0"/>
+            <w:r>
+              <w:rPr>
+                <w:rFonts w:ascii="Times New Roman" w:eastAsia="Calibri" w:hAnsi="Times New Roman" w:cs="Times New Roman"/>
+                <w:sz w:val="22"/>
+                <w:szCs w:val="22"/>
+              </w:rPr>
+              <w:t>я</w:t>
+            </w:r>
+          </w:p>
+        </w:tc>
+      </w:tr>
+      <w:tr>
+        <w:trPr>
+          <w:trHeight w:val="292"/>
+        </w:trPr>
+        <w:tc>
+          <w:tcPr>
+            <w:tcW w:w="9214" w:type="dxa"/>
+          </w:tcPr>
+          <w:p>
+            <w:pPr>
+              <w:tabs>
+                <w:tab w:val="left" w:pos="1440"/>
+              </w:tabs>
+              <w:rPr>
+                <w:rFonts w:ascii="Times New Roman" w:eastAsia="Calibri" w:hAnsi="Times New Roman" w:cs="Times New Roman"/>
+                <w:sz w:val="22"/>
+                <w:szCs w:val="22"/>
+              </w:rPr>
+            </w:pPr>
+          </w:p>
+        </w:tc>
+      </w:tr>
+      <w:tr>
+        <w:trPr>
+          <w:trHeight w:val="292"/>
+        </w:trPr>
+        <w:tc>
+          <w:tcPr>
+            <w:tcW w:w="9214" w:type="dxa"/>
+          </w:tcPr>
+          <w:p>
+            <w:pPr>
+              <w:tabs>
+                <w:tab w:val="left" w:pos="1440"/>
+              </w:tabs>
+              <w:rPr>
+                <w:rFonts w:ascii="Times New Roman" w:eastAsia="Calibri" w:hAnsi="Times New Roman" w:cs="Times New Roman"/>
+                <w:sz w:val="22"/>
+                <w:szCs w:val="22"/>
+              </w:rPr>
+            </w:pPr>
+          </w:p>
+        </w:tc>
+      </w:tr>
+    </w:tbl>
+    <w:p>
+      <w:pPr>
+        <w:tabs>
+          <w:tab w:val="left" w:pos="1440"/>
+        </w:tabs>
+        <w:ind w:left="-900"/>
+        <w:rPr>
+          <w:rFonts w:ascii="Times New Roman" w:hAnsi="Times New Roman" w:cs="Times New Roman"/>
+          <w:sz w:val="12"/>
+        </w:rPr>
+      </w:pPr>
+    </w:p>
+    <w:p>
+      <w:pPr>
+        <w:pStyle w:val="ac"/>
+        <w:numPr>
+          <w:ilvl w:val="0"/>
+          <w:numId w:val="2"/>
+        </w:numPr>
+        <w:spacing w:line="360" w:lineRule="auto"/>
+        <w:jc w:val="both"/>
+        <w:rPr>
+          <w:rFonts w:ascii="Times New Roman" w:hAnsi="Times New Roman"/>
+          <w:b/>
+          <w:sz w:val="28"/>
+          <w:szCs w:val="28"/>
+        </w:rPr>
+      </w:pPr>
+      <w:r>
+        <w:rPr>
+          <w:rFonts w:ascii="Times New Roman" w:hAnsi="Times New Roman"/>
+          <w:b/>
+          <w:sz w:val="28"/>
+          <w:szCs w:val="28"/>
+        </w:rPr>
+        <w:t>Объём</w:t>
+      </w:r>
+      <w:r>
+        <w:rPr>
+          <w:rFonts w:ascii="Times New Roman" w:hAnsi="Times New Roman"/>
+          <w:b/>
+          <w:sz w:val="28"/>
+          <w:szCs w:val="28"/>
+        </w:rPr>
+        <w:t xml:space="preserve"> графического материала</w:t>
+      </w:r>
+    </w:p>
+    <w:tbl>
+      <w:tblPr>
+        <w:tblW w:w="0" w:type="auto"/>
+        <w:tblInd w:w="108" w:type="dxa"/>
+        <w:tblBorders>
+          <w:top w:val="single" w:sz="4" w:space="0" w:color="auto"/>
+          <w:bottom w:val="single" w:sz="4" w:space="0" w:color="auto"/>
+          <w:insideH w:val="single" w:sz="4" w:space="0" w:color="auto"/>
+          <w:insideV w:val="single" w:sz="4" w:space="0" w:color="auto"/>
+        </w:tblBorders>
+        <w:tblLook w:val="04A0" w:firstRow="1" w:lastRow="0" w:firstColumn="1" w:lastColumn="0" w:noHBand="0" w:noVBand="1"/>
+      </w:tblPr>
+      <w:tblGrid>
+        <w:gridCol w:w="4820"/>
+        <w:gridCol w:w="4394"/>
+      </w:tblGrid>
+      <w:tr>
+        <w:trPr>
+          <w:trHeight w:val="260"/>
+        </w:trPr>
+        <w:tc>
+          <w:tcPr>
+            <w:tcW w:w="4820" w:type="dxa"/>
+            <w:tcBorders>
+              <w:top w:val="nil"/>
+              <w:bottom w:val="nil"/>
+              <w:right w:val="nil"/>
+            </w:tcBorders>
+          </w:tcPr>
+          <w:p>
+            <w:pPr>
+              <w:tabs>
+                <w:tab w:val="left" w:pos="1440"/>
+              </w:tabs>
+              <w:rPr>
+                <w:rFonts w:ascii="Times New Roman" w:eastAsia="Calibri" w:hAnsi="Times New Roman" w:cs="Times New Roman"/>
+                <w:b/>
+                <w:sz w:val="28"/>
+                <w:szCs w:val="28"/>
+              </w:rPr>
+            </w:pPr>
+            <w:r>
+              <w:rPr>
+                <w:rFonts w:ascii="Times New Roman" w:eastAsia="Calibri" w:hAnsi="Times New Roman" w:cs="Times New Roman"/>
+                <w:b/>
+                <w:sz w:val="28"/>
+                <w:szCs w:val="28"/>
+              </w:rPr>
+              <w:t>Количество листов</w:t>
+            </w:r>
+          </w:p>
+        </w:tc>
+        <w:tc>
+          <w:tcPr>
+            <w:tcW w:w="4394" w:type="dxa"/>
+            <w:tcBorders>
+              <w:top w:val="nil"/>
+              <w:left w:val="nil"/>
+              <w:bottom w:val="single" w:sz="4" w:space="0" w:color="auto"/>
+            </w:tcBorders>
+          </w:tcPr>
+          <w:p>
+            <w:pPr>
+              <w:tabs>
+                <w:tab w:val="left" w:pos="1440"/>
+              </w:tabs>
+              <w:jc w:val="center"/>
+              <w:rPr>
+                <w:rFonts w:ascii="Times New Roman" w:eastAsia="Calibri" w:hAnsi="Times New Roman" w:cs="Times New Roman"/>
+                <w:sz w:val="22"/>
+                <w:szCs w:val="22"/>
+              </w:rPr>
+            </w:pPr>
+          </w:p>
+        </w:tc>
+      </w:tr>
+      <w:tr>
+        <w:trPr>
+          <w:trHeight w:val="178"/>
+        </w:trPr>
+        <w:tc>
+          <w:tcPr>
+            <w:tcW w:w="4820" w:type="dxa"/>
+            <w:tcBorders>
+              <w:top w:val="nil"/>
+              <w:bottom w:val="nil"/>
+              <w:right w:val="nil"/>
+            </w:tcBorders>
+          </w:tcPr>
+          <w:p>
+            <w:pPr>
+              <w:tabs>
+                <w:tab w:val="left" w:pos="1440"/>
+              </w:tabs>
+              <w:rPr>
+                <w:rFonts w:ascii="Times New Roman" w:eastAsia="Calibri" w:hAnsi="Times New Roman" w:cs="Times New Roman"/>
+                <w:b/>
+                <w:sz w:val="16"/>
+                <w:szCs w:val="16"/>
+              </w:rPr>
+            </w:pPr>
+          </w:p>
+        </w:tc>
+        <w:tc>
+          <w:tcPr>
+            <w:tcW w:w="4394" w:type="dxa"/>
+            <w:tcBorders>
+              <w:top w:val="single" w:sz="4" w:space="0" w:color="auto"/>
+              <w:left w:val="nil"/>
+              <w:bottom w:val="nil"/>
+            </w:tcBorders>
+          </w:tcPr>
+          <w:p>
+            <w:pPr>
+              <w:tabs>
+                <w:tab w:val="left" w:pos="1440"/>
+              </w:tabs>
+              <w:rPr>
+                <w:rFonts w:ascii="Times New Roman" w:eastAsia="Calibri" w:hAnsi="Times New Roman" w:cs="Times New Roman"/>
+                <w:sz w:val="16"/>
+                <w:szCs w:val="16"/>
+              </w:rPr>
+            </w:pPr>
+          </w:p>
+        </w:tc>
+      </w:tr>
+      <w:tr>
+        <w:trPr>
+          <w:trHeight w:val="260"/>
+        </w:trPr>
+        <w:tc>
+          <w:tcPr>
+            <w:tcW w:w="4820" w:type="dxa"/>
+            <w:tcBorders>
+              <w:top w:val="nil"/>
+              <w:bottom w:val="nil"/>
+              <w:right w:val="nil"/>
+            </w:tcBorders>
+          </w:tcPr>
+          <w:p>
+            <w:pPr>
+              <w:tabs>
+                <w:tab w:val="left" w:pos="1440"/>
+              </w:tabs>
+              <w:rPr>
+                <w:rFonts w:ascii="Times New Roman" w:eastAsia="Calibri" w:hAnsi="Times New Roman" w:cs="Times New Roman"/>
+                <w:b/>
+                <w:sz w:val="28"/>
+                <w:szCs w:val="28"/>
+              </w:rPr>
+            </w:pPr>
+            <w:r>
+              <w:rPr>
+                <w:rFonts w:ascii="Times New Roman" w:eastAsia="Calibri" w:hAnsi="Times New Roman" w:cs="Times New Roman"/>
+                <w:b/>
+                <w:sz w:val="28"/>
+                <w:szCs w:val="28"/>
+              </w:rPr>
+              <w:t>Количество слайдов в презентации</w:t>
+            </w:r>
+          </w:p>
+        </w:tc>
+        <w:tc>
+          <w:tcPr>
+            <w:tcW w:w="4394" w:type="dxa"/>
+            <w:tcBorders>
+              <w:top w:val="nil"/>
+              <w:left w:val="nil"/>
+              <w:bottom w:val="single" w:sz="4" w:space="0" w:color="auto"/>
+            </w:tcBorders>
+          </w:tcPr>
+          <w:p>
+            <w:pPr>
+              <w:tabs>
+                <w:tab w:val="left" w:pos="1440"/>
+              </w:tabs>
+              <w:jc w:val="center"/>
+              <w:rPr>
+                <w:rFonts w:ascii="Times New Roman" w:eastAsia="Calibri" w:hAnsi="Times New Roman" w:cs="Times New Roman"/>
+                <w:sz w:val="22"/>
+                <w:szCs w:val="22"/>
+              </w:rPr>
+            </w:pPr>
+          </w:p>
+        </w:tc>
+      </w:tr>
+      <w:tr>
+        <w:trPr>
+          <w:trHeight w:val="276"/>
+        </w:trPr>
+        <w:tc>
+          <w:tcPr>
+            <w:tcW w:w="4820" w:type="dxa"/>
+            <w:tcBorders>
+              <w:top w:val="nil"/>
+              <w:bottom w:val="nil"/>
+              <w:right w:val="nil"/>
+            </w:tcBorders>
+          </w:tcPr>
+          <w:p>
+            <w:pPr>
+              <w:tabs>
+                <w:tab w:val="left" w:pos="1440"/>
+              </w:tabs>
+              <w:rPr>
+                <w:rFonts w:ascii="Times New Roman" w:eastAsia="Calibri" w:hAnsi="Times New Roman" w:cs="Times New Roman"/>
+                <w:sz w:val="22"/>
+                <w:szCs w:val="22"/>
+              </w:rPr>
+            </w:pPr>
+          </w:p>
+        </w:tc>
+        <w:tc>
+          <w:tcPr>
+            <w:tcW w:w="4394" w:type="dxa"/>
+            <w:tcBorders>
+              <w:top w:val="single" w:sz="4" w:space="0" w:color="auto"/>
+              <w:left w:val="nil"/>
+              <w:bottom w:val="nil"/>
+            </w:tcBorders>
+          </w:tcPr>
+          <w:p>
+            <w:pPr>
+              <w:tabs>
+                <w:tab w:val="left" w:pos="1440"/>
+              </w:tabs>
+              <w:rPr>
+                <w:rFonts w:ascii="Times New Roman" w:eastAsia="Calibri" w:hAnsi="Times New Roman" w:cs="Times New Roman"/>
+                <w:sz w:val="22"/>
+                <w:szCs w:val="22"/>
+              </w:rPr>
+            </w:pPr>
+          </w:p>
+        </w:tc>
+      </w:tr>
+    </w:tbl>
+    <w:p>
+      <w:pPr>
+        <w:pStyle w:val="ac"/>
+        <w:spacing w:line="360" w:lineRule="auto"/>
+        <w:jc w:val="both"/>
+        <w:rPr>
+          <w:rFonts w:ascii="Times New Roman" w:hAnsi="Times New Roman"/>
+          <w:b/>
+          <w:sz w:val="12"/>
+          <w:szCs w:val="28"/>
+        </w:rPr>
+      </w:pPr>
+    </w:p>
+    <w:p>
+      <w:pPr>
+        <w:pStyle w:val="ac"/>
+        <w:numPr>
+          <w:ilvl w:val="0"/>
+          <w:numId w:val="2"/>
+        </w:numPr>
+        <w:spacing w:line="360" w:lineRule="auto"/>
+        <w:jc w:val="both"/>
+        <w:rPr>
+          <w:rFonts w:ascii="Times New Roman" w:hAnsi="Times New Roman"/>
+          <w:b/>
+          <w:sz w:val="28"/>
+          <w:szCs w:val="28"/>
+        </w:rPr>
+      </w:pPr>
+      <w:r>
+        <w:rPr>
+          <w:rFonts w:ascii="Times New Roman" w:hAnsi="Times New Roman"/>
+          <w:b/>
+          <w:sz w:val="28"/>
+          <w:szCs w:val="28"/>
+        </w:rPr>
+        <w:t>Рекомендуемая литература</w:t>
+      </w:r>
+    </w:p>
+    <w:tbl>
+      <w:tblPr>
+        <w:tblW w:w="0" w:type="auto"/>
+        <w:tblInd w:w="108" w:type="dxa"/>
+        <w:tblBorders>
+          <w:top w:val="single" w:sz="4" w:space="0" w:color="auto"/>
+          <w:bottom w:val="single" w:sz="4" w:space="0" w:color="auto"/>
+          <w:insideH w:val="single" w:sz="4" w:space="0" w:color="auto"/>
+          <w:insideV w:val="single" w:sz="4" w:space="0" w:color="auto"/>
+        </w:tblBorders>
+        <w:tblLook w:val="04A0" w:firstRow="1" w:lastRow="0" w:firstColumn="1" w:lastColumn="0" w:noHBand="0" w:noVBand="1"/>
+      </w:tblPr>
+      <w:tblGrid>
+        <w:gridCol w:w="9214"/>
+      </w:tblGrid>
+      <w:tr>
+        <w:trPr>
+          <w:trHeight w:val="260"/>
+        </w:trPr>
+        <w:tc>
+          <w:tcPr>
+            <w:tcW w:w="9214" w:type="dxa"/>
+            <w:tcBorders>
+              <w:top w:val="nil"/>
+            </w:tcBorders>
+          </w:tcPr>
+          <w:p>
+            <w:pPr>
+              <w:tabs>
+                <w:tab w:val="left" w:pos="1440"/>
+              </w:tabs>
+              <w:rPr>
+                <w:rFonts w:ascii="Times New Roman" w:eastAsia="Calibri" w:hAnsi="Times New Roman" w:cs="Times New Roman"/>
+                <w:sz w:val="22"/>
+                <w:szCs w:val="22"/>
+              </w:rPr>
+            </w:pPr>
+          </w:p>
+        </w:tc>
+      </w:tr>
+      <w:tr>
+        <w:trPr>
+          <w:trHeight w:val="276"/>
+        </w:trPr>
+        <w:tc>
+          <w:tcPr>
+            <w:tcW w:w="9214" w:type="dxa"/>
+          </w:tcPr>
+          <w:p>
+            <w:pPr>
+              <w:tabs>
+                <w:tab w:val="left" w:pos="1440"/>
+              </w:tabs>
+              <w:rPr>
+                <w:rFonts w:ascii="Times New Roman" w:eastAsia="Calibri" w:hAnsi="Times New Roman" w:cs="Times New Roman"/>
+                <w:sz w:val="22"/>
+                <w:szCs w:val="22"/>
+              </w:rPr>
+            </w:pPr>
+          </w:p>
+        </w:tc>
+      </w:tr>
+      <w:tr>
+        <w:trPr>
+          <w:trHeight w:val="260"/>
+        </w:trPr>
+        <w:tc>
+          <w:tcPr>
+            <w:tcW w:w="9214" w:type="dxa"/>
+          </w:tcPr>
+          <w:p>
+            <w:pPr>
+              <w:tabs>
+                <w:tab w:val="left" w:pos="1440"/>
+              </w:tabs>
+              <w:rPr>
+                <w:rFonts w:ascii="Times New Roman" w:eastAsia="Calibri" w:hAnsi="Times New Roman" w:cs="Times New Roman"/>
+                <w:sz w:val="22"/>
+                <w:szCs w:val="22"/>
+              </w:rPr>
+            </w:pPr>
+          </w:p>
+        </w:tc>
+      </w:tr>
+      <w:tr>
+        <w:trPr>
+          <w:trHeight w:val="276"/>
+        </w:trPr>
+        <w:tc>
+          <w:tcPr>
+            <w:tcW w:w="9214" w:type="dxa"/>
+          </w:tcPr>
+          <w:p>
+            <w:pPr>
+              <w:tabs>
+                <w:tab w:val="left" w:pos="1440"/>
+              </w:tabs>
+              <w:rPr>
+                <w:rFonts w:ascii="Times New Roman" w:eastAsia="Calibri" w:hAnsi="Times New Roman" w:cs="Times New Roman"/>
+                <w:sz w:val="22"/>
+                <w:szCs w:val="22"/>
+              </w:rPr>
+            </w:pPr>
+          </w:p>
+        </w:tc>
+      </w:tr>
+      <w:tr>
+        <w:trPr>
+          <w:trHeight w:val="276"/>
+        </w:trPr>
+        <w:tc>
+          <w:tcPr>
+            <w:tcW w:w="9214" w:type="dxa"/>
+          </w:tcPr>
+          <w:p>
+            <w:pPr>
+              <w:tabs>
+                <w:tab w:val="left" w:pos="1440"/>
+              </w:tabs>
+              <w:rPr>
+                <w:rFonts w:ascii="Times New Roman" w:eastAsia="Calibri" w:hAnsi="Times New Roman" w:cs="Times New Roman"/>
+                <w:sz w:val="22"/>
+                <w:szCs w:val="22"/>
+              </w:rPr>
+            </w:pPr>
+          </w:p>
+        </w:tc>
+      </w:tr>
+      <w:tr>
+        <w:trPr>
+          <w:trHeight w:val="260"/>
+        </w:trPr>
+        <w:tc>
+          <w:tcPr>
+            <w:tcW w:w="9214" w:type="dxa"/>
+          </w:tcPr>
+          <w:p>
+            <w:pPr>
+              <w:tabs>
+                <w:tab w:val="left" w:pos="1440"/>
+              </w:tabs>
+              <w:rPr>
+                <w:rFonts w:ascii="Times New Roman" w:eastAsia="Calibri" w:hAnsi="Times New Roman" w:cs="Times New Roman"/>
+                <w:sz w:val="22"/>
+                <w:szCs w:val="22"/>
+              </w:rPr>
+            </w:pPr>
+          </w:p>
+        </w:tc>
+      </w:tr>
+      <w:tr>
+        <w:trPr>
+          <w:trHeight w:val="276"/>
+        </w:trPr>
+        <w:tc>
+          <w:tcPr>
+            <w:tcW w:w="9214" w:type="dxa"/>
+          </w:tcPr>
+          <w:p>
+            <w:pPr>
+              <w:tabs>
+                <w:tab w:val="left" w:pos="1440"/>
+              </w:tabs>
+              <w:rPr>
+                <w:rFonts w:ascii="Times New Roman" w:eastAsia="Calibri" w:hAnsi="Times New Roman" w:cs="Times New Roman"/>
+                <w:sz w:val="22"/>
+                <w:szCs w:val="22"/>
+              </w:rPr>
+            </w:pPr>
+          </w:p>
+        </w:tc>
+      </w:tr>
+      <w:tr>
+        <w:trPr>
+          <w:trHeight w:val="276"/>
+        </w:trPr>
+        <w:tc>
+          <w:tcPr>
+            <w:tcW w:w="9214" w:type="dxa"/>
+          </w:tcPr>
+          <w:p>
+            <w:pPr>
+              <w:tabs>
+                <w:tab w:val="left" w:pos="1440"/>
+              </w:tabs>
+              <w:rPr>
+                <w:rFonts w:ascii="Times New Roman" w:eastAsia="Calibri" w:hAnsi="Times New Roman" w:cs="Times New Roman"/>
+                <w:sz w:val="22"/>
+                <w:szCs w:val="22"/>
+              </w:rPr>
+            </w:pPr>
+          </w:p>
+        </w:tc>
+      </w:tr>
+      <w:tr>
+        <w:trPr>
+          <w:trHeight w:val="276"/>
+        </w:trPr>
+        <w:tc>
+          <w:tcPr>
+            <w:tcW w:w="9214" w:type="dxa"/>
+          </w:tcPr>
+          <w:p>
+            <w:pPr>
+              <w:tabs>
+                <w:tab w:val="left" w:pos="1440"/>
+              </w:tabs>
+              <w:rPr>
+                <w:rFonts w:ascii="Times New Roman" w:eastAsia="Calibri" w:hAnsi="Times New Roman" w:cs="Times New Roman"/>
+                <w:sz w:val="22"/>
+                <w:szCs w:val="22"/>
+              </w:rPr>
+            </w:pPr>
+          </w:p>
+        </w:tc>
+      </w:tr>
+      <w:tr>
+        <w:trPr>
+          <w:trHeight w:val="276"/>
+        </w:trPr>
+        <w:tc>
+          <w:tcPr>
+            <w:tcW w:w="9214" w:type="dxa"/>
+          </w:tcPr>
+          <w:p>
+            <w:pPr>
+              <w:tabs>
+                <w:tab w:val="left" w:pos="1440"/>
+              </w:tabs>
+              <w:rPr>
+                <w:rFonts w:ascii="Times New Roman" w:eastAsia="Calibri" w:hAnsi="Times New Roman" w:cs="Times New Roman"/>
+                <w:sz w:val="22"/>
+                <w:szCs w:val="22"/>
+              </w:rPr>
+            </w:pPr>
+          </w:p>
+        </w:tc>
+      </w:tr>
+      <w:tr>
+        <w:trPr>
+          <w:trHeight w:val="276"/>
+        </w:trPr>
+        <w:tc>
+          <w:tcPr>
+            <w:tcW w:w="9214" w:type="dxa"/>
+          </w:tcPr>
+          <w:p>
+            <w:pPr>
+              <w:tabs>
+                <w:tab w:val="left" w:pos="1440"/>
+              </w:tabs>
+              <w:rPr>
+                <w:rFonts w:ascii="Times New Roman" w:eastAsia="Calibri" w:hAnsi="Times New Roman" w:cs="Times New Roman"/>
+                <w:sz w:val="22"/>
+                <w:szCs w:val="22"/>
+              </w:rPr>
+            </w:pPr>
+          </w:p>
+        </w:tc>
+      </w:tr>
+      <w:tr>
+        <w:trPr>
+          <w:trHeight w:val="276"/>
+        </w:trPr>
+        <w:tc>
+          <w:tcPr>
+            <w:tcW w:w="9214" w:type="dxa"/>
+          </w:tcPr>
+          <w:p>
+            <w:pPr>
+              <w:tabs>
+                <w:tab w:val="left" w:pos="1440"/>
+              </w:tabs>
+              <w:rPr>
+                <w:rFonts w:ascii="Times New Roman" w:eastAsia="Calibri" w:hAnsi="Times New Roman" w:cs="Times New Roman"/>
+                <w:sz w:val="22"/>
+                <w:szCs w:val="22"/>
+              </w:rPr>
+            </w:pPr>
+          </w:p>
+        </w:tc>
+      </w:tr>
+    </w:tbl>
+    <w:p>
+      <w:pPr>
+        <w:pStyle w:val="ac"/>
+        <w:spacing w:line="360" w:lineRule="auto"/>
+        <w:jc w:val="both"/>
+        <w:rPr>
+          <w:rFonts w:ascii="Times New Roman" w:hAnsi="Times New Roman"/>
+          <w:b/>
+          <w:sz w:val="12"/>
+          <w:szCs w:val="28"/>
+        </w:rPr>
+      </w:pPr>
+    </w:p>
+    <w:p>
+      <w:pPr>
+        <w:rPr>
+          <w:rFonts w:ascii="Times New Roman" w:hAnsi="Times New Roman"/>
+          <w:b/>
+          <w:sz w:val="12"/>
+          <w:szCs w:val="28"/>
+        </w:rPr>
+      </w:pPr>
+      <w:r>
+        <w:rPr>
+          <w:rFonts w:ascii="Times New Roman" w:hAnsi="Times New Roman"/>
+          <w:b/>
+          <w:sz w:val="12"/>
+          <w:szCs w:val="28"/>
+        </w:rPr>
+        <w:br w:type="page"/>
+      </w:r>
+    </w:p>
+    <w:p>
+      <w:pPr>
+        <w:pStyle w:val="ac"/>
+        <w:numPr>
+          <w:ilvl w:val="0"/>
+          <w:numId w:val="2"/>
+        </w:numPr>
+        <w:spacing w:line="360" w:lineRule="auto"/>
+        <w:jc w:val="both"/>
+        <w:rPr>
+          <w:rFonts w:ascii="Times New Roman" w:hAnsi="Times New Roman"/>
+          <w:b/>
+          <w:sz w:val="28"/>
+          <w:szCs w:val="28"/>
+        </w:rPr>
+      </w:pPr>
+      <w:r>
+        <w:rPr>
+          <w:rFonts w:ascii="Times New Roman" w:hAnsi="Times New Roman"/>
+          <w:b/>
+          <w:sz w:val="28"/>
+          <w:szCs w:val="28"/>
+        </w:rPr>
+        <w:lastRenderedPageBreak/>
+        <w:t xml:space="preserve">План </w:t>
+      </w:r>
+      <w:r>
+        <w:rPr>
+          <w:rFonts w:ascii="Times New Roman" w:hAnsi="Times New Roman"/>
+          <w:b/>
+          <w:sz w:val="28"/>
+          <w:szCs w:val="28"/>
+        </w:rPr>
+        <w:t>выполнения</w:t>
+      </w:r>
+      <w:r>
+        <w:rPr>
+          <w:rFonts w:ascii="Times New Roman" w:hAnsi="Times New Roman"/>
+          <w:b/>
+          <w:sz w:val="28"/>
+          <w:szCs w:val="28"/>
+        </w:rPr>
+        <w:t xml:space="preserve"> выпускной квалификационной работ</w:t>
+      </w:r>
+      <w:r>
+        <w:rPr>
+          <w:rFonts w:ascii="Times New Roman" w:hAnsi="Times New Roman"/>
+          <w:b/>
+          <w:sz w:val="28"/>
+          <w:szCs w:val="28"/>
+        </w:rPr>
+        <w:t>ы</w:t>
+      </w:r>
+    </w:p>
+    <w:tbl>
+      <w:tblPr>
+        <w:tblW w:w="0" w:type="auto"/>
+        <w:tblInd w:w="108" w:type="dxa"/>
+        <w:tblBorders>
+          <w:top w:val="single" w:sz="4" w:space="0" w:color="000000"/>
+          <w:left w:val="single" w:sz="4" w:space="0" w:color="000000"/>
+          <w:bottom w:val="single" w:sz="4" w:space="0" w:color="000000"/>
+          <w:right w:val="single" w:sz="4" w:space="0" w:color="000000"/>
+          <w:insideH w:val="single" w:sz="4" w:space="0" w:color="000000"/>
+          <w:insideV w:val="single" w:sz="4" w:space="0" w:color="000000"/>
+        </w:tblBorders>
+        <w:tblLook w:val="04A0" w:firstRow="1" w:lastRow="0" w:firstColumn="1" w:lastColumn="0" w:noHBand="0" w:noVBand="1"/>
+      </w:tblPr>
+      <w:tblGrid>
+        <w:gridCol w:w="617"/>
+        <w:gridCol w:w="6092"/>
+        <w:gridCol w:w="1138"/>
+        <w:gridCol w:w="1389"/>
+      </w:tblGrid>
+      <w:tr>
+        <w:trPr>
+          <w:trHeight w:val="966"/>
+        </w:trPr>
+        <w:tc>
+          <w:tcPr>
+            <w:tcW w:w="509" w:type="dxa"/>
+          </w:tcPr>
+          <w:p>
+            <w:pPr>
+              <w:contextualSpacing/>
+              <w:jc w:val="both"/>
+              <w:rPr>
+                <w:rFonts w:ascii="Times New Roman" w:hAnsi="Times New Roman"/>
+                <w:b/>
+                <w:sz w:val="28"/>
+                <w:szCs w:val="28"/>
+              </w:rPr>
+            </w:pPr>
+            <w:r>
+              <w:rPr>
+                <w:rFonts w:ascii="Times New Roman" w:hAnsi="Times New Roman"/>
+                <w:b/>
+                <w:sz w:val="28"/>
+                <w:szCs w:val="28"/>
+              </w:rPr>
+              <w:t>№</w:t>
+            </w:r>
+          </w:p>
+          <w:p>
+            <w:pPr>
+              <w:contextualSpacing/>
+              <w:jc w:val="both"/>
+              <w:rPr>
+                <w:rFonts w:ascii="Times New Roman" w:hAnsi="Times New Roman"/>
+                <w:b/>
+                <w:sz w:val="28"/>
+                <w:szCs w:val="28"/>
+              </w:rPr>
+            </w:pPr>
+            <w:r>
+              <w:rPr>
+                <w:rFonts w:ascii="Times New Roman" w:hAnsi="Times New Roman"/>
+                <w:b/>
+                <w:sz w:val="28"/>
+                <w:szCs w:val="28"/>
+              </w:rPr>
+              <w:t>п\п</w:t>
+            </w:r>
+          </w:p>
+        </w:tc>
+        <w:tc>
+          <w:tcPr>
+            <w:tcW w:w="6106" w:type="dxa"/>
+          </w:tcPr>
+          <w:p>
+            <w:pPr>
+              <w:contextualSpacing/>
+              <w:jc w:val="center"/>
+              <w:rPr>
+                <w:rFonts w:ascii="Times New Roman" w:hAnsi="Times New Roman"/>
+                <w:b/>
+                <w:sz w:val="28"/>
+                <w:szCs w:val="28"/>
+              </w:rPr>
+            </w:pPr>
+            <w:r>
+              <w:rPr>
+                <w:rFonts w:ascii="Times New Roman" w:hAnsi="Times New Roman"/>
+                <w:b/>
+                <w:sz w:val="28"/>
+                <w:szCs w:val="28"/>
+              </w:rPr>
+              <w:t>Содержание разделов</w:t>
+            </w:r>
+          </w:p>
+        </w:tc>
+        <w:tc>
+          <w:tcPr>
+            <w:tcW w:w="1138" w:type="dxa"/>
+          </w:tcPr>
+          <w:p>
+            <w:pPr>
+              <w:contextualSpacing/>
+              <w:jc w:val="center"/>
+              <w:rPr>
+                <w:rFonts w:ascii="Times New Roman" w:hAnsi="Times New Roman"/>
+                <w:b/>
+                <w:sz w:val="28"/>
+                <w:szCs w:val="28"/>
+              </w:rPr>
+            </w:pPr>
+            <w:r>
+              <w:rPr>
+                <w:rFonts w:ascii="Times New Roman" w:hAnsi="Times New Roman"/>
+                <w:b/>
+                <w:sz w:val="28"/>
+                <w:szCs w:val="28"/>
+              </w:rPr>
+              <w:t>Срок</w:t>
+            </w:r>
+          </w:p>
+          <w:p>
+            <w:pPr>
+              <w:contextualSpacing/>
+              <w:jc w:val="center"/>
+              <w:rPr>
+                <w:rFonts w:ascii="Times New Roman" w:hAnsi="Times New Roman"/>
+                <w:b/>
+                <w:sz w:val="28"/>
+                <w:szCs w:val="28"/>
+              </w:rPr>
+            </w:pPr>
+            <w:r>
+              <w:rPr>
+                <w:rFonts w:ascii="Times New Roman" w:hAnsi="Times New Roman"/>
+                <w:b/>
+                <w:sz w:val="28"/>
+                <w:szCs w:val="28"/>
+              </w:rPr>
+              <w:t>выпол-</w:t>
+            </w:r>
+          </w:p>
+          <w:p>
+            <w:pPr>
+              <w:contextualSpacing/>
+              <w:jc w:val="center"/>
+              <w:rPr>
+                <w:rFonts w:ascii="Times New Roman" w:hAnsi="Times New Roman"/>
+                <w:b/>
+                <w:sz w:val="28"/>
+                <w:szCs w:val="28"/>
+              </w:rPr>
+            </w:pPr>
+            <w:r>
+              <w:rPr>
+                <w:rFonts w:ascii="Times New Roman" w:hAnsi="Times New Roman"/>
+                <w:b/>
+                <w:sz w:val="28"/>
+                <w:szCs w:val="28"/>
+              </w:rPr>
+              <w:t>нения</w:t>
+            </w:r>
+          </w:p>
+        </w:tc>
+        <w:tc>
+          <w:tcPr>
+            <w:tcW w:w="1389" w:type="dxa"/>
+          </w:tcPr>
+          <w:p>
+            <w:pPr>
+              <w:contextualSpacing/>
+              <w:jc w:val="center"/>
+              <w:rPr>
+                <w:rFonts w:ascii="Times New Roman" w:hAnsi="Times New Roman"/>
+                <w:b/>
+                <w:sz w:val="28"/>
+                <w:szCs w:val="28"/>
+              </w:rPr>
+            </w:pPr>
+            <w:r>
+              <w:rPr>
+                <w:rFonts w:ascii="Times New Roman" w:hAnsi="Times New Roman"/>
+                <w:b/>
+                <w:sz w:val="28"/>
+                <w:szCs w:val="28"/>
+              </w:rPr>
+              <w:t>Трудоём-</w:t>
+            </w:r>
+          </w:p>
+          <w:p>
+            <w:pPr>
+              <w:contextualSpacing/>
+              <w:jc w:val="center"/>
+              <w:rPr>
+                <w:rFonts w:ascii="Times New Roman" w:hAnsi="Times New Roman"/>
+                <w:b/>
+                <w:sz w:val="28"/>
+                <w:szCs w:val="28"/>
+                <w:lang w:val="en-US"/>
+              </w:rPr>
+            </w:pPr>
+            <w:r>
+              <w:rPr>
+                <w:rFonts w:ascii="Times New Roman" w:hAnsi="Times New Roman"/>
+                <w:b/>
+                <w:sz w:val="28"/>
+                <w:szCs w:val="28"/>
+              </w:rPr>
+              <w:t>к</w:t>
+            </w:r>
+            <w:r>
+              <w:rPr>
+                <w:rFonts w:ascii="Times New Roman" w:hAnsi="Times New Roman"/>
+                <w:b/>
+                <w:sz w:val="28"/>
+                <w:szCs w:val="28"/>
+              </w:rPr>
+              <w:t>ость</w:t>
+            </w:r>
+            <w:r>
+              <w:rPr>
+                <w:rFonts w:ascii="Times New Roman" w:hAnsi="Times New Roman"/>
+                <w:b/>
+                <w:sz w:val="28"/>
+                <w:szCs w:val="28"/>
+              </w:rPr>
+              <w:t>,</w:t>
+            </w:r>
+          </w:p>
+          <w:p>
+            <w:pPr>
+              <w:contextualSpacing/>
+              <w:jc w:val="center"/>
+              <w:rPr>
+                <w:rFonts w:ascii="Times New Roman" w:hAnsi="Times New Roman"/>
+                <w:b/>
+                <w:sz w:val="28"/>
+                <w:szCs w:val="28"/>
+              </w:rPr>
+            </w:pPr>
+            <w:r>
+              <w:rPr>
+                <w:rFonts w:ascii="Times New Roman" w:hAnsi="Times New Roman"/>
+                <w:b/>
+                <w:sz w:val="28"/>
+                <w:szCs w:val="28"/>
+              </w:rPr>
+              <w:t>%</w:t>
+            </w:r>
+          </w:p>
+        </w:tc>
+      </w:tr>
+      <w:tr>
+        <w:trPr>
+          <w:trHeight w:val="3857"/>
+        </w:trPr>
+        <w:tc>
+          <w:tcPr>
+            <w:tcW w:w="509" w:type="dxa"/>
+          </w:tcPr>
+          <w:p>
+            <w:pPr>
+              <w:spacing w:line="360" w:lineRule="auto"/>
+              <w:contextualSpacing/>
+              <w:jc w:val="center"/>
+              <w:rPr>
+                <w:rFonts w:ascii="Times New Roman" w:hAnsi="Times New Roman"/>
+                <w:sz w:val="28"/>
+                <w:szCs w:val="28"/>
+              </w:rPr>
+            </w:pPr>
+            <w:r>
+              <w:rPr>
+                <w:rFonts w:ascii="Times New Roman" w:hAnsi="Times New Roman"/>
+                <w:sz w:val="28"/>
+                <w:szCs w:val="28"/>
+                <w:lang w:val="en-US"/>
+              </w:rPr>
+              <w:t>I</w:t>
+            </w:r>
+            <w:r>
+              <w:rPr>
+                <w:rFonts w:ascii="Times New Roman" w:hAnsi="Times New Roman"/>
+                <w:sz w:val="28"/>
+                <w:szCs w:val="28"/>
+              </w:rPr>
+              <w:t>.</w:t>
+            </w:r>
+          </w:p>
+        </w:tc>
+        <w:tc>
+          <w:tcPr>
+            <w:tcW w:w="6106" w:type="dxa"/>
+          </w:tcPr>
+          <w:p>
+            <w:pPr>
+              <w:spacing w:line="360" w:lineRule="auto"/>
+              <w:contextualSpacing/>
+              <w:jc w:val="center"/>
+              <w:rPr>
+                <w:rFonts w:ascii="Times New Roman" w:hAnsi="Times New Roman"/>
+                <w:sz w:val="28"/>
+                <w:szCs w:val="28"/>
+              </w:rPr>
+            </w:pPr>
+          </w:p>
+          <w:p>
+            <w:pPr>
+              <w:spacing w:line="360" w:lineRule="auto"/>
+              <w:contextualSpacing/>
+              <w:jc w:val="center"/>
+              <w:rPr>
+                <w:rFonts w:ascii="Times New Roman" w:hAnsi="Times New Roman"/>
+                <w:sz w:val="28"/>
+                <w:szCs w:val="28"/>
+              </w:rPr>
+            </w:pPr>
+          </w:p>
+          <w:p>
+            <w:pPr>
+              <w:spacing w:line="360" w:lineRule="auto"/>
+              <w:contextualSpacing/>
+              <w:jc w:val="center"/>
+              <w:rPr>
+                <w:rFonts w:ascii="Times New Roman" w:hAnsi="Times New Roman"/>
+                <w:sz w:val="28"/>
+                <w:szCs w:val="28"/>
+              </w:rPr>
+            </w:pPr>
+          </w:p>
+          <w:p>
+            <w:pPr>
+              <w:spacing w:line="360" w:lineRule="auto"/>
+              <w:contextualSpacing/>
+              <w:jc w:val="center"/>
+              <w:rPr>
+                <w:rFonts w:ascii="Times New Roman" w:hAnsi="Times New Roman"/>
+                <w:sz w:val="28"/>
+                <w:szCs w:val="28"/>
+              </w:rPr>
+            </w:pPr>
+          </w:p>
+          <w:p>
+            <w:pPr>
+              <w:spacing w:line="360" w:lineRule="auto"/>
+              <w:contextualSpacing/>
+              <w:jc w:val="center"/>
+              <w:rPr>
+                <w:rFonts w:ascii="Times New Roman" w:hAnsi="Times New Roman"/>
+                <w:sz w:val="28"/>
+                <w:szCs w:val="28"/>
+              </w:rPr>
+            </w:pPr>
+          </w:p>
+          <w:p>
+            <w:pPr>
+              <w:spacing w:line="360" w:lineRule="auto"/>
+              <w:contextualSpacing/>
+              <w:jc w:val="center"/>
+              <w:rPr>
+                <w:rFonts w:ascii="Times New Roman" w:hAnsi="Times New Roman"/>
+                <w:sz w:val="28"/>
+                <w:szCs w:val="28"/>
+                <w:lang w:val="en-US"/>
+              </w:rPr>
+            </w:pPr>
+          </w:p>
+          <w:p>
+            <w:pPr>
+              <w:spacing w:line="360" w:lineRule="auto"/>
+              <w:contextualSpacing/>
+              <w:jc w:val="center"/>
+              <w:rPr>
+                <w:rFonts w:ascii="Times New Roman" w:hAnsi="Times New Roman"/>
+                <w:sz w:val="28"/>
+                <w:szCs w:val="28"/>
+              </w:rPr>
+            </w:pPr>
+          </w:p>
+          <w:p>
+            <w:pPr>
+              <w:spacing w:line="360" w:lineRule="auto"/>
+              <w:contextualSpacing/>
+              <w:jc w:val="center"/>
+              <w:rPr>
+                <w:rFonts w:ascii="Times New Roman" w:hAnsi="Times New Roman"/>
+                <w:sz w:val="28"/>
+                <w:szCs w:val="28"/>
+              </w:rPr>
+            </w:pPr>
+          </w:p>
+        </w:tc>
+        <w:tc>
+          <w:tcPr>
+            <w:tcW w:w="1138" w:type="dxa"/>
+          </w:tcPr>
+          <w:p>
+            <w:pPr>
+              <w:spacing w:line="360" w:lineRule="auto"/>
+              <w:contextualSpacing/>
+              <w:jc w:val="center"/>
+              <w:rPr>
+                <w:rFonts w:ascii="Times New Roman" w:hAnsi="Times New Roman"/>
+                <w:sz w:val="28"/>
+                <w:szCs w:val="28"/>
+              </w:rPr>
+            </w:pPr>
+          </w:p>
+        </w:tc>
+        <w:tc>
+          <w:tcPr>
+            <w:tcW w:w="1389" w:type="dxa"/>
+          </w:tcPr>
+          <w:p>
+            <w:pPr>
+              <w:spacing w:line="360" w:lineRule="auto"/>
+              <w:contextualSpacing/>
+              <w:jc w:val="center"/>
+              <w:rPr>
+                <w:rFonts w:ascii="Times New Roman" w:hAnsi="Times New Roman"/>
+                <w:sz w:val="28"/>
+                <w:szCs w:val="28"/>
+              </w:rPr>
+            </w:pPr>
+          </w:p>
+        </w:tc>
+      </w:tr>
+      <w:tr>
+        <w:trPr>
+          <w:trHeight w:val="2871"/>
+        </w:trPr>
+        <w:tc>
+          <w:tcPr>
+            <w:tcW w:w="509" w:type="dxa"/>
+          </w:tcPr>
+          <w:p>
+            <w:pPr>
+              <w:spacing w:line="360" w:lineRule="auto"/>
+              <w:contextualSpacing/>
+              <w:jc w:val="center"/>
+              <w:rPr>
+                <w:rFonts w:ascii="Times New Roman" w:hAnsi="Times New Roman"/>
+                <w:sz w:val="28"/>
+                <w:szCs w:val="28"/>
+              </w:rPr>
+            </w:pPr>
+            <w:r>
+              <w:rPr>
+                <w:rFonts w:ascii="Times New Roman" w:hAnsi="Times New Roman"/>
+                <w:sz w:val="28"/>
+                <w:szCs w:val="28"/>
+                <w:lang w:val="en-US"/>
+              </w:rPr>
+              <w:t>II</w:t>
+            </w:r>
+            <w:r>
+              <w:rPr>
+                <w:rFonts w:ascii="Times New Roman" w:hAnsi="Times New Roman"/>
+                <w:sz w:val="28"/>
+                <w:szCs w:val="28"/>
+              </w:rPr>
+              <w:t>.</w:t>
+            </w:r>
+          </w:p>
+        </w:tc>
+        <w:tc>
+          <w:tcPr>
+            <w:tcW w:w="6106" w:type="dxa"/>
+          </w:tcPr>
+          <w:p>
+            <w:pPr>
+              <w:spacing w:line="360" w:lineRule="auto"/>
+              <w:contextualSpacing/>
+              <w:jc w:val="center"/>
+              <w:rPr>
+                <w:rFonts w:ascii="Times New Roman" w:hAnsi="Times New Roman"/>
+                <w:sz w:val="28"/>
+                <w:szCs w:val="28"/>
+              </w:rPr>
+            </w:pPr>
+          </w:p>
+          <w:p>
+            <w:pPr>
+              <w:spacing w:line="360" w:lineRule="auto"/>
+              <w:contextualSpacing/>
+              <w:jc w:val="center"/>
+              <w:rPr>
+                <w:rFonts w:ascii="Times New Roman" w:hAnsi="Times New Roman"/>
+                <w:sz w:val="28"/>
+                <w:szCs w:val="28"/>
+              </w:rPr>
+            </w:pPr>
+          </w:p>
+          <w:p>
+            <w:pPr>
+              <w:spacing w:line="360" w:lineRule="auto"/>
+              <w:contextualSpacing/>
+              <w:jc w:val="center"/>
+              <w:rPr>
+                <w:rFonts w:ascii="Times New Roman" w:hAnsi="Times New Roman"/>
+                <w:sz w:val="28"/>
+                <w:szCs w:val="28"/>
+              </w:rPr>
+            </w:pPr>
+          </w:p>
+          <w:p>
+            <w:pPr>
+              <w:spacing w:line="360" w:lineRule="auto"/>
+              <w:contextualSpacing/>
+              <w:jc w:val="center"/>
+              <w:rPr>
+                <w:rFonts w:ascii="Times New Roman" w:hAnsi="Times New Roman"/>
+                <w:sz w:val="28"/>
+                <w:szCs w:val="28"/>
+              </w:rPr>
+            </w:pPr>
+          </w:p>
+          <w:p>
+            <w:pPr>
+              <w:spacing w:line="360" w:lineRule="auto"/>
+              <w:contextualSpacing/>
+              <w:jc w:val="center"/>
+              <w:rPr>
+                <w:rFonts w:ascii="Times New Roman" w:hAnsi="Times New Roman"/>
+                <w:sz w:val="28"/>
+                <w:szCs w:val="28"/>
+              </w:rPr>
+            </w:pPr>
+          </w:p>
+          <w:p>
+            <w:pPr>
+              <w:spacing w:line="360" w:lineRule="auto"/>
+              <w:contextualSpacing/>
+              <w:jc w:val="center"/>
+              <w:rPr>
+                <w:rFonts w:ascii="Times New Roman" w:hAnsi="Times New Roman"/>
+                <w:sz w:val="28"/>
+                <w:szCs w:val="28"/>
+              </w:rPr>
+            </w:pPr>
+          </w:p>
+        </w:tc>
+        <w:tc>
+          <w:tcPr>
+            <w:tcW w:w="1138" w:type="dxa"/>
+          </w:tcPr>
+          <w:p>
+            <w:pPr>
+              <w:spacing w:line="360" w:lineRule="auto"/>
+              <w:contextualSpacing/>
+              <w:jc w:val="center"/>
+              <w:rPr>
+                <w:rFonts w:ascii="Times New Roman" w:hAnsi="Times New Roman"/>
+                <w:sz w:val="28"/>
+                <w:szCs w:val="28"/>
+              </w:rPr>
+            </w:pPr>
+          </w:p>
+        </w:tc>
+        <w:tc>
+          <w:tcPr>
+            <w:tcW w:w="1389" w:type="dxa"/>
+          </w:tcPr>
+          <w:p>
+            <w:pPr>
+              <w:spacing w:line="360" w:lineRule="auto"/>
+              <w:contextualSpacing/>
+              <w:jc w:val="center"/>
+              <w:rPr>
+                <w:rFonts w:ascii="Times New Roman" w:hAnsi="Times New Roman"/>
+                <w:sz w:val="28"/>
+                <w:szCs w:val="28"/>
+              </w:rPr>
+            </w:pPr>
+          </w:p>
+        </w:tc>
+      </w:tr>
+      <w:tr>
+        <w:trPr>
+          <w:trHeight w:val="1729"/>
+        </w:trPr>
+        <w:tc>
+          <w:tcPr>
+            <w:tcW w:w="509" w:type="dxa"/>
+          </w:tcPr>
+          <w:p>
+            <w:pPr>
+              <w:spacing w:line="360" w:lineRule="auto"/>
+              <w:contextualSpacing/>
+              <w:jc w:val="center"/>
+              <w:rPr>
+                <w:rFonts w:ascii="Times New Roman" w:hAnsi="Times New Roman"/>
+                <w:sz w:val="28"/>
+                <w:szCs w:val="28"/>
+              </w:rPr>
+            </w:pPr>
+            <w:r>
+              <w:rPr>
+                <w:rFonts w:ascii="Times New Roman" w:hAnsi="Times New Roman"/>
+                <w:sz w:val="28"/>
+                <w:szCs w:val="28"/>
+                <w:lang w:val="en-US"/>
+              </w:rPr>
+              <w:t>III</w:t>
+            </w:r>
+            <w:r>
+              <w:rPr>
+                <w:rFonts w:ascii="Times New Roman" w:hAnsi="Times New Roman"/>
+                <w:sz w:val="28"/>
+                <w:szCs w:val="28"/>
+              </w:rPr>
+              <w:t>.</w:t>
+            </w:r>
+          </w:p>
+        </w:tc>
+        <w:tc>
+          <w:tcPr>
+            <w:tcW w:w="6106" w:type="dxa"/>
+          </w:tcPr>
+          <w:p>
+            <w:pPr>
+              <w:spacing w:line="360" w:lineRule="auto"/>
+              <w:contextualSpacing/>
+              <w:jc w:val="center"/>
+              <w:rPr>
+                <w:rFonts w:ascii="Times New Roman" w:hAnsi="Times New Roman"/>
+                <w:sz w:val="28"/>
+                <w:szCs w:val="28"/>
+              </w:rPr>
+            </w:pPr>
+          </w:p>
+          <w:p>
+            <w:pPr>
+              <w:spacing w:line="360" w:lineRule="auto"/>
+              <w:contextualSpacing/>
+              <w:jc w:val="center"/>
+              <w:rPr>
+                <w:rFonts w:ascii="Times New Roman" w:hAnsi="Times New Roman"/>
+                <w:sz w:val="28"/>
+                <w:szCs w:val="28"/>
+              </w:rPr>
+            </w:pPr>
+          </w:p>
+          <w:p>
+            <w:pPr>
+              <w:spacing w:line="360" w:lineRule="auto"/>
+              <w:contextualSpacing/>
+              <w:jc w:val="center"/>
+              <w:rPr>
+                <w:rFonts w:ascii="Times New Roman" w:hAnsi="Times New Roman"/>
+                <w:sz w:val="28"/>
+                <w:szCs w:val="28"/>
+              </w:rPr>
+            </w:pPr>
+          </w:p>
+        </w:tc>
+        <w:tc>
+          <w:tcPr>
+            <w:tcW w:w="1138" w:type="dxa"/>
+          </w:tcPr>
+          <w:p>
+            <w:pPr>
+              <w:spacing w:line="360" w:lineRule="auto"/>
+              <w:contextualSpacing/>
+              <w:jc w:val="center"/>
+              <w:rPr>
+                <w:rFonts w:ascii="Times New Roman" w:hAnsi="Times New Roman"/>
+                <w:sz w:val="28"/>
+                <w:szCs w:val="28"/>
+              </w:rPr>
+            </w:pPr>
+          </w:p>
+        </w:tc>
+        <w:tc>
+          <w:tcPr>
+            <w:tcW w:w="1389" w:type="dxa"/>
+          </w:tcPr>
+          <w:p>
+            <w:pPr>
+              <w:spacing w:line="360" w:lineRule="auto"/>
+              <w:contextualSpacing/>
+              <w:jc w:val="center"/>
+              <w:rPr>
+                <w:rFonts w:ascii="Times New Roman" w:hAnsi="Times New Roman"/>
+                <w:sz w:val="28"/>
+                <w:szCs w:val="28"/>
+              </w:rPr>
+            </w:pPr>
+          </w:p>
+        </w:tc>
+      </w:tr>
+      <w:tr>
+        <w:trPr>
+          <w:trHeight w:val="2930"/>
+        </w:trPr>
+        <w:tc>
+          <w:tcPr>
+            <w:tcW w:w="509" w:type="dxa"/>
+          </w:tcPr>
+          <w:p>
+            <w:pPr>
+              <w:spacing w:line="360" w:lineRule="auto"/>
+              <w:contextualSpacing/>
+              <w:jc w:val="center"/>
+              <w:rPr>
+                <w:rFonts w:ascii="Times New Roman" w:hAnsi="Times New Roman"/>
+                <w:sz w:val="28"/>
+                <w:szCs w:val="28"/>
+              </w:rPr>
+            </w:pPr>
+            <w:r>
+              <w:rPr>
+                <w:rFonts w:ascii="Times New Roman" w:hAnsi="Times New Roman"/>
+                <w:sz w:val="28"/>
+                <w:szCs w:val="28"/>
+                <w:lang w:val="en-US"/>
+              </w:rPr>
+              <w:t>IV</w:t>
+            </w:r>
+            <w:r>
+              <w:rPr>
+                <w:rFonts w:ascii="Times New Roman" w:hAnsi="Times New Roman"/>
+                <w:sz w:val="28"/>
+                <w:szCs w:val="28"/>
+              </w:rPr>
+              <w:t>.</w:t>
+            </w:r>
+          </w:p>
+        </w:tc>
+        <w:tc>
+          <w:tcPr>
+            <w:tcW w:w="6106" w:type="dxa"/>
+          </w:tcPr>
+          <w:p>
+            <w:pPr>
+              <w:spacing w:line="360" w:lineRule="auto"/>
+              <w:contextualSpacing/>
+              <w:jc w:val="center"/>
+              <w:rPr>
+                <w:rFonts w:ascii="Times New Roman" w:hAnsi="Times New Roman"/>
+                <w:sz w:val="28"/>
+                <w:szCs w:val="28"/>
+              </w:rPr>
+            </w:pPr>
+            <w:r>
+              <w:rPr>
+                <w:rFonts w:ascii="Times New Roman" w:hAnsi="Times New Roman"/>
+                <w:sz w:val="28"/>
+                <w:szCs w:val="28"/>
+              </w:rPr>
+              <w:t xml:space="preserve">Оформление </w:t>
+            </w:r>
+            <w:r>
+              <w:rPr>
+                <w:rFonts w:ascii="Times New Roman" w:hAnsi="Times New Roman"/>
+                <w:sz w:val="28"/>
+                <w:szCs w:val="28"/>
+              </w:rPr>
+              <w:t>ВКР</w:t>
+            </w:r>
+          </w:p>
+          <w:p>
+            <w:pPr>
+              <w:spacing w:line="360" w:lineRule="auto"/>
+              <w:contextualSpacing/>
+              <w:jc w:val="center"/>
+              <w:rPr>
+                <w:rFonts w:ascii="Times New Roman" w:hAnsi="Times New Roman"/>
+                <w:sz w:val="28"/>
+                <w:szCs w:val="28"/>
+              </w:rPr>
+            </w:pPr>
+          </w:p>
+          <w:p>
+            <w:pPr>
+              <w:spacing w:line="360" w:lineRule="auto"/>
+              <w:contextualSpacing/>
+              <w:jc w:val="center"/>
+              <w:rPr>
+                <w:rFonts w:ascii="Times New Roman" w:hAnsi="Times New Roman"/>
+                <w:sz w:val="28"/>
+                <w:szCs w:val="28"/>
+              </w:rPr>
+            </w:pPr>
+          </w:p>
+          <w:p>
+            <w:pPr>
+              <w:spacing w:line="360" w:lineRule="auto"/>
+              <w:contextualSpacing/>
+              <w:jc w:val="center"/>
+              <w:rPr>
+                <w:rFonts w:ascii="Times New Roman" w:hAnsi="Times New Roman"/>
+                <w:sz w:val="28"/>
+                <w:szCs w:val="28"/>
+              </w:rPr>
+            </w:pPr>
+          </w:p>
+          <w:p>
+            <w:pPr>
+              <w:spacing w:line="360" w:lineRule="auto"/>
+              <w:contextualSpacing/>
+              <w:jc w:val="center"/>
+              <w:rPr>
+                <w:rFonts w:ascii="Times New Roman" w:hAnsi="Times New Roman"/>
+                <w:sz w:val="28"/>
+                <w:szCs w:val="28"/>
+              </w:rPr>
+            </w:pPr>
+          </w:p>
+          <w:p>
+            <w:pPr>
+              <w:spacing w:line="360" w:lineRule="auto"/>
+              <w:contextualSpacing/>
+              <w:jc w:val="center"/>
+              <w:rPr>
+                <w:rFonts w:ascii="Times New Roman" w:hAnsi="Times New Roman"/>
+                <w:sz w:val="28"/>
+                <w:szCs w:val="28"/>
+              </w:rPr>
+            </w:pPr>
+          </w:p>
+        </w:tc>
+        <w:tc>
+          <w:tcPr>
+            <w:tcW w:w="1138" w:type="dxa"/>
+          </w:tcPr>
+          <w:p>
+            <w:pPr>
+              <w:spacing w:line="360" w:lineRule="auto"/>
+              <w:contextualSpacing/>
+              <w:jc w:val="center"/>
+              <w:rPr>
+                <w:rFonts w:ascii="Times New Roman" w:hAnsi="Times New Roman"/>
+                <w:sz w:val="28"/>
+                <w:szCs w:val="28"/>
+              </w:rPr>
+            </w:pPr>
+          </w:p>
+        </w:tc>
+        <w:tc>
+          <w:tcPr>
+            <w:tcW w:w="1389" w:type="dxa"/>
+          </w:tcPr>
+          <w:p>
+            <w:pPr>
+              <w:spacing w:line="360" w:lineRule="auto"/>
+              <w:contextualSpacing/>
+              <w:jc w:val="center"/>
+              <w:rPr>
+                <w:rFonts w:ascii="Times New Roman" w:hAnsi="Times New Roman"/>
+                <w:sz w:val="28"/>
+                <w:szCs w:val="28"/>
+              </w:rPr>
+            </w:pPr>
+          </w:p>
+        </w:tc>
+      </w:tr>
+    </w:tbl>
+    <w:p>
+      <w:pPr>
+        <w:rPr>
+          <w:rFonts w:ascii="Times New Roman" w:hAnsi="Times New Roman"/>
+          <w:b/>
+          <w:sz w:val="28"/>
+          <w:szCs w:val="28"/>
+        </w:rPr>
+      </w:pPr>
+      <w:r>
+        <w:rPr>
+          <w:rFonts w:ascii="Times New Roman" w:hAnsi="Times New Roman"/>
+          <w:b/>
+          <w:sz w:val="28"/>
+          <w:szCs w:val="28"/>
+        </w:rPr>
+        <w:br w:type="page"/>
+      </w:r>
+    </w:p>
+    <w:p>
+      <w:pPr>
+        <w:pStyle w:val="ac"/>
+        <w:numPr>
+          <w:ilvl w:val="0"/>
+          <w:numId w:val="2"/>
+        </w:numPr>
+        <w:spacing w:line="360" w:lineRule="auto"/>
+        <w:jc w:val="both"/>
+        <w:rPr>
+          <w:rFonts w:ascii="Times New Roman" w:hAnsi="Times New Roman"/>
+          <w:b/>
+          <w:sz w:val="28"/>
+          <w:szCs w:val="28"/>
+        </w:rPr>
+      </w:pPr>
+      <w:r>
+        <w:rPr>
+          <w:rFonts w:ascii="Times New Roman" w:hAnsi="Times New Roman"/>
+          <w:b/>
+          <w:sz w:val="28"/>
+          <w:szCs w:val="28"/>
+        </w:rPr>
+        <w:lastRenderedPageBreak/>
+        <w:t>Консультации</w:t>
+      </w:r>
+      <w:r>
+        <w:rPr>
+          <w:rFonts w:ascii="Times New Roman" w:hAnsi="Times New Roman"/>
+          <w:b/>
+          <w:sz w:val="28"/>
+          <w:szCs w:val="28"/>
+        </w:rPr>
+        <w:t xml:space="preserve"> по ВКР</w:t>
+      </w:r>
+      <w:r>
+        <w:rPr>
+          <w:rFonts w:ascii="Times New Roman" w:hAnsi="Times New Roman"/>
+          <w:b/>
+          <w:sz w:val="28"/>
+          <w:szCs w:val="28"/>
+        </w:rPr>
+        <w:t xml:space="preserve"> (консультант)</w:t>
+      </w:r>
+    </w:p>
+    <w:tbl>
+      <w:tblPr>
+        <w:tblW w:w="0" w:type="auto"/>
+        <w:tblInd w:w="108" w:type="dxa"/>
+        <w:tblBorders>
+          <w:top w:val="single" w:sz="4" w:space="0" w:color="auto"/>
+          <w:bottom w:val="single" w:sz="4" w:space="0" w:color="auto"/>
+          <w:insideH w:val="single" w:sz="4" w:space="0" w:color="auto"/>
+          <w:insideV w:val="single" w:sz="4" w:space="0" w:color="auto"/>
+        </w:tblBorders>
+        <w:tblLook w:val="04A0" w:firstRow="1" w:lastRow="0" w:firstColumn="1" w:lastColumn="0" w:noHBand="0" w:noVBand="1"/>
+      </w:tblPr>
+      <w:tblGrid>
+        <w:gridCol w:w="4712"/>
+        <w:gridCol w:w="306"/>
+        <w:gridCol w:w="2671"/>
+        <w:gridCol w:w="283"/>
+        <w:gridCol w:w="1274"/>
+      </w:tblGrid>
+      <w:tr>
+        <w:trPr>
+          <w:trHeight w:val="153"/>
+        </w:trPr>
+        <w:tc>
+          <w:tcPr>
+            <w:tcW w:w="9246" w:type="dxa"/>
+            <w:gridSpan w:val="5"/>
+            <w:tcBorders>
+              <w:top w:val="nil"/>
+              <w:bottom w:val="nil"/>
+            </w:tcBorders>
+          </w:tcPr>
+          <w:p>
+            <w:pPr>
+              <w:tabs>
+                <w:tab w:val="left" w:pos="1440"/>
+              </w:tabs>
+              <w:rPr>
+                <w:rFonts w:ascii="Times New Roman" w:eastAsia="Calibri" w:hAnsi="Times New Roman" w:cs="Times New Roman"/>
+                <w:b/>
+                <w:sz w:val="28"/>
+                <w:szCs w:val="28"/>
+              </w:rPr>
+            </w:pPr>
+            <w:bookmarkStart w:id="1" w:name="OLE_LINK1"/>
+            <w:bookmarkStart w:id="2" w:name="OLE_LINK2"/>
+            <w:bookmarkStart w:id="3" w:name="OLE_LINK3"/>
+            <w:r>
+              <w:rPr>
+                <w:rFonts w:ascii="Times New Roman" w:eastAsia="Calibri" w:hAnsi="Times New Roman" w:cs="Times New Roman"/>
+                <w:b/>
+                <w:sz w:val="28"/>
+                <w:szCs w:val="28"/>
+              </w:rPr>
+              <w:t>Перечень разделов и заданий</w:t>
+            </w:r>
+            <w:bookmarkEnd w:id="1"/>
+            <w:bookmarkEnd w:id="2"/>
+            <w:bookmarkEnd w:id="3"/>
+            <w:r>
+              <w:rPr>
+                <w:rFonts w:ascii="Times New Roman" w:eastAsia="Calibri" w:hAnsi="Times New Roman" w:cs="Times New Roman"/>
+                <w:b/>
+                <w:sz w:val="28"/>
+                <w:szCs w:val="28"/>
+              </w:rPr>
+              <w:t>:</w:t>
+            </w:r>
+          </w:p>
+        </w:tc>
+      </w:tr>
+      <w:tr>
+        <w:trPr>
+          <w:trHeight w:val="1701"/>
+        </w:trPr>
+        <w:tc>
+          <w:tcPr>
+            <w:tcW w:w="9246" w:type="dxa"/>
+            <w:gridSpan w:val="5"/>
+            <w:tcBorders>
+              <w:top w:val="nil"/>
+              <w:bottom w:val="nil"/>
+            </w:tcBorders>
+          </w:tcPr>
+          <w:p>
+            <w:pPr>
+              <w:tabs>
+                <w:tab w:val="left" w:pos="1440"/>
+              </w:tabs>
+              <w:rPr>
+                <w:rFonts w:ascii="Times New Roman" w:eastAsia="Calibri" w:hAnsi="Times New Roman" w:cs="Times New Roman"/>
+                <w:sz w:val="16"/>
+                <w:szCs w:val="16"/>
+              </w:rPr>
+            </w:pPr>
+          </w:p>
+        </w:tc>
+      </w:tr>
+      <w:tr>
+        <w:trPr>
+          <w:trHeight w:val="82"/>
+        </w:trPr>
+        <w:tc>
+          <w:tcPr>
+            <w:tcW w:w="4712" w:type="dxa"/>
+            <w:tcBorders>
+              <w:top w:val="nil"/>
+              <w:bottom w:val="single" w:sz="4" w:space="0" w:color="auto"/>
+              <w:right w:val="nil"/>
+            </w:tcBorders>
+          </w:tcPr>
+          <w:p>
+            <w:pPr>
+              <w:tabs>
+                <w:tab w:val="left" w:pos="1440"/>
+              </w:tabs>
+              <w:jc w:val="center"/>
+              <w:rPr>
+                <w:rFonts w:ascii="Times New Roman" w:eastAsia="Calibri" w:hAnsi="Times New Roman" w:cs="Times New Roman"/>
+                <w:sz w:val="28"/>
+                <w:szCs w:val="28"/>
+              </w:rPr>
+            </w:pPr>
+          </w:p>
+        </w:tc>
+        <w:tc>
+          <w:tcPr>
+            <w:tcW w:w="306" w:type="dxa"/>
+            <w:tcBorders>
+              <w:top w:val="nil"/>
+              <w:left w:val="nil"/>
+              <w:bottom w:val="nil"/>
+              <w:right w:val="nil"/>
+            </w:tcBorders>
+          </w:tcPr>
+          <w:p>
+            <w:pPr>
+              <w:tabs>
+                <w:tab w:val="left" w:pos="1440"/>
+              </w:tabs>
+              <w:rPr>
+                <w:rFonts w:ascii="Times New Roman" w:eastAsia="Calibri" w:hAnsi="Times New Roman" w:cs="Times New Roman"/>
+                <w:sz w:val="28"/>
+                <w:szCs w:val="28"/>
+              </w:rPr>
+            </w:pPr>
+          </w:p>
+        </w:tc>
+        <w:tc>
+          <w:tcPr>
+            <w:tcW w:w="2671" w:type="dxa"/>
+            <w:tcBorders>
+              <w:top w:val="nil"/>
+              <w:left w:val="nil"/>
+              <w:bottom w:val="single" w:sz="4" w:space="0" w:color="auto"/>
+              <w:right w:val="nil"/>
+            </w:tcBorders>
+          </w:tcPr>
+          <w:p>
+            <w:pPr>
+              <w:tabs>
+                <w:tab w:val="left" w:pos="1440"/>
+              </w:tabs>
+              <w:rPr>
+                <w:rFonts w:ascii="Times New Roman" w:eastAsia="Calibri" w:hAnsi="Times New Roman" w:cs="Times New Roman"/>
+                <w:sz w:val="28"/>
+                <w:szCs w:val="28"/>
+              </w:rPr>
+            </w:pPr>
+          </w:p>
+        </w:tc>
+        <w:tc>
+          <w:tcPr>
+            <w:tcW w:w="283" w:type="dxa"/>
+            <w:tcBorders>
+              <w:top w:val="nil"/>
+              <w:left w:val="nil"/>
+              <w:bottom w:val="nil"/>
+              <w:right w:val="nil"/>
+            </w:tcBorders>
+          </w:tcPr>
+          <w:p>
+            <w:pPr>
+              <w:tabs>
+                <w:tab w:val="left" w:pos="1440"/>
+              </w:tabs>
+              <w:rPr>
+                <w:rFonts w:ascii="Times New Roman" w:eastAsia="Calibri" w:hAnsi="Times New Roman" w:cs="Times New Roman"/>
+                <w:sz w:val="28"/>
+                <w:szCs w:val="28"/>
+              </w:rPr>
+            </w:pPr>
+          </w:p>
+        </w:tc>
+        <w:tc>
+          <w:tcPr>
+            <w:tcW w:w="1274" w:type="dxa"/>
+            <w:tcBorders>
+              <w:top w:val="nil"/>
+              <w:left w:val="nil"/>
+              <w:bottom w:val="single" w:sz="4" w:space="0" w:color="auto"/>
+            </w:tcBorders>
+          </w:tcPr>
+          <w:p>
+            <w:pPr>
+              <w:tabs>
+                <w:tab w:val="left" w:pos="1440"/>
+              </w:tabs>
+              <w:rPr>
+                <w:rFonts w:ascii="Times New Roman" w:eastAsia="Calibri" w:hAnsi="Times New Roman" w:cs="Times New Roman"/>
+                <w:sz w:val="28"/>
+                <w:szCs w:val="28"/>
+              </w:rPr>
+            </w:pPr>
+          </w:p>
+        </w:tc>
+      </w:tr>
+      <w:tr>
+        <w:trPr>
+          <w:trHeight w:val="190"/>
+        </w:trPr>
+        <w:tc>
+          <w:tcPr>
+            <w:tcW w:w="4712" w:type="dxa"/>
+            <w:tcBorders>
+              <w:top w:val="single" w:sz="4" w:space="0" w:color="auto"/>
+              <w:bottom w:val="nil"/>
+              <w:right w:val="nil"/>
+            </w:tcBorders>
+          </w:tcPr>
+          <w:p>
+            <w:pPr>
+              <w:tabs>
+                <w:tab w:val="left" w:pos="1440"/>
+              </w:tabs>
+              <w:jc w:val="center"/>
+              <w:rPr>
+                <w:rFonts w:ascii="Times New Roman" w:eastAsia="Calibri" w:hAnsi="Times New Roman" w:cs="Times New Roman"/>
+                <w:sz w:val="28"/>
+                <w:szCs w:val="28"/>
+              </w:rPr>
+            </w:pPr>
+            <w:r>
+              <w:rPr>
+                <w:rFonts w:ascii="Times New Roman" w:hAnsi="Times New Roman" w:cs="Times New Roman"/>
+                <w:sz w:val="20"/>
+                <w:szCs w:val="20"/>
+              </w:rPr>
+              <w:t>ф</w:t>
+            </w:r>
+            <w:r>
+              <w:rPr>
+                <w:rFonts w:ascii="Times New Roman" w:hAnsi="Times New Roman" w:cs="Times New Roman"/>
+                <w:sz w:val="20"/>
+                <w:szCs w:val="20"/>
+              </w:rPr>
+              <w:t>амилия</w:t>
+            </w:r>
+            <w:r>
+              <w:rPr>
+                <w:rFonts w:ascii="Times New Roman" w:hAnsi="Times New Roman" w:cs="Times New Roman"/>
+                <w:sz w:val="20"/>
+                <w:szCs w:val="20"/>
+              </w:rPr>
+              <w:t>, имя, отчество</w:t>
+            </w:r>
+          </w:p>
+        </w:tc>
+        <w:tc>
+          <w:tcPr>
+            <w:tcW w:w="306" w:type="dxa"/>
+            <w:tcBorders>
+              <w:top w:val="nil"/>
+              <w:left w:val="nil"/>
+              <w:bottom w:val="nil"/>
+              <w:right w:val="nil"/>
+            </w:tcBorders>
+          </w:tcPr>
+          <w:p>
+            <w:pPr>
+              <w:tabs>
+                <w:tab w:val="left" w:pos="1440"/>
+              </w:tabs>
+              <w:rPr>
+                <w:rFonts w:ascii="Times New Roman" w:eastAsia="Calibri" w:hAnsi="Times New Roman" w:cs="Times New Roman"/>
+                <w:sz w:val="28"/>
+                <w:szCs w:val="28"/>
+              </w:rPr>
+            </w:pPr>
+          </w:p>
+        </w:tc>
+        <w:tc>
+          <w:tcPr>
+            <w:tcW w:w="2671" w:type="dxa"/>
+            <w:tcBorders>
+              <w:top w:val="single" w:sz="4" w:space="0" w:color="auto"/>
+              <w:left w:val="nil"/>
+              <w:bottom w:val="nil"/>
+              <w:right w:val="nil"/>
+            </w:tcBorders>
+          </w:tcPr>
+          <w:p>
+            <w:pPr>
+              <w:tabs>
+                <w:tab w:val="left" w:pos="1440"/>
+              </w:tabs>
+              <w:jc w:val="center"/>
+              <w:rPr>
+                <w:rFonts w:ascii="Times New Roman" w:hAnsi="Times New Roman" w:cs="Times New Roman"/>
+                <w:sz w:val="20"/>
+                <w:szCs w:val="20"/>
+              </w:rPr>
+            </w:pPr>
+            <w:r>
+              <w:rPr>
+                <w:rFonts w:ascii="Times New Roman" w:hAnsi="Times New Roman" w:cs="Times New Roman"/>
+                <w:sz w:val="20"/>
+                <w:szCs w:val="20"/>
+              </w:rPr>
+              <w:t>п</w:t>
+            </w:r>
+            <w:r>
+              <w:rPr>
+                <w:rFonts w:ascii="Times New Roman" w:hAnsi="Times New Roman" w:cs="Times New Roman"/>
+                <w:sz w:val="20"/>
+                <w:szCs w:val="20"/>
+              </w:rPr>
+              <w:t>одпись</w:t>
+            </w:r>
+          </w:p>
+        </w:tc>
+        <w:tc>
+          <w:tcPr>
+            <w:tcW w:w="283" w:type="dxa"/>
+            <w:tcBorders>
+              <w:top w:val="nil"/>
+              <w:left w:val="nil"/>
+              <w:bottom w:val="nil"/>
+              <w:right w:val="nil"/>
+            </w:tcBorders>
+          </w:tcPr>
+          <w:p>
+            <w:pPr>
+              <w:tabs>
+                <w:tab w:val="left" w:pos="1440"/>
+              </w:tabs>
+              <w:jc w:val="center"/>
+              <w:rPr>
+                <w:rFonts w:ascii="Times New Roman" w:hAnsi="Times New Roman" w:cs="Times New Roman"/>
+                <w:sz w:val="20"/>
+                <w:szCs w:val="20"/>
+              </w:rPr>
+            </w:pPr>
+          </w:p>
+        </w:tc>
+        <w:tc>
+          <w:tcPr>
+            <w:tcW w:w="1274" w:type="dxa"/>
+            <w:tcBorders>
+              <w:top w:val="single" w:sz="4" w:space="0" w:color="auto"/>
+              <w:left w:val="nil"/>
+              <w:bottom w:val="nil"/>
+            </w:tcBorders>
+          </w:tcPr>
+          <w:p>
+            <w:pPr>
+              <w:tabs>
+                <w:tab w:val="left" w:pos="1440"/>
+              </w:tabs>
+              <w:jc w:val="center"/>
+              <w:rPr>
+                <w:rFonts w:ascii="Times New Roman" w:hAnsi="Times New Roman" w:cs="Times New Roman"/>
+                <w:sz w:val="20"/>
+                <w:szCs w:val="20"/>
+              </w:rPr>
+            </w:pPr>
+            <w:r>
+              <w:rPr>
+                <w:rFonts w:ascii="Times New Roman" w:hAnsi="Times New Roman" w:cs="Times New Roman"/>
+                <w:sz w:val="20"/>
+                <w:szCs w:val="20"/>
+              </w:rPr>
+              <w:t>дата</w:t>
+            </w:r>
+          </w:p>
+        </w:tc>
+      </w:tr>
+    </w:tbl>
+    <w:p>
+      <w:pPr>
+        <w:pStyle w:val="ac"/>
+        <w:spacing w:line="360" w:lineRule="auto"/>
+        <w:jc w:val="both"/>
+        <w:rPr>
+          <w:rFonts w:ascii="Times New Roman" w:hAnsi="Times New Roman"/>
+          <w:b/>
+          <w:sz w:val="12"/>
+          <w:szCs w:val="28"/>
+        </w:rPr>
+      </w:pPr>
+    </w:p>
+    <w:p>
+      <w:pPr>
+        <w:pStyle w:val="ac"/>
+        <w:numPr>
+          <w:ilvl w:val="0"/>
+          <w:numId w:val="2"/>
+        </w:numPr>
+        <w:spacing w:line="360" w:lineRule="auto"/>
+        <w:jc w:val="both"/>
+        <w:rPr>
+          <w:rFonts w:ascii="Times New Roman" w:hAnsi="Times New Roman"/>
+          <w:b/>
+          <w:sz w:val="28"/>
+          <w:szCs w:val="28"/>
+        </w:rPr>
+      </w:pPr>
+      <w:r>
+        <w:rPr>
+          <w:rFonts w:ascii="Times New Roman" w:hAnsi="Times New Roman"/>
+          <w:b/>
+          <w:sz w:val="28"/>
+          <w:szCs w:val="28"/>
+        </w:rPr>
+        <w:t xml:space="preserve">Консультации </w:t>
+      </w:r>
+      <w:r>
+        <w:rPr>
+          <w:rFonts w:ascii="Times New Roman" w:hAnsi="Times New Roman"/>
+          <w:b/>
+          <w:sz w:val="28"/>
+          <w:szCs w:val="28"/>
+        </w:rPr>
+        <w:t xml:space="preserve">по ВКР </w:t>
+      </w:r>
+      <w:r>
+        <w:rPr>
+          <w:rFonts w:ascii="Times New Roman" w:hAnsi="Times New Roman"/>
+          <w:b/>
+          <w:sz w:val="28"/>
+          <w:szCs w:val="28"/>
+        </w:rPr>
+        <w:t>(консультант 2)</w:t>
+      </w:r>
+    </w:p>
+    <w:tbl>
+      <w:tblPr>
+        <w:tblW w:w="0" w:type="auto"/>
+        <w:tblInd w:w="108" w:type="dxa"/>
+        <w:tblBorders>
+          <w:top w:val="single" w:sz="4" w:space="0" w:color="auto"/>
+          <w:bottom w:val="single" w:sz="4" w:space="0" w:color="auto"/>
+          <w:insideH w:val="single" w:sz="4" w:space="0" w:color="auto"/>
+          <w:insideV w:val="single" w:sz="4" w:space="0" w:color="auto"/>
+        </w:tblBorders>
+        <w:tblLook w:val="04A0" w:firstRow="1" w:lastRow="0" w:firstColumn="1" w:lastColumn="0" w:noHBand="0" w:noVBand="1"/>
+      </w:tblPr>
+      <w:tblGrid>
+        <w:gridCol w:w="4712"/>
+        <w:gridCol w:w="306"/>
+        <w:gridCol w:w="2671"/>
+        <w:gridCol w:w="283"/>
+        <w:gridCol w:w="1274"/>
+      </w:tblGrid>
+      <w:tr>
+        <w:trPr>
+          <w:trHeight w:val="153"/>
+        </w:trPr>
+        <w:tc>
+          <w:tcPr>
+            <w:tcW w:w="9246" w:type="dxa"/>
+            <w:gridSpan w:val="5"/>
+            <w:tcBorders>
+              <w:top w:val="nil"/>
+              <w:bottom w:val="nil"/>
+            </w:tcBorders>
+          </w:tcPr>
+          <w:p>
+            <w:pPr>
+              <w:tabs>
+                <w:tab w:val="left" w:pos="1440"/>
+              </w:tabs>
+              <w:rPr>
+                <w:rFonts w:ascii="Times New Roman" w:eastAsia="Calibri" w:hAnsi="Times New Roman" w:cs="Times New Roman"/>
+                <w:b/>
+                <w:sz w:val="28"/>
+                <w:szCs w:val="28"/>
+              </w:rPr>
+            </w:pPr>
+            <w:r>
+              <w:rPr>
+                <w:rFonts w:ascii="Times New Roman" w:eastAsia="Calibri" w:hAnsi="Times New Roman" w:cs="Times New Roman"/>
+                <w:b/>
+                <w:sz w:val="28"/>
+                <w:szCs w:val="28"/>
+              </w:rPr>
+              <w:t>Перечень разделов и заданий:</w:t>
+            </w:r>
+          </w:p>
+        </w:tc>
+      </w:tr>
+      <w:tr>
+        <w:trPr>
+          <w:trHeight w:val="850"/>
+        </w:trPr>
+        <w:tc>
+          <w:tcPr>
+            <w:tcW w:w="9246" w:type="dxa"/>
+            <w:gridSpan w:val="5"/>
+            <w:tcBorders>
+              <w:top w:val="nil"/>
+              <w:bottom w:val="nil"/>
+            </w:tcBorders>
+          </w:tcPr>
+          <w:p>
+            <w:pPr>
+              <w:tabs>
+                <w:tab w:val="left" w:pos="1440"/>
+              </w:tabs>
+              <w:rPr>
+                <w:rFonts w:ascii="Times New Roman" w:eastAsia="Calibri" w:hAnsi="Times New Roman" w:cs="Times New Roman"/>
+                <w:sz w:val="16"/>
+                <w:szCs w:val="16"/>
+              </w:rPr>
+            </w:pPr>
+          </w:p>
+        </w:tc>
+      </w:tr>
+      <w:tr>
+        <w:trPr>
+          <w:trHeight w:val="82"/>
+        </w:trPr>
+        <w:tc>
+          <w:tcPr>
+            <w:tcW w:w="4712" w:type="dxa"/>
+            <w:tcBorders>
+              <w:top w:val="nil"/>
+              <w:bottom w:val="single" w:sz="4" w:space="0" w:color="auto"/>
+              <w:right w:val="nil"/>
+            </w:tcBorders>
+          </w:tcPr>
+          <w:p>
+            <w:pPr>
+              <w:tabs>
+                <w:tab w:val="left" w:pos="1440"/>
+              </w:tabs>
+              <w:jc w:val="center"/>
+              <w:rPr>
+                <w:rFonts w:ascii="Times New Roman" w:eastAsia="Calibri" w:hAnsi="Times New Roman" w:cs="Times New Roman"/>
+                <w:sz w:val="28"/>
+                <w:szCs w:val="28"/>
+              </w:rPr>
+            </w:pPr>
+          </w:p>
+        </w:tc>
+        <w:tc>
+          <w:tcPr>
+            <w:tcW w:w="306" w:type="dxa"/>
+            <w:tcBorders>
+              <w:top w:val="nil"/>
+              <w:left w:val="nil"/>
+              <w:bottom w:val="nil"/>
+              <w:right w:val="nil"/>
+            </w:tcBorders>
+          </w:tcPr>
+          <w:p>
+            <w:pPr>
+              <w:tabs>
+                <w:tab w:val="left" w:pos="1440"/>
+              </w:tabs>
+              <w:rPr>
+                <w:rFonts w:ascii="Times New Roman" w:eastAsia="Calibri" w:hAnsi="Times New Roman" w:cs="Times New Roman"/>
+                <w:sz w:val="28"/>
+                <w:szCs w:val="28"/>
+              </w:rPr>
+            </w:pPr>
+          </w:p>
+        </w:tc>
+        <w:tc>
+          <w:tcPr>
+            <w:tcW w:w="2671" w:type="dxa"/>
+            <w:tcBorders>
+              <w:top w:val="nil"/>
+              <w:left w:val="nil"/>
+              <w:bottom w:val="single" w:sz="4" w:space="0" w:color="auto"/>
+              <w:right w:val="nil"/>
+            </w:tcBorders>
+          </w:tcPr>
+          <w:p>
+            <w:pPr>
+              <w:tabs>
+                <w:tab w:val="left" w:pos="1440"/>
+              </w:tabs>
+              <w:rPr>
+                <w:rFonts w:ascii="Times New Roman" w:eastAsia="Calibri" w:hAnsi="Times New Roman" w:cs="Times New Roman"/>
+                <w:sz w:val="28"/>
+                <w:szCs w:val="28"/>
+              </w:rPr>
+            </w:pPr>
+          </w:p>
+        </w:tc>
+        <w:tc>
+          <w:tcPr>
+            <w:tcW w:w="283" w:type="dxa"/>
+            <w:tcBorders>
+              <w:top w:val="nil"/>
+              <w:left w:val="nil"/>
+              <w:bottom w:val="nil"/>
+              <w:right w:val="nil"/>
+            </w:tcBorders>
+          </w:tcPr>
+          <w:p>
+            <w:pPr>
+              <w:tabs>
+                <w:tab w:val="left" w:pos="1440"/>
+              </w:tabs>
+              <w:rPr>
+                <w:rFonts w:ascii="Times New Roman" w:eastAsia="Calibri" w:hAnsi="Times New Roman" w:cs="Times New Roman"/>
+                <w:sz w:val="28"/>
+                <w:szCs w:val="28"/>
+              </w:rPr>
+            </w:pPr>
+          </w:p>
+        </w:tc>
+        <w:tc>
+          <w:tcPr>
+            <w:tcW w:w="1274" w:type="dxa"/>
+            <w:tcBorders>
+              <w:top w:val="nil"/>
+              <w:left w:val="nil"/>
+              <w:bottom w:val="single" w:sz="4" w:space="0" w:color="auto"/>
+            </w:tcBorders>
+          </w:tcPr>
+          <w:p>
+            <w:pPr>
+              <w:tabs>
+                <w:tab w:val="left" w:pos="1440"/>
+              </w:tabs>
+              <w:rPr>
+                <w:rFonts w:ascii="Times New Roman" w:eastAsia="Calibri" w:hAnsi="Times New Roman" w:cs="Times New Roman"/>
+                <w:sz w:val="28"/>
+                <w:szCs w:val="28"/>
+              </w:rPr>
+            </w:pPr>
+          </w:p>
+        </w:tc>
+      </w:tr>
+      <w:tr>
+        <w:trPr>
+          <w:trHeight w:val="190"/>
+        </w:trPr>
+        <w:tc>
+          <w:tcPr>
+            <w:tcW w:w="4712" w:type="dxa"/>
+            <w:tcBorders>
+              <w:top w:val="single" w:sz="4" w:space="0" w:color="auto"/>
+              <w:bottom w:val="nil"/>
+              <w:right w:val="nil"/>
+            </w:tcBorders>
+          </w:tcPr>
+          <w:p>
+            <w:pPr>
+              <w:tabs>
+                <w:tab w:val="left" w:pos="1440"/>
+              </w:tabs>
+              <w:jc w:val="center"/>
+              <w:rPr>
+                <w:rFonts w:ascii="Times New Roman" w:eastAsia="Calibri" w:hAnsi="Times New Roman" w:cs="Times New Roman"/>
+                <w:sz w:val="28"/>
+                <w:szCs w:val="28"/>
+              </w:rPr>
+            </w:pPr>
+            <w:r>
+              <w:rPr>
+                <w:rFonts w:ascii="Times New Roman" w:hAnsi="Times New Roman" w:cs="Times New Roman"/>
+                <w:sz w:val="20"/>
+                <w:szCs w:val="20"/>
+              </w:rPr>
+              <w:t>ф</w:t>
+            </w:r>
+            <w:r>
+              <w:rPr>
+                <w:rFonts w:ascii="Times New Roman" w:hAnsi="Times New Roman" w:cs="Times New Roman"/>
+                <w:sz w:val="20"/>
+                <w:szCs w:val="20"/>
+              </w:rPr>
+              <w:t>амилия</w:t>
+            </w:r>
+            <w:r>
+              <w:rPr>
+                <w:rFonts w:ascii="Times New Roman" w:hAnsi="Times New Roman" w:cs="Times New Roman"/>
+                <w:sz w:val="20"/>
+                <w:szCs w:val="20"/>
+              </w:rPr>
+              <w:t>, имя, отчество</w:t>
+            </w:r>
+          </w:p>
+        </w:tc>
+        <w:tc>
+          <w:tcPr>
+            <w:tcW w:w="306" w:type="dxa"/>
+            <w:tcBorders>
+              <w:top w:val="nil"/>
+              <w:left w:val="nil"/>
+              <w:bottom w:val="nil"/>
+              <w:right w:val="nil"/>
+            </w:tcBorders>
+          </w:tcPr>
+          <w:p>
+            <w:pPr>
+              <w:tabs>
+                <w:tab w:val="left" w:pos="1440"/>
+              </w:tabs>
+              <w:rPr>
+                <w:rFonts w:ascii="Times New Roman" w:eastAsia="Calibri" w:hAnsi="Times New Roman" w:cs="Times New Roman"/>
+                <w:sz w:val="28"/>
+                <w:szCs w:val="28"/>
+              </w:rPr>
+            </w:pPr>
+          </w:p>
+        </w:tc>
+        <w:tc>
+          <w:tcPr>
+            <w:tcW w:w="2671" w:type="dxa"/>
+            <w:tcBorders>
+              <w:top w:val="single" w:sz="4" w:space="0" w:color="auto"/>
+              <w:left w:val="nil"/>
+              <w:bottom w:val="nil"/>
+              <w:right w:val="nil"/>
+            </w:tcBorders>
+          </w:tcPr>
+          <w:p>
+            <w:pPr>
+              <w:tabs>
+                <w:tab w:val="left" w:pos="1440"/>
+              </w:tabs>
+              <w:jc w:val="center"/>
+              <w:rPr>
+                <w:rFonts w:ascii="Times New Roman" w:hAnsi="Times New Roman" w:cs="Times New Roman"/>
+                <w:sz w:val="20"/>
+                <w:szCs w:val="20"/>
+              </w:rPr>
+            </w:pPr>
+            <w:r>
+              <w:rPr>
+                <w:rFonts w:ascii="Times New Roman" w:hAnsi="Times New Roman" w:cs="Times New Roman"/>
+                <w:sz w:val="20"/>
+                <w:szCs w:val="20"/>
+              </w:rPr>
+              <w:t>п</w:t>
+            </w:r>
+            <w:r>
+              <w:rPr>
+                <w:rFonts w:ascii="Times New Roman" w:hAnsi="Times New Roman" w:cs="Times New Roman"/>
+                <w:sz w:val="20"/>
+                <w:szCs w:val="20"/>
+              </w:rPr>
+              <w:t>одпись</w:t>
+            </w:r>
+          </w:p>
+        </w:tc>
+        <w:tc>
+          <w:tcPr>
+            <w:tcW w:w="283" w:type="dxa"/>
+            <w:tcBorders>
+              <w:top w:val="nil"/>
+              <w:left w:val="nil"/>
+              <w:bottom w:val="nil"/>
+              <w:right w:val="nil"/>
+            </w:tcBorders>
+          </w:tcPr>
+          <w:p>
+            <w:pPr>
+              <w:tabs>
+                <w:tab w:val="left" w:pos="1440"/>
+              </w:tabs>
+              <w:jc w:val="center"/>
+              <w:rPr>
+                <w:rFonts w:ascii="Times New Roman" w:hAnsi="Times New Roman" w:cs="Times New Roman"/>
+                <w:sz w:val="20"/>
+                <w:szCs w:val="20"/>
+              </w:rPr>
+            </w:pPr>
+          </w:p>
+        </w:tc>
+        <w:tc>
+          <w:tcPr>
+            <w:tcW w:w="1274" w:type="dxa"/>
+            <w:tcBorders>
+              <w:top w:val="single" w:sz="4" w:space="0" w:color="auto"/>
+              <w:left w:val="nil"/>
+              <w:bottom w:val="nil"/>
+            </w:tcBorders>
+          </w:tcPr>
+          <w:p>
+            <w:pPr>
+              <w:tabs>
+                <w:tab w:val="left" w:pos="1440"/>
+              </w:tabs>
+              <w:jc w:val="center"/>
+              <w:rPr>
+                <w:rFonts w:ascii="Times New Roman" w:hAnsi="Times New Roman" w:cs="Times New Roman"/>
+                <w:sz w:val="20"/>
+                <w:szCs w:val="20"/>
+              </w:rPr>
+            </w:pPr>
+            <w:r>
+              <w:rPr>
+                <w:rFonts w:ascii="Times New Roman" w:hAnsi="Times New Roman" w:cs="Times New Roman"/>
+                <w:sz w:val="20"/>
+                <w:szCs w:val="20"/>
+              </w:rPr>
+              <w:t>дата</w:t>
+            </w:r>
+          </w:p>
+        </w:tc>
+      </w:tr>
+    </w:tbl>
+    <w:p>
+      <w:pPr>
+        <w:contextualSpacing/>
+        <w:jc w:val="both"/>
+        <w:rPr>
+          <w:rFonts w:ascii="Times New Roman" w:hAnsi="Times New Roman"/>
+          <w:b/>
+          <w:sz w:val="12"/>
+          <w:szCs w:val="20"/>
+        </w:rPr>
+      </w:pPr>
+    </w:p>
+    <w:p>
+      <w:pPr>
+        <w:pStyle w:val="ac"/>
+        <w:numPr>
+          <w:ilvl w:val="0"/>
+          <w:numId w:val="2"/>
+        </w:numPr>
+        <w:spacing w:line="360" w:lineRule="auto"/>
+        <w:jc w:val="both"/>
+        <w:rPr>
+          <w:rFonts w:ascii="Times New Roman" w:hAnsi="Times New Roman"/>
+          <w:b/>
+          <w:sz w:val="28"/>
+          <w:szCs w:val="28"/>
+        </w:rPr>
+      </w:pPr>
+      <w:r>
+        <w:rPr>
+          <w:rFonts w:ascii="Times New Roman" w:hAnsi="Times New Roman"/>
+          <w:b/>
+          <w:sz w:val="28"/>
+          <w:szCs w:val="28"/>
+        </w:rPr>
+        <w:t xml:space="preserve">Консультации </w:t>
+      </w:r>
+      <w:r>
+        <w:rPr>
+          <w:rFonts w:ascii="Times New Roman" w:hAnsi="Times New Roman"/>
+          <w:b/>
+          <w:sz w:val="28"/>
+          <w:szCs w:val="28"/>
+        </w:rPr>
+        <w:t xml:space="preserve">по ВКР </w:t>
+      </w:r>
+      <w:r>
+        <w:rPr>
+          <w:rFonts w:ascii="Times New Roman" w:hAnsi="Times New Roman"/>
+          <w:b/>
+          <w:sz w:val="28"/>
+          <w:szCs w:val="28"/>
+        </w:rPr>
+        <w:t>(внешний консультант)</w:t>
+      </w:r>
+    </w:p>
+    <w:tbl>
+      <w:tblPr>
+        <w:tblW w:w="0" w:type="auto"/>
+        <w:tblInd w:w="108" w:type="dxa"/>
+        <w:tblBorders>
+          <w:top w:val="single" w:sz="4" w:space="0" w:color="auto"/>
+          <w:bottom w:val="single" w:sz="4" w:space="0" w:color="auto"/>
+          <w:insideH w:val="single" w:sz="4" w:space="0" w:color="auto"/>
+          <w:insideV w:val="single" w:sz="4" w:space="0" w:color="auto"/>
+        </w:tblBorders>
+        <w:tblLook w:val="04A0" w:firstRow="1" w:lastRow="0" w:firstColumn="1" w:lastColumn="0" w:noHBand="0" w:noVBand="1"/>
+      </w:tblPr>
+      <w:tblGrid>
+        <w:gridCol w:w="4712"/>
+        <w:gridCol w:w="306"/>
+        <w:gridCol w:w="2671"/>
+        <w:gridCol w:w="283"/>
+        <w:gridCol w:w="1274"/>
+      </w:tblGrid>
+      <w:tr>
+        <w:trPr>
+          <w:trHeight w:val="153"/>
+        </w:trPr>
+        <w:tc>
+          <w:tcPr>
+            <w:tcW w:w="9246" w:type="dxa"/>
+            <w:gridSpan w:val="5"/>
+            <w:tcBorders>
+              <w:top w:val="nil"/>
+              <w:bottom w:val="nil"/>
+            </w:tcBorders>
+          </w:tcPr>
+          <w:p>
+            <w:pPr>
+              <w:tabs>
+                <w:tab w:val="left" w:pos="1440"/>
+              </w:tabs>
+              <w:rPr>
+                <w:rFonts w:ascii="Times New Roman" w:eastAsia="Calibri" w:hAnsi="Times New Roman" w:cs="Times New Roman"/>
+                <w:sz w:val="28"/>
+                <w:szCs w:val="28"/>
+              </w:rPr>
+            </w:pPr>
+            <w:r>
+              <w:rPr>
+                <w:rFonts w:ascii="Times New Roman" w:eastAsia="Calibri" w:hAnsi="Times New Roman" w:cs="Times New Roman"/>
+                <w:b/>
+                <w:sz w:val="28"/>
+                <w:szCs w:val="28"/>
+              </w:rPr>
+              <w:t>Перечень разделов и заданий:</w:t>
+            </w:r>
+          </w:p>
+        </w:tc>
+      </w:tr>
+      <w:tr>
+        <w:trPr>
+          <w:trHeight w:val="850"/>
+        </w:trPr>
+        <w:tc>
+          <w:tcPr>
+            <w:tcW w:w="9246" w:type="dxa"/>
+            <w:gridSpan w:val="5"/>
+            <w:tcBorders>
+              <w:top w:val="nil"/>
+              <w:bottom w:val="nil"/>
+            </w:tcBorders>
+          </w:tcPr>
+          <w:p>
+            <w:pPr>
+              <w:tabs>
+                <w:tab w:val="left" w:pos="1440"/>
+              </w:tabs>
+              <w:rPr>
+                <w:rFonts w:ascii="Times New Roman" w:eastAsia="Calibri" w:hAnsi="Times New Roman" w:cs="Times New Roman"/>
+                <w:sz w:val="16"/>
+                <w:szCs w:val="16"/>
+              </w:rPr>
+            </w:pPr>
+          </w:p>
+        </w:tc>
+      </w:tr>
+      <w:tr>
+        <w:trPr>
+          <w:trHeight w:val="82"/>
+        </w:trPr>
+        <w:tc>
+          <w:tcPr>
+            <w:tcW w:w="4712" w:type="dxa"/>
+            <w:tcBorders>
+              <w:top w:val="nil"/>
+              <w:bottom w:val="single" w:sz="4" w:space="0" w:color="auto"/>
+              <w:right w:val="nil"/>
+            </w:tcBorders>
+          </w:tcPr>
+          <w:p>
+            <w:pPr>
+              <w:tabs>
+                <w:tab w:val="left" w:pos="1440"/>
+              </w:tabs>
+              <w:jc w:val="center"/>
+              <w:rPr>
+                <w:rFonts w:ascii="Times New Roman" w:eastAsia="Calibri" w:hAnsi="Times New Roman" w:cs="Times New Roman"/>
+                <w:sz w:val="28"/>
+                <w:szCs w:val="28"/>
+              </w:rPr>
+            </w:pPr>
+          </w:p>
+        </w:tc>
+        <w:tc>
+          <w:tcPr>
+            <w:tcW w:w="306" w:type="dxa"/>
+            <w:tcBorders>
+              <w:top w:val="nil"/>
+              <w:left w:val="nil"/>
+              <w:bottom w:val="nil"/>
+              <w:right w:val="nil"/>
+            </w:tcBorders>
+          </w:tcPr>
+          <w:p>
+            <w:pPr>
+              <w:tabs>
+                <w:tab w:val="left" w:pos="1440"/>
+              </w:tabs>
+              <w:rPr>
+                <w:rFonts w:ascii="Times New Roman" w:eastAsia="Calibri" w:hAnsi="Times New Roman" w:cs="Times New Roman"/>
+                <w:sz w:val="28"/>
+                <w:szCs w:val="28"/>
+              </w:rPr>
+            </w:pPr>
+          </w:p>
+        </w:tc>
+        <w:tc>
+          <w:tcPr>
+            <w:tcW w:w="2671" w:type="dxa"/>
+            <w:tcBorders>
+              <w:top w:val="nil"/>
+              <w:left w:val="nil"/>
+              <w:bottom w:val="single" w:sz="4" w:space="0" w:color="auto"/>
+              <w:right w:val="nil"/>
+            </w:tcBorders>
+          </w:tcPr>
+          <w:p>
+            <w:pPr>
+              <w:tabs>
+                <w:tab w:val="left" w:pos="1440"/>
+              </w:tabs>
+              <w:rPr>
+                <w:rFonts w:ascii="Times New Roman" w:eastAsia="Calibri" w:hAnsi="Times New Roman" w:cs="Times New Roman"/>
+                <w:sz w:val="28"/>
+                <w:szCs w:val="28"/>
+              </w:rPr>
+            </w:pPr>
+          </w:p>
+        </w:tc>
+        <w:tc>
+          <w:tcPr>
+            <w:tcW w:w="283" w:type="dxa"/>
+            <w:tcBorders>
+              <w:top w:val="nil"/>
+              <w:left w:val="nil"/>
+              <w:bottom w:val="nil"/>
+              <w:right w:val="nil"/>
+            </w:tcBorders>
+          </w:tcPr>
+          <w:p>
+            <w:pPr>
+              <w:tabs>
+                <w:tab w:val="left" w:pos="1440"/>
+              </w:tabs>
+              <w:rPr>
+                <w:rFonts w:ascii="Times New Roman" w:eastAsia="Calibri" w:hAnsi="Times New Roman" w:cs="Times New Roman"/>
+                <w:sz w:val="28"/>
+                <w:szCs w:val="28"/>
+              </w:rPr>
+            </w:pPr>
+          </w:p>
+        </w:tc>
+        <w:tc>
+          <w:tcPr>
+            <w:tcW w:w="1274" w:type="dxa"/>
+            <w:tcBorders>
+              <w:top w:val="nil"/>
+              <w:left w:val="nil"/>
+              <w:bottom w:val="single" w:sz="4" w:space="0" w:color="auto"/>
+            </w:tcBorders>
+          </w:tcPr>
+          <w:p>
+            <w:pPr>
+              <w:tabs>
+                <w:tab w:val="left" w:pos="1440"/>
+              </w:tabs>
+              <w:rPr>
+                <w:rFonts w:ascii="Times New Roman" w:eastAsia="Calibri" w:hAnsi="Times New Roman" w:cs="Times New Roman"/>
+                <w:sz w:val="28"/>
+                <w:szCs w:val="28"/>
+              </w:rPr>
+            </w:pPr>
+          </w:p>
+        </w:tc>
+      </w:tr>
+      <w:tr>
+        <w:trPr>
+          <w:trHeight w:val="190"/>
+        </w:trPr>
+        <w:tc>
+          <w:tcPr>
+            <w:tcW w:w="4712" w:type="dxa"/>
+            <w:tcBorders>
+              <w:top w:val="single" w:sz="4" w:space="0" w:color="auto"/>
+              <w:bottom w:val="nil"/>
+              <w:right w:val="nil"/>
+            </w:tcBorders>
+          </w:tcPr>
+          <w:p>
+            <w:pPr>
+              <w:tabs>
+                <w:tab w:val="left" w:pos="1440"/>
+              </w:tabs>
+              <w:jc w:val="center"/>
+              <w:rPr>
+                <w:rFonts w:ascii="Times New Roman" w:eastAsia="Calibri" w:hAnsi="Times New Roman" w:cs="Times New Roman"/>
+                <w:sz w:val="28"/>
+                <w:szCs w:val="28"/>
+              </w:rPr>
+            </w:pPr>
+            <w:r>
+              <w:rPr>
+                <w:rFonts w:ascii="Times New Roman" w:hAnsi="Times New Roman" w:cs="Times New Roman"/>
+                <w:sz w:val="20"/>
+                <w:szCs w:val="20"/>
+              </w:rPr>
+              <w:t>ф</w:t>
+            </w:r>
+            <w:r>
+              <w:rPr>
+                <w:rFonts w:ascii="Times New Roman" w:hAnsi="Times New Roman" w:cs="Times New Roman"/>
+                <w:sz w:val="20"/>
+                <w:szCs w:val="20"/>
+              </w:rPr>
+              <w:t>амилия</w:t>
+            </w:r>
+            <w:r>
+              <w:rPr>
+                <w:rFonts w:ascii="Times New Roman" w:hAnsi="Times New Roman" w:cs="Times New Roman"/>
+                <w:sz w:val="20"/>
+                <w:szCs w:val="20"/>
+              </w:rPr>
+              <w:t>, имя, отчество</w:t>
+            </w:r>
+          </w:p>
+        </w:tc>
+        <w:tc>
+          <w:tcPr>
+            <w:tcW w:w="306" w:type="dxa"/>
+            <w:tcBorders>
+              <w:top w:val="nil"/>
+              <w:left w:val="nil"/>
+              <w:bottom w:val="nil"/>
+              <w:right w:val="nil"/>
+            </w:tcBorders>
+          </w:tcPr>
+          <w:p>
+            <w:pPr>
+              <w:tabs>
+                <w:tab w:val="left" w:pos="1440"/>
+              </w:tabs>
+              <w:rPr>
+                <w:rFonts w:ascii="Times New Roman" w:eastAsia="Calibri" w:hAnsi="Times New Roman" w:cs="Times New Roman"/>
+                <w:sz w:val="28"/>
+                <w:szCs w:val="28"/>
+              </w:rPr>
+            </w:pPr>
+          </w:p>
+        </w:tc>
+        <w:tc>
+          <w:tcPr>
+            <w:tcW w:w="2671" w:type="dxa"/>
+            <w:tcBorders>
+              <w:top w:val="single" w:sz="4" w:space="0" w:color="auto"/>
+              <w:left w:val="nil"/>
+              <w:bottom w:val="nil"/>
+              <w:right w:val="nil"/>
+            </w:tcBorders>
+          </w:tcPr>
+          <w:p>
+            <w:pPr>
+              <w:tabs>
+                <w:tab w:val="left" w:pos="1440"/>
+              </w:tabs>
+              <w:jc w:val="center"/>
+              <w:rPr>
+                <w:rFonts w:ascii="Times New Roman" w:hAnsi="Times New Roman" w:cs="Times New Roman"/>
+                <w:sz w:val="20"/>
+                <w:szCs w:val="20"/>
+              </w:rPr>
+            </w:pPr>
+            <w:r>
+              <w:rPr>
+                <w:rFonts w:ascii="Times New Roman" w:hAnsi="Times New Roman" w:cs="Times New Roman"/>
+                <w:sz w:val="20"/>
+                <w:szCs w:val="20"/>
+              </w:rPr>
+              <w:t>п</w:t>
+            </w:r>
+            <w:r>
+              <w:rPr>
+                <w:rFonts w:ascii="Times New Roman" w:hAnsi="Times New Roman" w:cs="Times New Roman"/>
+                <w:sz w:val="20"/>
+                <w:szCs w:val="20"/>
+              </w:rPr>
+              <w:t>одпись</w:t>
+            </w:r>
+          </w:p>
+        </w:tc>
+        <w:tc>
+          <w:tcPr>
+            <w:tcW w:w="283" w:type="dxa"/>
+            <w:tcBorders>
+              <w:top w:val="nil"/>
+              <w:left w:val="nil"/>
+              <w:bottom w:val="nil"/>
+              <w:right w:val="nil"/>
+            </w:tcBorders>
+          </w:tcPr>
+          <w:p>
+            <w:pPr>
+              <w:tabs>
+                <w:tab w:val="left" w:pos="1440"/>
+              </w:tabs>
+              <w:jc w:val="center"/>
+              <w:rPr>
+                <w:rFonts w:ascii="Times New Roman" w:hAnsi="Times New Roman" w:cs="Times New Roman"/>
+                <w:sz w:val="20"/>
+                <w:szCs w:val="20"/>
+              </w:rPr>
+            </w:pPr>
+          </w:p>
+        </w:tc>
+        <w:tc>
+          <w:tcPr>
+            <w:tcW w:w="1274" w:type="dxa"/>
+            <w:tcBorders>
+              <w:top w:val="single" w:sz="4" w:space="0" w:color="auto"/>
+              <w:left w:val="nil"/>
+              <w:bottom w:val="nil"/>
+            </w:tcBorders>
+          </w:tcPr>
+          <w:p>
+            <w:pPr>
+              <w:tabs>
+                <w:tab w:val="left" w:pos="1440"/>
+              </w:tabs>
+              <w:jc w:val="center"/>
+              <w:rPr>
+                <w:rFonts w:ascii="Times New Roman" w:hAnsi="Times New Roman" w:cs="Times New Roman"/>
+                <w:sz w:val="20"/>
+                <w:szCs w:val="20"/>
+              </w:rPr>
+            </w:pPr>
+            <w:r>
+              <w:rPr>
+                <w:rFonts w:ascii="Times New Roman" w:hAnsi="Times New Roman" w:cs="Times New Roman"/>
+                <w:sz w:val="20"/>
+                <w:szCs w:val="20"/>
+              </w:rPr>
+              <w:t>дата</w:t>
+            </w:r>
+          </w:p>
+        </w:tc>
+      </w:tr>
+    </w:tbl>
+    <w:p>
+      <w:pPr>
+        <w:spacing w:line="360" w:lineRule="auto"/>
+        <w:contextualSpacing/>
+        <w:jc w:val="both"/>
+        <w:rPr>
+          <w:rFonts w:ascii="Times New Roman" w:hAnsi="Times New Roman"/>
+          <w:b/>
+          <w:szCs w:val="28"/>
+        </w:rPr>
+      </w:pPr>
+    </w:p>
+    <w:tbl>
+      <w:tblPr>
+        <w:tblW w:w="0" w:type="auto"/>
+        <w:tblInd w:w="108" w:type="dxa"/>
+        <w:tblLook w:val="04A0" w:firstRow="1" w:lastRow="0" w:firstColumn="1" w:lastColumn="0" w:noHBand="0" w:noVBand="1"/>
+      </w:tblPr>
+      <w:tblGrid>
+        <w:gridCol w:w="7489"/>
+        <w:gridCol w:w="281"/>
+        <w:gridCol w:w="1476"/>
+      </w:tblGrid>
+      <w:tr>
+        <w:trPr>
+          <w:trHeight w:val="153"/>
+        </w:trPr>
+        <w:tc>
+          <w:tcPr>
+            <w:tcW w:w="7689" w:type="dxa"/>
+          </w:tcPr>
+          <w:p>
+            <w:pPr>
+              <w:tabs>
+                <w:tab w:val="left" w:pos="1440"/>
+              </w:tabs>
+              <w:jc w:val="right"/>
+              <w:rPr>
+                <w:rFonts w:ascii="Times New Roman" w:eastAsia="Calibri" w:hAnsi="Times New Roman" w:cs="Times New Roman"/>
+                <w:b/>
+                <w:sz w:val="16"/>
+                <w:szCs w:val="16"/>
+              </w:rPr>
+            </w:pPr>
+            <w:r>
+              <w:rPr>
+                <w:rFonts w:ascii="Times New Roman" w:eastAsia="Calibri" w:hAnsi="Times New Roman" w:cs="Times New Roman"/>
+                <w:b/>
+                <w:sz w:val="28"/>
+                <w:szCs w:val="28"/>
+              </w:rPr>
+              <w:t>Дата выдачи задания:</w:t>
+            </w:r>
+          </w:p>
+        </w:tc>
+        <w:tc>
+          <w:tcPr>
+            <w:tcW w:w="283" w:type="dxa"/>
+          </w:tcPr>
+          <w:p>
+            <w:pPr>
+              <w:tabs>
+                <w:tab w:val="left" w:pos="1440"/>
+              </w:tabs>
+              <w:rPr>
+                <w:rFonts w:ascii="Times New Roman" w:eastAsia="Calibri" w:hAnsi="Times New Roman" w:cs="Times New Roman"/>
+                <w:b/>
+                <w:sz w:val="16"/>
+                <w:szCs w:val="16"/>
+              </w:rPr>
+            </w:pPr>
+          </w:p>
+        </w:tc>
+        <w:tc>
+          <w:tcPr>
+            <w:tcW w:w="1274" w:type="dxa"/>
+            <w:tcBorders>
+              <w:bottom w:val="single" w:sz="4" w:space="0" w:color="auto"/>
+            </w:tcBorders>
+          </w:tcPr>
+          <w:p>
+            <w:pPr>
+              <w:tabs>
+                <w:tab w:val="left" w:pos="1440"/>
+              </w:tabs>
+              <w:jc w:val="center"/>
+              <w:rPr>
+                <w:rFonts w:ascii="Times New Roman" w:eastAsia="Calibri" w:hAnsi="Times New Roman" w:cs="Times New Roman"/>
+                <w:sz w:val="28"/>
+                <w:szCs w:val="28"/>
+              </w:rPr>
+            </w:pPr>
+            <w:r>
+              <w:rPr>
+                <w:rFonts w:ascii="Times New Roman" w:eastAsia="Calibri" w:hAnsi="Times New Roman" w:cs="Times New Roman"/>
+                <w:sz w:val="28"/>
+                <w:szCs w:val="28"/>
+              </w:rPr>
+              <w:t>11</w:t>
+            </w:r>
+            <w:r>
+              <w:rPr>
+                <w:rFonts w:ascii="Times New Roman" w:eastAsia="Calibri" w:hAnsi="Times New Roman" w:cs="Times New Roman"/>
+                <w:sz w:val="28"/>
+                <w:szCs w:val="28"/>
+              </w:rPr>
+              <w:t>.02.202</w:t>
+            </w:r>
+            <w:r>
+              <w:rPr>
+                <w:rFonts w:ascii="Times New Roman" w:eastAsia="Calibri" w:hAnsi="Times New Roman" w:cs="Times New Roman"/>
+                <w:sz w:val="28"/>
+                <w:szCs w:val="28"/>
+              </w:rPr>
+              <w:t>6</w:t>
+            </w:r>
+          </w:p>
+        </w:tc>
+      </w:tr>
+      <w:tr>
+        <w:trPr>
+          <w:trHeight w:val="153"/>
+        </w:trPr>
+        <w:tc>
+          <w:tcPr>
+            <w:tcW w:w="7689" w:type="dxa"/>
+          </w:tcPr>
+          <w:p>
+            <w:pPr>
+              <w:tabs>
+                <w:tab w:val="left" w:pos="1440"/>
+              </w:tabs>
+              <w:rPr>
+                <w:rFonts w:ascii="Times New Roman" w:eastAsia="Calibri" w:hAnsi="Times New Roman" w:cs="Times New Roman"/>
+                <w:b/>
+                <w:sz w:val="28"/>
+                <w:szCs w:val="28"/>
+              </w:rPr>
+            </w:pPr>
+          </w:p>
+        </w:tc>
+        <w:tc>
+          <w:tcPr>
+            <w:tcW w:w="283" w:type="dxa"/>
+          </w:tcPr>
+          <w:p>
+            <w:pPr>
+              <w:tabs>
+                <w:tab w:val="left" w:pos="1440"/>
+              </w:tabs>
+              <w:rPr>
+                <w:rFonts w:ascii="Times New Roman" w:eastAsia="Calibri" w:hAnsi="Times New Roman" w:cs="Times New Roman"/>
+                <w:b/>
+                <w:sz w:val="16"/>
+                <w:szCs w:val="16"/>
+              </w:rPr>
+            </w:pPr>
+          </w:p>
+        </w:tc>
+        <w:tc>
+          <w:tcPr>
+            <w:tcW w:w="1274" w:type="dxa"/>
+            <w:tcBorders>
+              <w:top w:val="single" w:sz="4" w:space="0" w:color="auto"/>
+            </w:tcBorders>
+          </w:tcPr>
+          <w:p>
+            <w:pPr>
+              <w:tabs>
+                <w:tab w:val="left" w:pos="1440"/>
+              </w:tabs>
+              <w:jc w:val="center"/>
+              <w:rPr>
+                <w:rFonts w:ascii="Times New Roman" w:hAnsi="Times New Roman" w:cs="Times New Roman"/>
+                <w:sz w:val="20"/>
+                <w:szCs w:val="20"/>
+              </w:rPr>
+            </w:pPr>
+            <w:r>
+              <w:rPr>
+                <w:rFonts w:ascii="Times New Roman" w:hAnsi="Times New Roman" w:cs="Times New Roman"/>
+                <w:sz w:val="20"/>
+                <w:szCs w:val="20"/>
+              </w:rPr>
+              <w:t>дата</w:t>
+            </w:r>
+          </w:p>
+        </w:tc>
+      </w:tr>
+    </w:tbl>
+    <w:p>
+      <w:pPr>
+        <w:spacing w:line="360" w:lineRule="auto"/>
+        <w:contextualSpacing/>
+        <w:jc w:val="both"/>
+        <w:rPr>
+          <w:rFonts w:ascii="Times New Roman" w:hAnsi="Times New Roman"/>
+          <w:b/>
+          <w:szCs w:val="28"/>
+        </w:rPr>
+      </w:pPr>
+    </w:p>
+    <w:tbl>
+      <w:tblPr>
+        <w:tblW w:w="0" w:type="auto"/>
+        <w:tblInd w:w="108" w:type="dxa"/>
+        <w:tblBorders>
+          <w:top w:val="single" w:sz="4" w:space="0" w:color="auto"/>
+          <w:bottom w:val="single" w:sz="4" w:space="0" w:color="auto"/>
+          <w:insideH w:val="single" w:sz="4" w:space="0" w:color="auto"/>
+          <w:insideV w:val="single" w:sz="4" w:space="0" w:color="auto"/>
+        </w:tblBorders>
+        <w:tblLook w:val="04A0" w:firstRow="1" w:lastRow="0" w:firstColumn="1" w:lastColumn="0" w:noHBand="0" w:noVBand="1"/>
+      </w:tblPr>
+      <w:tblGrid>
+        <w:gridCol w:w="4712"/>
+        <w:gridCol w:w="306"/>
+        <w:gridCol w:w="2671"/>
+        <w:gridCol w:w="283"/>
+        <w:gridCol w:w="1274"/>
+      </w:tblGrid>
+      <w:tr>
+        <w:trPr>
+          <w:trHeight w:val="153"/>
+        </w:trPr>
+        <w:tc>
+          <w:tcPr>
+            <w:tcW w:w="9246" w:type="dxa"/>
+            <w:gridSpan w:val="5"/>
+            <w:tcBorders>
+              <w:top w:val="nil"/>
+              <w:bottom w:val="nil"/>
+            </w:tcBorders>
+          </w:tcPr>
+          <w:p>
+            <w:pPr>
+              <w:tabs>
+                <w:tab w:val="left" w:pos="1440"/>
+              </w:tabs>
+              <w:rPr>
+                <w:rFonts w:ascii="Times New Roman" w:eastAsia="Calibri" w:hAnsi="Times New Roman" w:cs="Times New Roman"/>
+                <w:b/>
+                <w:sz w:val="16"/>
+                <w:szCs w:val="16"/>
+              </w:rPr>
+            </w:pPr>
+            <w:r>
+              <w:rPr>
+                <w:rFonts w:ascii="Times New Roman" w:eastAsia="Calibri" w:hAnsi="Times New Roman" w:cs="Times New Roman"/>
+                <w:b/>
+                <w:sz w:val="28"/>
+                <w:szCs w:val="28"/>
+              </w:rPr>
+              <w:t>Студент:</w:t>
+            </w:r>
+          </w:p>
+        </w:tc>
+      </w:tr>
+      <w:tr>
+        <w:trPr>
+          <w:trHeight w:val="82"/>
+        </w:trPr>
+        <w:tc>
+          <w:tcPr>
+            <w:tcW w:w="4712" w:type="dxa"/>
+            <w:tcBorders>
+              <w:top w:val="nil"/>
+              <w:bottom w:val="single" w:sz="4" w:space="0" w:color="auto"/>
+              <w:right w:val="nil"/>
+            </w:tcBorders>
+          </w:tcPr>
+          <w:p>
+            <w:pPr>
+              <w:tabs>
+                <w:tab w:val="left" w:pos="1440"/>
+              </w:tabs>
+              <w:jc w:val="center"/>
+              <w:rPr>
+                <w:rFonts w:ascii="Times New Roman" w:eastAsia="Calibri" w:hAnsi="Times New Roman" w:cs="Times New Roman"/>
+                <w:sz w:val="28"/>
+                <w:szCs w:val="28"/>
+              </w:rPr>
+            </w:pPr>
+            <w:r>
+              <w:rPr>
+                <w:rFonts w:ascii="Times New Roman" w:eastAsia="Calibri" w:hAnsi="Times New Roman" w:cs="Times New Roman"/>
+                <w:sz w:val="28"/>
+                <w:szCs w:val="28"/>
+              </w:rPr>
+              <w:t>Колпаков Александр Павлович</w:t>
+            </w:r>
+          </w:p>
+        </w:tc>
+        <w:tc>
+          <w:tcPr>
+            <w:tcW w:w="306" w:type="dxa"/>
+            <w:tcBorders>
+              <w:top w:val="nil"/>
+              <w:left w:val="nil"/>
+              <w:bottom w:val="nil"/>
+              <w:right w:val="nil"/>
+            </w:tcBorders>
+          </w:tcPr>
+          <w:p>
+            <w:pPr>
+              <w:tabs>
+                <w:tab w:val="left" w:pos="1440"/>
+              </w:tabs>
+              <w:rPr>
+                <w:rFonts w:ascii="Times New Roman" w:eastAsia="Calibri" w:hAnsi="Times New Roman" w:cs="Times New Roman"/>
+                <w:sz w:val="28"/>
+                <w:szCs w:val="28"/>
+              </w:rPr>
+            </w:pPr>
+          </w:p>
+        </w:tc>
+        <w:tc>
+          <w:tcPr>
+            <w:tcW w:w="2671" w:type="dxa"/>
+            <w:tcBorders>
+              <w:top w:val="nil"/>
+              <w:left w:val="nil"/>
+              <w:bottom w:val="single" w:sz="4" w:space="0" w:color="auto"/>
+              <w:right w:val="nil"/>
+            </w:tcBorders>
+          </w:tcPr>
+          <w:p>
+            <w:pPr>
+              <w:tabs>
+                <w:tab w:val="left" w:pos="1440"/>
+              </w:tabs>
+              <w:rPr>
+                <w:rFonts w:ascii="Times New Roman" w:eastAsia="Calibri" w:hAnsi="Times New Roman" w:cs="Times New Roman"/>
+                <w:sz w:val="28"/>
+                <w:szCs w:val="28"/>
+              </w:rPr>
+            </w:pPr>
+          </w:p>
+        </w:tc>
+        <w:tc>
+          <w:tcPr>
+            <w:tcW w:w="283" w:type="dxa"/>
+            <w:tcBorders>
+              <w:top w:val="nil"/>
+              <w:left w:val="nil"/>
+              <w:bottom w:val="nil"/>
+              <w:right w:val="nil"/>
+            </w:tcBorders>
+          </w:tcPr>
+          <w:p>
+            <w:pPr>
+              <w:tabs>
+                <w:tab w:val="left" w:pos="1440"/>
+              </w:tabs>
+              <w:rPr>
+                <w:rFonts w:ascii="Times New Roman" w:eastAsia="Calibri" w:hAnsi="Times New Roman" w:cs="Times New Roman"/>
+                <w:sz w:val="28"/>
+                <w:szCs w:val="28"/>
+              </w:rPr>
+            </w:pPr>
+          </w:p>
+        </w:tc>
+        <w:tc>
+          <w:tcPr>
+            <w:tcW w:w="1274" w:type="dxa"/>
+            <w:tcBorders>
+              <w:top w:val="nil"/>
+              <w:left w:val="nil"/>
+              <w:bottom w:val="single" w:sz="4" w:space="0" w:color="auto"/>
+            </w:tcBorders>
+          </w:tcPr>
+          <w:p>
+            <w:pPr>
+              <w:tabs>
+                <w:tab w:val="left" w:pos="1440"/>
+              </w:tabs>
+              <w:rPr>
+                <w:rFonts w:ascii="Times New Roman" w:eastAsia="Calibri" w:hAnsi="Times New Roman" w:cs="Times New Roman"/>
+                <w:sz w:val="28"/>
+                <w:szCs w:val="28"/>
+              </w:rPr>
+            </w:pPr>
+          </w:p>
+        </w:tc>
+      </w:tr>
+      <w:tr>
+        <w:trPr>
+          <w:trHeight w:val="190"/>
+        </w:trPr>
+        <w:tc>
+          <w:tcPr>
+            <w:tcW w:w="4712" w:type="dxa"/>
+            <w:tcBorders>
+              <w:top w:val="single" w:sz="4" w:space="0" w:color="auto"/>
+              <w:bottom w:val="nil"/>
+              <w:right w:val="nil"/>
+            </w:tcBorders>
+          </w:tcPr>
+          <w:p>
+            <w:pPr>
+              <w:tabs>
+                <w:tab w:val="left" w:pos="1440"/>
+              </w:tabs>
+              <w:jc w:val="center"/>
+              <w:rPr>
+                <w:rFonts w:ascii="Times New Roman" w:eastAsia="Calibri" w:hAnsi="Times New Roman" w:cs="Times New Roman"/>
+                <w:sz w:val="28"/>
+                <w:szCs w:val="28"/>
+              </w:rPr>
+            </w:pPr>
+            <w:r>
+              <w:rPr>
+                <w:rFonts w:ascii="Times New Roman" w:hAnsi="Times New Roman" w:cs="Times New Roman"/>
+                <w:sz w:val="20"/>
+                <w:szCs w:val="20"/>
+              </w:rPr>
+              <w:t>ф</w:t>
+            </w:r>
+            <w:r>
+              <w:rPr>
+                <w:rFonts w:ascii="Times New Roman" w:hAnsi="Times New Roman" w:cs="Times New Roman"/>
+                <w:sz w:val="20"/>
+                <w:szCs w:val="20"/>
+              </w:rPr>
+              <w:t>амилия</w:t>
+            </w:r>
+            <w:r>
+              <w:rPr>
+                <w:rFonts w:ascii="Times New Roman" w:hAnsi="Times New Roman" w:cs="Times New Roman"/>
+                <w:sz w:val="20"/>
+                <w:szCs w:val="20"/>
+              </w:rPr>
+              <w:t>, имя, отчество</w:t>
+            </w:r>
+          </w:p>
+        </w:tc>
+        <w:tc>
+          <w:tcPr>
+            <w:tcW w:w="306" w:type="dxa"/>
+            <w:tcBorders>
+              <w:top w:val="nil"/>
+              <w:left w:val="nil"/>
+              <w:bottom w:val="nil"/>
+              <w:right w:val="nil"/>
+            </w:tcBorders>
+          </w:tcPr>
+          <w:p>
+            <w:pPr>
+              <w:tabs>
+                <w:tab w:val="left" w:pos="1440"/>
+              </w:tabs>
+              <w:rPr>
+                <w:rFonts w:ascii="Times New Roman" w:eastAsia="Calibri" w:hAnsi="Times New Roman" w:cs="Times New Roman"/>
+                <w:sz w:val="28"/>
+                <w:szCs w:val="28"/>
+              </w:rPr>
+            </w:pPr>
+          </w:p>
+        </w:tc>
+        <w:tc>
+          <w:tcPr>
+            <w:tcW w:w="2671" w:type="dxa"/>
+            <w:tcBorders>
+              <w:top w:val="single" w:sz="4" w:space="0" w:color="auto"/>
+              <w:left w:val="nil"/>
+              <w:bottom w:val="nil"/>
+              <w:right w:val="nil"/>
+            </w:tcBorders>
+          </w:tcPr>
+          <w:p>
+            <w:pPr>
+              <w:tabs>
+                <w:tab w:val="left" w:pos="1440"/>
+              </w:tabs>
+              <w:jc w:val="center"/>
+              <w:rPr>
+                <w:rFonts w:ascii="Times New Roman" w:hAnsi="Times New Roman" w:cs="Times New Roman"/>
+                <w:sz w:val="20"/>
+                <w:szCs w:val="20"/>
+              </w:rPr>
+            </w:pPr>
+            <w:r>
+              <w:rPr>
+                <w:rFonts w:ascii="Times New Roman" w:hAnsi="Times New Roman" w:cs="Times New Roman"/>
+                <w:sz w:val="20"/>
+                <w:szCs w:val="20"/>
+              </w:rPr>
+              <w:t>п</w:t>
+            </w:r>
+            <w:r>
+              <w:rPr>
+                <w:rFonts w:ascii="Times New Roman" w:hAnsi="Times New Roman" w:cs="Times New Roman"/>
+                <w:sz w:val="20"/>
+                <w:szCs w:val="20"/>
+              </w:rPr>
+              <w:t>одпись</w:t>
+            </w:r>
+          </w:p>
+        </w:tc>
+        <w:tc>
+          <w:tcPr>
+            <w:tcW w:w="283" w:type="dxa"/>
+            <w:tcBorders>
+              <w:top w:val="nil"/>
+              <w:left w:val="nil"/>
+              <w:bottom w:val="nil"/>
+              <w:right w:val="nil"/>
+            </w:tcBorders>
+          </w:tcPr>
+          <w:p>
+            <w:pPr>
+              <w:tabs>
+                <w:tab w:val="left" w:pos="1440"/>
+              </w:tabs>
+              <w:jc w:val="center"/>
+              <w:rPr>
+                <w:rFonts w:ascii="Times New Roman" w:hAnsi="Times New Roman" w:cs="Times New Roman"/>
+                <w:sz w:val="20"/>
+                <w:szCs w:val="20"/>
+              </w:rPr>
+            </w:pPr>
+          </w:p>
+        </w:tc>
+        <w:tc>
+          <w:tcPr>
+            <w:tcW w:w="1274" w:type="dxa"/>
+            <w:tcBorders>
+              <w:top w:val="single" w:sz="4" w:space="0" w:color="auto"/>
+              <w:left w:val="nil"/>
+              <w:bottom w:val="nil"/>
+            </w:tcBorders>
+          </w:tcPr>
+          <w:p>
+            <w:pPr>
+              <w:tabs>
+                <w:tab w:val="left" w:pos="1440"/>
+              </w:tabs>
+              <w:jc w:val="center"/>
+              <w:rPr>
+                <w:rFonts w:ascii="Times New Roman" w:hAnsi="Times New Roman" w:cs="Times New Roman"/>
+                <w:sz w:val="20"/>
+                <w:szCs w:val="20"/>
+              </w:rPr>
+            </w:pPr>
+            <w:r>
+              <w:rPr>
+                <w:rFonts w:ascii="Times New Roman" w:hAnsi="Times New Roman" w:cs="Times New Roman"/>
+                <w:sz w:val="20"/>
+                <w:szCs w:val="20"/>
+              </w:rPr>
+              <w:t>дата</w:t>
+            </w:r>
+          </w:p>
+        </w:tc>
+      </w:tr>
+    </w:tbl>
+    <w:p>
+      <w:pPr>
+        <w:spacing w:line="360" w:lineRule="auto"/>
+        <w:contextualSpacing/>
+        <w:jc w:val="both"/>
+        <w:rPr>
+          <w:rFonts w:ascii="Times New Roman" w:hAnsi="Times New Roman"/>
+          <w:b/>
+          <w:sz w:val="12"/>
+          <w:szCs w:val="28"/>
+        </w:rPr>
+      </w:pPr>
+    </w:p>
+    <w:tbl>
+      <w:tblPr>
+        <w:tblW w:w="0" w:type="auto"/>
+        <w:tblInd w:w="108" w:type="dxa"/>
+        <w:tblBorders>
+          <w:top w:val="single" w:sz="4" w:space="0" w:color="auto"/>
+          <w:bottom w:val="single" w:sz="4" w:space="0" w:color="auto"/>
+          <w:insideH w:val="single" w:sz="4" w:space="0" w:color="auto"/>
+          <w:insideV w:val="single" w:sz="4" w:space="0" w:color="auto"/>
+        </w:tblBorders>
+        <w:tblLook w:val="04A0" w:firstRow="1" w:lastRow="0" w:firstColumn="1" w:lastColumn="0" w:noHBand="0" w:noVBand="1"/>
+      </w:tblPr>
+      <w:tblGrid>
+        <w:gridCol w:w="4712"/>
+        <w:gridCol w:w="306"/>
+        <w:gridCol w:w="2671"/>
+        <w:gridCol w:w="283"/>
+        <w:gridCol w:w="1274"/>
+      </w:tblGrid>
+      <w:tr>
+        <w:trPr>
+          <w:trHeight w:val="153"/>
+        </w:trPr>
+        <w:tc>
+          <w:tcPr>
+            <w:tcW w:w="9246" w:type="dxa"/>
+            <w:gridSpan w:val="5"/>
+            <w:tcBorders>
+              <w:top w:val="nil"/>
+              <w:bottom w:val="nil"/>
+            </w:tcBorders>
+          </w:tcPr>
+          <w:p>
+            <w:pPr>
+              <w:tabs>
+                <w:tab w:val="left" w:pos="1440"/>
+              </w:tabs>
+              <w:rPr>
+                <w:rFonts w:ascii="Times New Roman" w:eastAsia="Calibri" w:hAnsi="Times New Roman" w:cs="Times New Roman"/>
+                <w:b/>
+                <w:sz w:val="16"/>
+                <w:szCs w:val="16"/>
+              </w:rPr>
+            </w:pPr>
+            <w:r>
+              <w:rPr>
+                <w:rFonts w:ascii="Times New Roman" w:eastAsia="Calibri" w:hAnsi="Times New Roman" w:cs="Times New Roman"/>
+                <w:b/>
+                <w:sz w:val="28"/>
+                <w:szCs w:val="28"/>
+              </w:rPr>
+              <w:t>Руководитель ВКР:</w:t>
+            </w:r>
+          </w:p>
+        </w:tc>
+      </w:tr>
+      <w:tr>
+        <w:trPr>
+          <w:trHeight w:val="82"/>
+        </w:trPr>
+        <w:tc>
+          <w:tcPr>
+            <w:tcW w:w="4712" w:type="dxa"/>
+            <w:tcBorders>
+              <w:top w:val="nil"/>
+              <w:bottom w:val="single" w:sz="4" w:space="0" w:color="auto"/>
+              <w:right w:val="nil"/>
+            </w:tcBorders>
+          </w:tcPr>
+          <w:p>
+            <w:pPr>
+              <w:tabs>
+                <w:tab w:val="left" w:pos="1440"/>
+              </w:tabs>
+              <w:jc w:val="center"/>
+              <w:rPr>
+                <w:rFonts w:ascii="Times New Roman" w:eastAsia="Calibri" w:hAnsi="Times New Roman" w:cs="Times New Roman"/>
+                <w:sz w:val="28"/>
+                <w:szCs w:val="28"/>
+              </w:rPr>
+            </w:pPr>
+            <w:r>
+              <w:rPr>
+                <w:rFonts w:ascii="Times New Roman" w:eastAsia="Calibri" w:hAnsi="Times New Roman" w:cs="Times New Roman"/>
+                <w:sz w:val="28"/>
+                <w:szCs w:val="28"/>
+              </w:rPr>
+              <w:t>Ларина Ирина Евгеньевна</w:t>
+            </w:r>
+          </w:p>
+        </w:tc>
+        <w:tc>
+          <w:tcPr>
+            <w:tcW w:w="306" w:type="dxa"/>
+            <w:tcBorders>
+              <w:top w:val="nil"/>
+              <w:left w:val="nil"/>
+              <w:bottom w:val="nil"/>
+              <w:right w:val="nil"/>
+            </w:tcBorders>
+          </w:tcPr>
+          <w:p>
+            <w:pPr>
+              <w:tabs>
+                <w:tab w:val="left" w:pos="1440"/>
+              </w:tabs>
+              <w:rPr>
+                <w:rFonts w:ascii="Times New Roman" w:eastAsia="Calibri" w:hAnsi="Times New Roman" w:cs="Times New Roman"/>
+                <w:sz w:val="28"/>
+                <w:szCs w:val="28"/>
+              </w:rPr>
+            </w:pPr>
+          </w:p>
+        </w:tc>
+        <w:tc>
+          <w:tcPr>
+            <w:tcW w:w="2671" w:type="dxa"/>
+            <w:tcBorders>
+              <w:top w:val="nil"/>
+              <w:left w:val="nil"/>
+              <w:bottom w:val="single" w:sz="4" w:space="0" w:color="auto"/>
+              <w:right w:val="nil"/>
+            </w:tcBorders>
+          </w:tcPr>
+          <w:p>
+            <w:pPr>
+              <w:tabs>
+                <w:tab w:val="left" w:pos="1440"/>
+              </w:tabs>
+              <w:rPr>
+                <w:rFonts w:ascii="Times New Roman" w:eastAsia="Calibri" w:hAnsi="Times New Roman" w:cs="Times New Roman"/>
+                <w:sz w:val="28"/>
+                <w:szCs w:val="28"/>
+              </w:rPr>
+            </w:pPr>
+          </w:p>
+        </w:tc>
+        <w:tc>
+          <w:tcPr>
+            <w:tcW w:w="283" w:type="dxa"/>
+            <w:tcBorders>
+              <w:top w:val="nil"/>
+              <w:left w:val="nil"/>
+              <w:bottom w:val="nil"/>
+              <w:right w:val="nil"/>
+            </w:tcBorders>
+          </w:tcPr>
+          <w:p>
+            <w:pPr>
+              <w:tabs>
+                <w:tab w:val="left" w:pos="1440"/>
+              </w:tabs>
+              <w:rPr>
+                <w:rFonts w:ascii="Times New Roman" w:eastAsia="Calibri" w:hAnsi="Times New Roman" w:cs="Times New Roman"/>
+                <w:sz w:val="28"/>
+                <w:szCs w:val="28"/>
+              </w:rPr>
+            </w:pPr>
+          </w:p>
+        </w:tc>
+        <w:tc>
+          <w:tcPr>
+            <w:tcW w:w="1274" w:type="dxa"/>
+            <w:tcBorders>
+              <w:top w:val="nil"/>
+              <w:left w:val="nil"/>
+              <w:bottom w:val="single" w:sz="4" w:space="0" w:color="auto"/>
+            </w:tcBorders>
+          </w:tcPr>
+          <w:p>
+            <w:pPr>
+              <w:tabs>
+                <w:tab w:val="left" w:pos="1440"/>
+              </w:tabs>
+              <w:rPr>
+                <w:rFonts w:ascii="Times New Roman" w:eastAsia="Calibri" w:hAnsi="Times New Roman" w:cs="Times New Roman"/>
+                <w:sz w:val="28"/>
+                <w:szCs w:val="28"/>
+              </w:rPr>
+            </w:pPr>
+          </w:p>
+        </w:tc>
+      </w:tr>
+      <w:tr>
+        <w:trPr>
+          <w:trHeight w:val="190"/>
+        </w:trPr>
+        <w:tc>
+          <w:tcPr>
+            <w:tcW w:w="4712" w:type="dxa"/>
+            <w:tcBorders>
+              <w:top w:val="single" w:sz="4" w:space="0" w:color="auto"/>
+              <w:bottom w:val="nil"/>
+              <w:right w:val="nil"/>
+            </w:tcBorders>
+          </w:tcPr>
+          <w:p>
+            <w:pPr>
+              <w:tabs>
+                <w:tab w:val="left" w:pos="1440"/>
+              </w:tabs>
+              <w:jc w:val="center"/>
+              <w:rPr>
+                <w:rFonts w:ascii="Times New Roman" w:eastAsia="Calibri" w:hAnsi="Times New Roman" w:cs="Times New Roman"/>
+                <w:sz w:val="28"/>
+                <w:szCs w:val="28"/>
+              </w:rPr>
+            </w:pPr>
+            <w:r>
+              <w:rPr>
+                <w:rFonts w:ascii="Times New Roman" w:hAnsi="Times New Roman" w:cs="Times New Roman"/>
+                <w:sz w:val="20"/>
+                <w:szCs w:val="20"/>
+              </w:rPr>
+              <w:t>ф</w:t>
+            </w:r>
+            <w:r>
+              <w:rPr>
+                <w:rFonts w:ascii="Times New Roman" w:hAnsi="Times New Roman" w:cs="Times New Roman"/>
+                <w:sz w:val="20"/>
+                <w:szCs w:val="20"/>
+              </w:rPr>
+              <w:t>амилия</w:t>
+            </w:r>
+            <w:r>
+              <w:rPr>
+                <w:rFonts w:ascii="Times New Roman" w:hAnsi="Times New Roman" w:cs="Times New Roman"/>
+                <w:sz w:val="20"/>
+                <w:szCs w:val="20"/>
+              </w:rPr>
+              <w:t>, имя, отчество</w:t>
+            </w:r>
+          </w:p>
+        </w:tc>
+        <w:tc>
+          <w:tcPr>
+            <w:tcW w:w="306" w:type="dxa"/>
+            <w:tcBorders>
+              <w:top w:val="nil"/>
+              <w:left w:val="nil"/>
+              <w:bottom w:val="nil"/>
+              <w:right w:val="nil"/>
+            </w:tcBorders>
+          </w:tcPr>
+          <w:p>
+            <w:pPr>
+              <w:tabs>
+                <w:tab w:val="left" w:pos="1440"/>
+              </w:tabs>
+              <w:rPr>
+                <w:rFonts w:ascii="Times New Roman" w:eastAsia="Calibri" w:hAnsi="Times New Roman" w:cs="Times New Roman"/>
+                <w:sz w:val="28"/>
+                <w:szCs w:val="28"/>
+              </w:rPr>
+            </w:pPr>
+          </w:p>
+        </w:tc>
+        <w:tc>
+          <w:tcPr>
+            <w:tcW w:w="2671" w:type="dxa"/>
+            <w:tcBorders>
+              <w:top w:val="single" w:sz="4" w:space="0" w:color="auto"/>
+              <w:left w:val="nil"/>
+              <w:bottom w:val="nil"/>
+              <w:right w:val="nil"/>
+            </w:tcBorders>
+          </w:tcPr>
+          <w:p>
+            <w:pPr>
+              <w:tabs>
+                <w:tab w:val="left" w:pos="1440"/>
+              </w:tabs>
+              <w:jc w:val="center"/>
+              <w:rPr>
+                <w:rFonts w:ascii="Times New Roman" w:hAnsi="Times New Roman" w:cs="Times New Roman"/>
+                <w:sz w:val="20"/>
+                <w:szCs w:val="20"/>
+              </w:rPr>
+            </w:pPr>
+            <w:r>
+              <w:rPr>
+                <w:rFonts w:ascii="Times New Roman" w:hAnsi="Times New Roman" w:cs="Times New Roman"/>
+                <w:sz w:val="20"/>
+                <w:szCs w:val="20"/>
+              </w:rPr>
+              <w:t>п</w:t>
+            </w:r>
+            <w:r>
+              <w:rPr>
+                <w:rFonts w:ascii="Times New Roman" w:hAnsi="Times New Roman" w:cs="Times New Roman"/>
+                <w:sz w:val="20"/>
+                <w:szCs w:val="20"/>
+              </w:rPr>
+              <w:t>одпись</w:t>
+            </w:r>
+          </w:p>
+        </w:tc>
+        <w:tc>
+          <w:tcPr>
+            <w:tcW w:w="283" w:type="dxa"/>
+            <w:tcBorders>
+              <w:top w:val="nil"/>
+              <w:left w:val="nil"/>
+              <w:bottom w:val="nil"/>
+              <w:right w:val="nil"/>
+            </w:tcBorders>
+          </w:tcPr>
+          <w:p>
+            <w:pPr>
+              <w:tabs>
+                <w:tab w:val="left" w:pos="1440"/>
+              </w:tabs>
+              <w:jc w:val="center"/>
+              <w:rPr>
+                <w:rFonts w:ascii="Times New Roman" w:hAnsi="Times New Roman" w:cs="Times New Roman"/>
+                <w:sz w:val="20"/>
+                <w:szCs w:val="20"/>
+              </w:rPr>
+            </w:pPr>
+          </w:p>
+        </w:tc>
+        <w:tc>
+          <w:tcPr>
+            <w:tcW w:w="1274" w:type="dxa"/>
+            <w:tcBorders>
+              <w:top w:val="single" w:sz="4" w:space="0" w:color="auto"/>
+              <w:left w:val="nil"/>
+              <w:bottom w:val="nil"/>
+            </w:tcBorders>
+          </w:tcPr>
+          <w:p>
+            <w:pPr>
+              <w:tabs>
+                <w:tab w:val="left" w:pos="1440"/>
+              </w:tabs>
+              <w:jc w:val="center"/>
+              <w:rPr>
+                <w:rFonts w:ascii="Times New Roman" w:hAnsi="Times New Roman" w:cs="Times New Roman"/>
+                <w:sz w:val="20"/>
+                <w:szCs w:val="20"/>
+              </w:rPr>
+            </w:pPr>
+            <w:r>
+              <w:rPr>
+                <w:rFonts w:ascii="Times New Roman" w:hAnsi="Times New Roman" w:cs="Times New Roman"/>
+                <w:sz w:val="20"/>
+                <w:szCs w:val="20"/>
+              </w:rPr>
+              <w:t>дата</w:t>
+            </w:r>
+          </w:p>
+        </w:tc>
+      </w:tr>
+    </w:tbl>
+    <w:p>
+      <w:pPr>
+        <w:spacing w:line="360" w:lineRule="auto"/>
+        <w:contextualSpacing/>
+        <w:jc w:val="both"/>
+        <w:rPr>
+          <w:rFonts w:ascii="Times New Roman" w:hAnsi="Times New Roman"/>
+          <w:b/>
+          <w:sz w:val="12"/>
+          <w:szCs w:val="28"/>
+        </w:rPr>
+      </w:pPr>
+    </w:p>
+    <w:p>
+      <w:pPr>
+        <w:contextualSpacing/>
+        <w:jc w:val="both"/>
+        <w:rPr>
+          <w:rFonts w:ascii="Times New Roman" w:hAnsi="Times New Roman" w:cs="Times New Roman"/>
+          <w:b/>
+        </w:rPr>
+      </w:pPr>
+      <w:r>
+        <w:rPr>
+          <w:rFonts w:ascii="Times New Roman" w:hAnsi="Times New Roman" w:cs="Times New Roman"/>
+          <w:b/>
+          <w:i/>
+        </w:rPr>
+        <w:t>Примечания:</w:t>
+      </w:r>
+    </w:p>
+    <w:p>
+      <w:pPr>
+        <w:numPr>
+          <w:ilvl w:val="0"/>
+          <w:numId w:val="1"/>
+        </w:numPr>
+        <w:ind w:left="284" w:hanging="284"/>
+        <w:contextualSpacing/>
+        <w:jc w:val="both"/>
+        <w:rPr>
+          <w:rFonts w:ascii="Times New Roman" w:hAnsi="Times New Roman" w:cs="Times New Roman"/>
+        </w:rPr>
+      </w:pPr>
+      <w:r>
+        <w:rPr>
+          <w:rFonts w:ascii="Times New Roman" w:hAnsi="Times New Roman" w:cs="Times New Roman"/>
+        </w:rPr>
+        <w:t>Задание брошюруется вместе с выпускной работой после титульного листа (страницы задания имеют номера 2, 3</w:t>
+      </w:r>
+      <w:r>
+        <w:rPr>
+          <w:rFonts w:ascii="Times New Roman" w:hAnsi="Times New Roman" w:cs="Times New Roman"/>
+        </w:rPr>
+        <w:t>, 4</w:t>
+      </w:r>
+      <w:r>
+        <w:rPr>
+          <w:rFonts w:ascii="Times New Roman" w:hAnsi="Times New Roman" w:cs="Times New Roman"/>
+        </w:rPr>
+        <w:t>, 5</w:t>
+      </w:r>
+      <w:r>
+        <w:rPr>
+          <w:rFonts w:ascii="Times New Roman" w:hAnsi="Times New Roman" w:cs="Times New Roman"/>
+        </w:rPr>
+        <w:t>).</w:t>
+      </w:r>
+    </w:p>
+    <w:p>
+      <w:pPr>
+        <w:numPr>
+          <w:ilvl w:val="0"/>
+          <w:numId w:val="1"/>
+        </w:numPr>
+        <w:ind w:left="284" w:hanging="284"/>
+        <w:contextualSpacing/>
+        <w:jc w:val="both"/>
+        <w:rPr>
+          <w:rFonts w:ascii="Times New Roman" w:hAnsi="Times New Roman" w:cs="Times New Roman"/>
+        </w:rPr>
+      </w:pPr>
+      <w:r>
+        <w:rPr>
+          <w:rFonts w:ascii="Times New Roman" w:hAnsi="Times New Roman" w:cs="Times New Roman"/>
+        </w:rPr>
+        <w:t>Отзыв руководителя, рецензия(и), отчет о проверке на объем заимствований и согласие студента на размещение работы в открытом доступе вкладываются в конверт (файловую папку) под обложкой работы.</w:t>
+      </w:r>
     </w:p>
     <w:sectPr>
-      <w:headerReference w:type="even" r:id="rId12"/>
-      <w:headerReference w:type="default" r:id="rId13"/>
-      <w:footerReference w:type="even" r:id="rId14"/>
-      <w:footerReference w:type="default" r:id="rId15"/>
-      <w:headerReference w:type="first" r:id="rId16"/>
-      <w:footerReference w:type="first" r:id="rId17"/>
+      <w:footerReference w:type="default" r:id="rId12"/>
       <w:pgSz w:w="11906" w:h="16838"/>
       <w:pgMar w:top="1134" w:right="851" w:bottom="1134" w:left="1701" w:header="709" w:footer="709" w:gutter="0"/>
       <w:pgNumType w:start="2"/>
@@ -2316,30 +6686,15 @@
   <w:p>
     <w:pPr>
       <w:pStyle w:val="aa"/>
-    </w:pPr>
-  </w:p>
-</w:ftr>
-</file>
-
-<file path=word/footer2.xml><?xml version="1.0" encoding="utf-8"?>
-<w:ftr xmlns:wpc="http://schemas.microsoft.com/office/word/2010/wordprocessingCanvas" xmlns:cx="http://schemas.microsoft.com/office/drawing/2014/chartex" xmlns:cx1="http://schemas.microsoft.com/office/drawing/2015/9/8/chartex" xmlns:mc="http://schemas.openxmlformats.org/markup-compatibility/2006" xmlns:o="urn:schemas-microsoft-com:office:office" xmlns:r="http://schemas.openxmlformats.org/officeDocument/2006/relationships" xmlns:m="http://schemas.openxmlformats.org/officeDocument/2006/math" xmlns:v="urn:schemas-microsoft-com:vml" xmlns:wp14="http://schemas.microsoft.com/office/word/2010/wordprocessingDrawing" xmlns:wp="http://schemas.openxmlformats.org/drawingml/2006/wordprocessingDrawing" xmlns:w10="urn:schemas-microsoft-com:office:word" xmlns:w="http://schemas.openxmlformats.org/wordprocessingml/2006/main" xmlns:w14="http://schemas.microsoft.com/office/word/2010/wordml" xmlns:w15="http://schemas.microsoft.com/office/word/2012/wordml" xmlns:w16se="http://schemas.microsoft.com/office/word/2015/wordml/symex" xmlns:wpg="http://schemas.microsoft.com/office/word/2010/wordprocessingGroup" xmlns:wpi="http://schemas.microsoft.com/office/word/2010/wordprocessingInk" xmlns:wne="http://schemas.microsoft.com/office/word/2006/wordml" xmlns:wps="http://schemas.microsoft.com/office/word/2010/wordprocessingShape" mc:Ignorable="w14 w15 w16se wp14">
-  <w:p>
-    <w:pPr>
-      <w:pStyle w:val="aa"/>
       <w:tabs>
         <w:tab w:val="left" w:pos="4496"/>
         <w:tab w:val="left" w:pos="5439"/>
       </w:tabs>
-    </w:pPr>
-    <w:r>
-      <w:tab/>
-    </w:r>
-    <w:r>
+      <w:jc w:val="center"/>
       <w:rPr>
         <w:rFonts w:cs="Times New Roman"/>
       </w:rPr>
-      <w:tab/>
-    </w:r>
+    </w:pPr>
     <w:sdt>
       <w:sdtPr>
         <w:rPr>
@@ -2366,53 +6721,13 @@
           <w:rPr>
             <w:noProof/>
           </w:rPr>
-          <w:t>2</w:t>
+          <w:t>5</w:t>
         </w:r>
         <w:r>
           <w:fldChar w:fldCharType="end"/>
         </w:r>
       </w:sdtContent>
     </w:sdt>
-    <w:r>
-      <w:rPr>
-        <w:rFonts w:cs="Times New Roman"/>
-      </w:rPr>
-      <w:tab/>
-    </w:r>
-  </w:p>
-  <w:p>
-    <w:pPr>
-      <w:pStyle w:val="aa"/>
-      <w:tabs>
-        <w:tab w:val="clear" w:pos="9355"/>
-        <w:tab w:val="left" w:pos="2445"/>
-      </w:tabs>
-      <w:rPr>
-        <w:rFonts w:cs="Times New Roman"/>
-      </w:rPr>
-    </w:pPr>
-    <w:r>
-      <w:rPr>
-        <w:rFonts w:cs="Times New Roman"/>
-      </w:rPr>
-      <w:tab/>
-    </w:r>
-    <w:r>
-      <w:rPr>
-        <w:rFonts w:cs="Times New Roman"/>
-      </w:rPr>
-      <w:tab/>
-    </w:r>
-  </w:p>
-</w:ftr>
-</file>
-
-<file path=word/footer3.xml><?xml version="1.0" encoding="utf-8"?>
-<w:ftr xmlns:wpc="http://schemas.microsoft.com/office/word/2010/wordprocessingCanvas" xmlns:cx="http://schemas.microsoft.com/office/drawing/2014/chartex" xmlns:cx1="http://schemas.microsoft.com/office/drawing/2015/9/8/chartex" xmlns:mc="http://schemas.openxmlformats.org/markup-compatibility/2006" xmlns:o="urn:schemas-microsoft-com:office:office" xmlns:r="http://schemas.openxmlformats.org/officeDocument/2006/relationships" xmlns:m="http://schemas.openxmlformats.org/officeDocument/2006/math" xmlns:v="urn:schemas-microsoft-com:vml" xmlns:wp14="http://schemas.microsoft.com/office/word/2010/wordprocessingDrawing" xmlns:wp="http://schemas.openxmlformats.org/drawingml/2006/wordprocessingDrawing" xmlns:w10="urn:schemas-microsoft-com:office:word" xmlns:w="http://schemas.openxmlformats.org/wordprocessingml/2006/main" xmlns:w14="http://schemas.microsoft.com/office/word/2010/wordml" xmlns:w15="http://schemas.microsoft.com/office/word/2012/wordml" xmlns:w16se="http://schemas.microsoft.com/office/word/2015/wordml/symex" xmlns:wpg="http://schemas.microsoft.com/office/word/2010/wordprocessingGroup" xmlns:wpi="http://schemas.microsoft.com/office/word/2010/wordprocessingInk" xmlns:wne="http://schemas.microsoft.com/office/word/2006/wordml" xmlns:wps="http://schemas.microsoft.com/office/word/2010/wordprocessingShape" mc:Ignorable="w14 w15 w16se wp14">
-  <w:p>
-    <w:pPr>
-      <w:pStyle w:val="aa"/>
-    </w:pPr>
   </w:p>
 </w:ftr>
 </file>
@@ -2436,39 +6751,187 @@
 </w:footnotes>
 </file>
 
-<file path=word/header1.xml><?xml version="1.0" encoding="utf-8"?>
-<w:hdr xmlns:wpc="http://schemas.microsoft.com/office/word/2010/wordprocessingCanvas" xmlns:cx="http://schemas.microsoft.com/office/drawing/2014/chartex" xmlns:cx1="http://schemas.microsoft.com/office/drawing/2015/9/8/chartex" xmlns:mc="http://schemas.openxmlformats.org/markup-compatibility/2006" xmlns:o="urn:schemas-microsoft-com:office:office" xmlns:r="http://schemas.openxmlformats.org/officeDocument/2006/relationships" xmlns:m="http://schemas.openxmlformats.org/officeDocument/2006/math" xmlns:v="urn:schemas-microsoft-com:vml" xmlns:wp14="http://schemas.microsoft.com/office/word/2010/wordprocessingDrawing" xmlns:wp="http://schemas.openxmlformats.org/drawingml/2006/wordprocessingDrawing" xmlns:w10="urn:schemas-microsoft-com:office:word" xmlns:w="http://schemas.openxmlformats.org/wordprocessingml/2006/main" xmlns:w14="http://schemas.microsoft.com/office/word/2010/wordml" xmlns:w15="http://schemas.microsoft.com/office/word/2012/wordml" xmlns:w16se="http://schemas.microsoft.com/office/word/2015/wordml/symex" xmlns:wpg="http://schemas.microsoft.com/office/word/2010/wordprocessingGroup" xmlns:wpi="http://schemas.microsoft.com/office/word/2010/wordprocessingInk" xmlns:wne="http://schemas.microsoft.com/office/word/2006/wordml" xmlns:wps="http://schemas.microsoft.com/office/word/2010/wordprocessingShape" mc:Ignorable="w14 w15 w16se wp14">
-  <w:p>
-    <w:pPr>
-      <w:pStyle w:val="a8"/>
-    </w:pPr>
-  </w:p>
-</w:hdr>
-</file>
-
-<file path=word/header2.xml><?xml version="1.0" encoding="utf-8"?>
-<w:hdr xmlns:wpc="http://schemas.microsoft.com/office/word/2010/wordprocessingCanvas" xmlns:cx="http://schemas.microsoft.com/office/drawing/2014/chartex" xmlns:cx1="http://schemas.microsoft.com/office/drawing/2015/9/8/chartex" xmlns:mc="http://schemas.openxmlformats.org/markup-compatibility/2006" xmlns:o="urn:schemas-microsoft-com:office:office" xmlns:r="http://schemas.openxmlformats.org/officeDocument/2006/relationships" xmlns:m="http://schemas.openxmlformats.org/officeDocument/2006/math" xmlns:v="urn:schemas-microsoft-com:vml" xmlns:wp14="http://schemas.microsoft.com/office/word/2010/wordprocessingDrawing" xmlns:wp="http://schemas.openxmlformats.org/drawingml/2006/wordprocessingDrawing" xmlns:w10="urn:schemas-microsoft-com:office:word" xmlns:w="http://schemas.openxmlformats.org/wordprocessingml/2006/main" xmlns:w14="http://schemas.microsoft.com/office/word/2010/wordml" xmlns:w15="http://schemas.microsoft.com/office/word/2012/wordml" xmlns:w16se="http://schemas.microsoft.com/office/word/2015/wordml/symex" xmlns:wpg="http://schemas.microsoft.com/office/word/2010/wordprocessingGroup" xmlns:wpi="http://schemas.microsoft.com/office/word/2010/wordprocessingInk" xmlns:wne="http://schemas.microsoft.com/office/word/2006/wordml" xmlns:wps="http://schemas.microsoft.com/office/word/2010/wordprocessingShape" mc:Ignorable="w14 w15 w16se wp14">
-  <w:p>
-    <w:pPr>
-      <w:pStyle w:val="a8"/>
-    </w:pPr>
-  </w:p>
-</w:hdr>
-</file>
-
-<file path=word/header3.xml><?xml version="1.0" encoding="utf-8"?>
-<w:hdr xmlns:wpc="http://schemas.microsoft.com/office/word/2010/wordprocessingCanvas" xmlns:cx="http://schemas.microsoft.com/office/drawing/2014/chartex" xmlns:cx1="http://schemas.microsoft.com/office/drawing/2015/9/8/chartex" xmlns:mc="http://schemas.openxmlformats.org/markup-compatibility/2006" xmlns:o="urn:schemas-microsoft-com:office:office" xmlns:r="http://schemas.openxmlformats.org/officeDocument/2006/relationships" xmlns:m="http://schemas.openxmlformats.org/officeDocument/2006/math" xmlns:v="urn:schemas-microsoft-com:vml" xmlns:wp14="http://schemas.microsoft.com/office/word/2010/wordprocessingDrawing" xmlns:wp="http://schemas.openxmlformats.org/drawingml/2006/wordprocessingDrawing" xmlns:w10="urn:schemas-microsoft-com:office:word" xmlns:w="http://schemas.openxmlformats.org/wordprocessingml/2006/main" xmlns:w14="http://schemas.microsoft.com/office/word/2010/wordml" xmlns:w15="http://schemas.microsoft.com/office/word/2012/wordml" xmlns:w16se="http://schemas.microsoft.com/office/word/2015/wordml/symex" xmlns:wpg="http://schemas.microsoft.com/office/word/2010/wordprocessingGroup" xmlns:wpi="http://schemas.microsoft.com/office/word/2010/wordprocessingInk" xmlns:wne="http://schemas.microsoft.com/office/word/2006/wordml" xmlns:wps="http://schemas.microsoft.com/office/word/2010/wordprocessingShape" mc:Ignorable="w14 w15 w16se wp14">
-  <w:p>
-    <w:pPr>
-      <w:pStyle w:val="a8"/>
-    </w:pPr>
-  </w:p>
-</w:hdr>
-</file>
-
 <file path=word/numbering.xml><?xml version="1.0" encoding="utf-8"?>
 <w:numbering xmlns:wpc="http://schemas.microsoft.com/office/word/2010/wordprocessingCanvas" xmlns:cx="http://schemas.microsoft.com/office/drawing/2014/chartex" xmlns:cx1="http://schemas.microsoft.com/office/drawing/2015/9/8/chartex" xmlns:mc="http://schemas.openxmlformats.org/markup-compatibility/2006" xmlns:o="urn:schemas-microsoft-com:office:office" xmlns:r="http://schemas.openxmlformats.org/officeDocument/2006/relationships" xmlns:m="http://schemas.openxmlformats.org/officeDocument/2006/math" xmlns:v="urn:schemas-microsoft-com:vml" xmlns:wp14="http://schemas.microsoft.com/office/word/2010/wordprocessingDrawing" xmlns:wp="http://schemas.openxmlformats.org/drawingml/2006/wordprocessingDrawing" xmlns:w10="urn:schemas-microsoft-com:office:word" xmlns:w="http://schemas.openxmlformats.org/wordprocessingml/2006/main" xmlns:w14="http://schemas.microsoft.com/office/word/2010/wordml" xmlns:w15="http://schemas.microsoft.com/office/word/2012/wordml" xmlns:w16se="http://schemas.microsoft.com/office/word/2015/wordml/symex" xmlns:wpg="http://schemas.microsoft.com/office/word/2010/wordprocessingGroup" xmlns:wpi="http://schemas.microsoft.com/office/word/2010/wordprocessingInk" xmlns:wne="http://schemas.microsoft.com/office/word/2006/wordml" xmlns:wps="http://schemas.microsoft.com/office/word/2010/wordprocessingShape" mc:Ignorable="w14 w15 w16se wp14">
   <w:abstractNum w:abstractNumId="0" w15:restartNumberingAfterBreak="0">
+    <w:nsid w:val="40D72ED0"/>
+    <w:multiLevelType w:val="hybridMultilevel"/>
+    <w:tmpl w:val="134A4B0C"/>
+    <w:lvl w:ilvl="0" w:tplc="0419000F">
+      <w:start w:val="1"/>
+      <w:numFmt w:val="decimal"/>
+      <w:lvlText w:val="%1."/>
+      <w:lvlJc w:val="left"/>
+      <w:pPr>
+        <w:ind w:left="720" w:hanging="360"/>
+      </w:pPr>
+      <w:rPr>
+        <w:rFonts w:hint="default"/>
+      </w:rPr>
+    </w:lvl>
+    <w:lvl w:ilvl="1" w:tplc="04190019" w:tentative="1">
+      <w:start w:val="1"/>
+      <w:numFmt w:val="lowerLetter"/>
+      <w:lvlText w:val="%2."/>
+      <w:lvlJc w:val="left"/>
+      <w:pPr>
+        <w:ind w:left="1440" w:hanging="360"/>
+      </w:pPr>
+    </w:lvl>
+    <w:lvl w:ilvl="2" w:tplc="0419001B" w:tentative="1">
+      <w:start w:val="1"/>
+      <w:numFmt w:val="lowerRoman"/>
+      <w:lvlText w:val="%3."/>
+      <w:lvlJc w:val="right"/>
+      <w:pPr>
+        <w:ind w:left="2160" w:hanging="180"/>
+      </w:pPr>
+    </w:lvl>
+    <w:lvl w:ilvl="3" w:tplc="0419000F" w:tentative="1">
+      <w:start w:val="1"/>
+      <w:numFmt w:val="decimal"/>
+      <w:lvlText w:val="%4."/>
+      <w:lvlJc w:val="left"/>
+      <w:pPr>
+        <w:ind w:left="2880" w:hanging="360"/>
+      </w:pPr>
+    </w:lvl>
+    <w:lvl w:ilvl="4" w:tplc="04190019" w:tentative="1">
+      <w:start w:val="1"/>
+      <w:numFmt w:val="lowerLetter"/>
+      <w:lvlText w:val="%5."/>
+      <w:lvlJc w:val="left"/>
+      <w:pPr>
+        <w:ind w:left="3600" w:hanging="360"/>
+      </w:pPr>
+    </w:lvl>
+    <w:lvl w:ilvl="5" w:tplc="0419001B" w:tentative="1">
+      <w:start w:val="1"/>
+      <w:numFmt w:val="lowerRoman"/>
+      <w:lvlText w:val="%6."/>
+      <w:lvlJc w:val="right"/>
+      <w:pPr>
+        <w:ind w:left="4320" w:hanging="180"/>
+      </w:pPr>
+    </w:lvl>
+    <w:lvl w:ilvl="6" w:tplc="0419000F" w:tentative="1">
+      <w:start w:val="1"/>
+      <w:numFmt w:val="decimal"/>
+      <w:lvlText w:val="%7."/>
+      <w:lvlJc w:val="left"/>
+      <w:pPr>
+        <w:ind w:left="5040" w:hanging="360"/>
+      </w:pPr>
+    </w:lvl>
+    <w:lvl w:ilvl="7" w:tplc="04190019" w:tentative="1">
+      <w:start w:val="1"/>
+      <w:numFmt w:val="lowerLetter"/>
+      <w:lvlText w:val="%8."/>
+      <w:lvlJc w:val="left"/>
+      <w:pPr>
+        <w:ind w:left="5760" w:hanging="360"/>
+      </w:pPr>
+    </w:lvl>
+    <w:lvl w:ilvl="8" w:tplc="0419001B" w:tentative="1">
+      <w:start w:val="1"/>
+      <w:numFmt w:val="lowerRoman"/>
+      <w:lvlText w:val="%9."/>
+      <w:lvlJc w:val="right"/>
+      <w:pPr>
+        <w:ind w:left="6480" w:hanging="180"/>
+      </w:pPr>
+    </w:lvl>
+  </w:abstractNum>
+  <w:abstractNum w:abstractNumId="1" w15:restartNumberingAfterBreak="0">
+    <w:nsid w:val="4E55539E"/>
+    <w:multiLevelType w:val="hybridMultilevel"/>
+    <w:tmpl w:val="4DC297F4"/>
+    <w:lvl w:ilvl="0" w:tplc="0419000F">
+      <w:start w:val="1"/>
+      <w:numFmt w:val="decimal"/>
+      <w:lvlText w:val="%1."/>
+      <w:lvlJc w:val="left"/>
+      <w:pPr>
+        <w:ind w:left="720" w:hanging="360"/>
+      </w:pPr>
+      <w:rPr>
+        <w:rFonts w:hint="default"/>
+      </w:rPr>
+    </w:lvl>
+    <w:lvl w:ilvl="1" w:tplc="04190019" w:tentative="1">
+      <w:start w:val="1"/>
+      <w:numFmt w:val="lowerLetter"/>
+      <w:lvlText w:val="%2."/>
+      <w:lvlJc w:val="left"/>
+      <w:pPr>
+        <w:ind w:left="1440" w:hanging="360"/>
+      </w:pPr>
+    </w:lvl>
+    <w:lvl w:ilvl="2" w:tplc="0419001B" w:tentative="1">
+      <w:start w:val="1"/>
+      <w:numFmt w:val="lowerRoman"/>
+      <w:lvlText w:val="%3."/>
+      <w:lvlJc w:val="right"/>
+      <w:pPr>
+        <w:ind w:left="2160" w:hanging="180"/>
+      </w:pPr>
+    </w:lvl>
+    <w:lvl w:ilvl="3" w:tplc="0419000F" w:tentative="1">
+      <w:start w:val="1"/>
+      <w:numFmt w:val="decimal"/>
+      <w:lvlText w:val="%4."/>
+      <w:lvlJc w:val="left"/>
+      <w:pPr>
+        <w:ind w:left="2880" w:hanging="360"/>
+      </w:pPr>
+    </w:lvl>
+    <w:lvl w:ilvl="4" w:tplc="04190019" w:tentative="1">
+      <w:start w:val="1"/>
+      <w:numFmt w:val="lowerLetter"/>
+      <w:lvlText w:val="%5."/>
+      <w:lvlJc w:val="left"/>
+      <w:pPr>
+        <w:ind w:left="3600" w:hanging="360"/>
+      </w:pPr>
+    </w:lvl>
+    <w:lvl w:ilvl="5" w:tplc="0419001B" w:tentative="1">
+      <w:start w:val="1"/>
+      <w:numFmt w:val="lowerRoman"/>
+      <w:lvlText w:val="%6."/>
+      <w:lvlJc w:val="right"/>
+      <w:pPr>
+        <w:ind w:left="4320" w:hanging="180"/>
+      </w:pPr>
+    </w:lvl>
+    <w:lvl w:ilvl="6" w:tplc="0419000F" w:tentative="1">
+      <w:start w:val="1"/>
+      <w:numFmt w:val="decimal"/>
+      <w:lvlText w:val="%7."/>
+      <w:lvlJc w:val="left"/>
+      <w:pPr>
+        <w:ind w:left="5040" w:hanging="360"/>
+      </w:pPr>
+    </w:lvl>
+    <w:lvl w:ilvl="7" w:tplc="04190019" w:tentative="1">
+      <w:start w:val="1"/>
+      <w:numFmt w:val="lowerLetter"/>
+      <w:lvlText w:val="%8."/>
+      <w:lvlJc w:val="left"/>
+      <w:pPr>
+        <w:ind w:left="5760" w:hanging="360"/>
+      </w:pPr>
+    </w:lvl>
+    <w:lvl w:ilvl="8" w:tplc="0419001B" w:tentative="1">
+      <w:start w:val="1"/>
+      <w:numFmt w:val="lowerRoman"/>
+      <w:lvlText w:val="%9."/>
+      <w:lvlJc w:val="right"/>
+      <w:pPr>
+        <w:ind w:left="6480" w:hanging="180"/>
+      </w:pPr>
+    </w:lvl>
+  </w:abstractNum>
+  <w:abstractNum w:abstractNumId="2" w15:restartNumberingAfterBreak="0">
     <w:nsid w:val="568D1BED"/>
     <w:multiLevelType w:val="hybridMultilevel"/>
     <w:tmpl w:val="06AE8134"/>
@@ -2557,8 +7020,198 @@
       </w:pPr>
     </w:lvl>
   </w:abstractNum>
+  <w:abstractNum w:abstractNumId="3" w15:restartNumberingAfterBreak="0">
+    <w:nsid w:val="5CC834AD"/>
+    <w:multiLevelType w:val="hybridMultilevel"/>
+    <w:tmpl w:val="C6D2E078"/>
+    <w:lvl w:ilvl="0" w:tplc="04190011">
+      <w:start w:val="1"/>
+      <w:numFmt w:val="decimal"/>
+      <w:lvlText w:val="%1)"/>
+      <w:lvlJc w:val="left"/>
+      <w:pPr>
+        <w:ind w:left="720" w:hanging="360"/>
+      </w:pPr>
+      <w:rPr>
+        <w:rFonts w:hint="default"/>
+      </w:rPr>
+    </w:lvl>
+    <w:lvl w:ilvl="1" w:tplc="04190019" w:tentative="1">
+      <w:start w:val="1"/>
+      <w:numFmt w:val="lowerLetter"/>
+      <w:lvlText w:val="%2."/>
+      <w:lvlJc w:val="left"/>
+      <w:pPr>
+        <w:ind w:left="1440" w:hanging="360"/>
+      </w:pPr>
+    </w:lvl>
+    <w:lvl w:ilvl="2" w:tplc="0419001B" w:tentative="1">
+      <w:start w:val="1"/>
+      <w:numFmt w:val="lowerRoman"/>
+      <w:lvlText w:val="%3."/>
+      <w:lvlJc w:val="right"/>
+      <w:pPr>
+        <w:ind w:left="2160" w:hanging="180"/>
+      </w:pPr>
+    </w:lvl>
+    <w:lvl w:ilvl="3" w:tplc="0419000F" w:tentative="1">
+      <w:start w:val="1"/>
+      <w:numFmt w:val="decimal"/>
+      <w:lvlText w:val="%4."/>
+      <w:lvlJc w:val="left"/>
+      <w:pPr>
+        <w:ind w:left="2880" w:hanging="360"/>
+      </w:pPr>
+    </w:lvl>
+    <w:lvl w:ilvl="4" w:tplc="04190019" w:tentative="1">
+      <w:start w:val="1"/>
+      <w:numFmt w:val="lowerLetter"/>
+      <w:lvlText w:val="%5."/>
+      <w:lvlJc w:val="left"/>
+      <w:pPr>
+        <w:ind w:left="3600" w:hanging="360"/>
+      </w:pPr>
+    </w:lvl>
+    <w:lvl w:ilvl="5" w:tplc="0419001B" w:tentative="1">
+      <w:start w:val="1"/>
+      <w:numFmt w:val="lowerRoman"/>
+      <w:lvlText w:val="%6."/>
+      <w:lvlJc w:val="right"/>
+      <w:pPr>
+        <w:ind w:left="4320" w:hanging="180"/>
+      </w:pPr>
+    </w:lvl>
+    <w:lvl w:ilvl="6" w:tplc="0419000F" w:tentative="1">
+      <w:start w:val="1"/>
+      <w:numFmt w:val="decimal"/>
+      <w:lvlText w:val="%7."/>
+      <w:lvlJc w:val="left"/>
+      <w:pPr>
+        <w:ind w:left="5040" w:hanging="360"/>
+      </w:pPr>
+    </w:lvl>
+    <w:lvl w:ilvl="7" w:tplc="04190019" w:tentative="1">
+      <w:start w:val="1"/>
+      <w:numFmt w:val="lowerLetter"/>
+      <w:lvlText w:val="%8."/>
+      <w:lvlJc w:val="left"/>
+      <w:pPr>
+        <w:ind w:left="5760" w:hanging="360"/>
+      </w:pPr>
+    </w:lvl>
+    <w:lvl w:ilvl="8" w:tplc="0419001B" w:tentative="1">
+      <w:start w:val="1"/>
+      <w:numFmt w:val="lowerRoman"/>
+      <w:lvlText w:val="%9."/>
+      <w:lvlJc w:val="right"/>
+      <w:pPr>
+        <w:ind w:left="6480" w:hanging="180"/>
+      </w:pPr>
+    </w:lvl>
+  </w:abstractNum>
+  <w:abstractNum w:abstractNumId="4" w15:restartNumberingAfterBreak="0">
+    <w:nsid w:val="62330414"/>
+    <w:multiLevelType w:val="hybridMultilevel"/>
+    <w:tmpl w:val="4DC297F4"/>
+    <w:lvl w:ilvl="0" w:tplc="0419000F">
+      <w:start w:val="1"/>
+      <w:numFmt w:val="decimal"/>
+      <w:lvlText w:val="%1."/>
+      <w:lvlJc w:val="left"/>
+      <w:pPr>
+        <w:ind w:left="720" w:hanging="360"/>
+      </w:pPr>
+      <w:rPr>
+        <w:rFonts w:hint="default"/>
+      </w:rPr>
+    </w:lvl>
+    <w:lvl w:ilvl="1" w:tplc="04190019" w:tentative="1">
+      <w:start w:val="1"/>
+      <w:numFmt w:val="lowerLetter"/>
+      <w:lvlText w:val="%2."/>
+      <w:lvlJc w:val="left"/>
+      <w:pPr>
+        <w:ind w:left="1440" w:hanging="360"/>
+      </w:pPr>
+    </w:lvl>
+    <w:lvl w:ilvl="2" w:tplc="0419001B" w:tentative="1">
+      <w:start w:val="1"/>
+      <w:numFmt w:val="lowerRoman"/>
+      <w:lvlText w:val="%3."/>
+      <w:lvlJc w:val="right"/>
+      <w:pPr>
+        <w:ind w:left="2160" w:hanging="180"/>
+      </w:pPr>
+    </w:lvl>
+    <w:lvl w:ilvl="3" w:tplc="0419000F" w:tentative="1">
+      <w:start w:val="1"/>
+      <w:numFmt w:val="decimal"/>
+      <w:lvlText w:val="%4."/>
+      <w:lvlJc w:val="left"/>
+      <w:pPr>
+        <w:ind w:left="2880" w:hanging="360"/>
+      </w:pPr>
+    </w:lvl>
+    <w:lvl w:ilvl="4" w:tplc="04190019" w:tentative="1">
+      <w:start w:val="1"/>
+      <w:numFmt w:val="lowerLetter"/>
+      <w:lvlText w:val="%5."/>
+      <w:lvlJc w:val="left"/>
+      <w:pPr>
+        <w:ind w:left="3600" w:hanging="360"/>
+      </w:pPr>
+    </w:lvl>
+    <w:lvl w:ilvl="5" w:tplc="0419001B" w:tentative="1">
+      <w:start w:val="1"/>
+      <w:numFmt w:val="lowerRoman"/>
+      <w:lvlText w:val="%6."/>
+      <w:lvlJc w:val="right"/>
+      <w:pPr>
+        <w:ind w:left="4320" w:hanging="180"/>
+      </w:pPr>
+    </w:lvl>
+    <w:lvl w:ilvl="6" w:tplc="0419000F" w:tentative="1">
+      <w:start w:val="1"/>
+      <w:numFmt w:val="decimal"/>
+      <w:lvlText w:val="%7."/>
+      <w:lvlJc w:val="left"/>
+      <w:pPr>
+        <w:ind w:left="5040" w:hanging="360"/>
+      </w:pPr>
+    </w:lvl>
+    <w:lvl w:ilvl="7" w:tplc="04190019" w:tentative="1">
+      <w:start w:val="1"/>
+      <w:numFmt w:val="lowerLetter"/>
+      <w:lvlText w:val="%8."/>
+      <w:lvlJc w:val="left"/>
+      <w:pPr>
+        <w:ind w:left="5760" w:hanging="360"/>
+      </w:pPr>
+    </w:lvl>
+    <w:lvl w:ilvl="8" w:tplc="0419001B" w:tentative="1">
+      <w:start w:val="1"/>
+      <w:numFmt w:val="lowerRoman"/>
+      <w:lvlText w:val="%9."/>
+      <w:lvlJc w:val="right"/>
+      <w:pPr>
+        <w:ind w:left="6480" w:hanging="180"/>
+      </w:pPr>
+    </w:lvl>
+  </w:abstractNum>
   <w:num w:numId="1">
+    <w:abstractNumId w:val="2"/>
+  </w:num>
+  <w:num w:numId="2">
+    <w:abstractNumId w:val="1"/>
+  </w:num>
+  <w:num w:numId="3">
+    <w:abstractNumId w:val="4"/>
+  </w:num>
+  <w:num w:numId="4">
     <w:abstractNumId w:val="0"/>
+  </w:num>
+  <w:num w:numId="5">
+    <w:abstractNumId w:val="3"/>
   </w:num>
 </w:numbering>
 </file>
@@ -2950,7 +7603,7 @@
   <w:style w:type="paragraph" w:default="1" w:styleId="a">
     <w:name w:val="Normal"/>
     <w:qFormat/>
-    <w:rsid w:val="00410740"/>
+    <w:rsid w:val="00FE1501"/>
     <w:rPr>
       <w:rFonts w:ascii="Arial" w:eastAsia="Times New Roman" w:hAnsi="Arial" w:cs="Arial"/>
       <w:sz w:val="24"/>
@@ -3230,6 +7883,17 @@
       <w:szCs w:val="24"/>
     </w:rPr>
   </w:style>
+  <w:style w:type="paragraph" w:styleId="ac">
+    <w:name w:val="List Paragraph"/>
+    <w:basedOn w:val="a"/>
+    <w:uiPriority w:val="34"/>
+    <w:qFormat/>
+    <w:rsid w:val="00CB59B6"/>
+    <w:pPr>
+      <w:ind w:left="720"/>
+      <w:contextualSpacing/>
+    </w:pPr>
+  </w:style>
 </w:styles>
 </file>
 
@@ -3495,6 +8159,15 @@
 </file>
 
 <file path=customXml/item1.xml><?xml version="1.0" encoding="utf-8"?>
+<p:properties xmlns:p="http://schemas.microsoft.com/office/2006/metadata/properties" xmlns:xsi="http://www.w3.org/2001/XMLSchema-instance" xmlns:pc="http://schemas.microsoft.com/office/infopath/2007/PartnerControls">
+  <documentManagement>
+    <PublishingExpirationDate xmlns="http://schemas.microsoft.com/sharepoint/v3" xsi:nil="true"/>
+    <PublishingStartDate xmlns="http://schemas.microsoft.com/sharepoint/v3" xsi:nil="true"/>
+  </documentManagement>
+</p:properties>
+</file>
+
+<file path=customXml/item2.xml><?xml version="1.0" encoding="utf-8"?>
 <?mso-contentType ?>
 <FormTemplates xmlns="http://schemas.microsoft.com/sharepoint/v3/contenttype/forms">
   <Display>DocumentLibraryForm</Display>
@@ -3503,7 +8176,7 @@
 </FormTemplates>
 </file>
 
-<file path=customXml/item2.xml><?xml version="1.0" encoding="utf-8"?>
+<file path=customXml/item3.xml><?xml version="1.0" encoding="utf-8"?>
 <ct:contentTypeSchema xmlns:ct="http://schemas.microsoft.com/office/2006/metadata/contentType" xmlns:ma="http://schemas.microsoft.com/office/2006/metadata/properties/metaAttributes" ct:_="" ma:_="" ma:contentTypeName="Документ" ma:contentTypeID="0x010100FA32880003C8DD4985A8DAFD9842E81D" ma:contentTypeVersion="1" ma:contentTypeDescription="Создание документа." ma:contentTypeScope="" ma:versionID="db1b624df75e5b5230ebac8edccbff76">
   <xsd:schema xmlns:xsd="http://www.w3.org/2001/XMLSchema" xmlns:xs="http://www.w3.org/2001/XMLSchema" xmlns:p="http://schemas.microsoft.com/office/2006/metadata/properties" xmlns:ns1="http://schemas.microsoft.com/sharepoint/v3" targetNamespace="http://schemas.microsoft.com/office/2006/metadata/properties" ma:root="true" ma:fieldsID="55fe29519e62c73fb421b6d14e7daed3" ns1:_="">
     <xsd:import namespace="http://schemas.microsoft.com/sharepoint/v3"/>
@@ -3635,20 +8308,21 @@
 </ct:contentTypeSchema>
 </file>
 
-<file path=customXml/item3.xml><?xml version="1.0" encoding="utf-8"?>
-<p:properties xmlns:p="http://schemas.microsoft.com/office/2006/metadata/properties" xmlns:xsi="http://www.w3.org/2001/XMLSchema-instance" xmlns:pc="http://schemas.microsoft.com/office/infopath/2007/PartnerControls">
-  <documentManagement>
-    <PublishingExpirationDate xmlns="http://schemas.microsoft.com/sharepoint/v3" xsi:nil="true"/>
-    <PublishingStartDate xmlns="http://schemas.microsoft.com/sharepoint/v3" xsi:nil="true"/>
-  </documentManagement>
-</p:properties>
-</file>
-
 <file path=customXml/item4.xml><?xml version="1.0" encoding="utf-8"?>
 <b:Sources xmlns:b="http://schemas.openxmlformats.org/officeDocument/2006/bibliography" xmlns="http://schemas.openxmlformats.org/officeDocument/2006/bibliography" SelectedStyle="\APA.XSL" StyleName="APA"/>
 </file>
 
 <file path=customXml/itemProps1.xml><?xml version="1.0" encoding="utf-8"?>
+<ds:datastoreItem xmlns:ds="http://schemas.openxmlformats.org/officeDocument/2006/customXml" ds:itemID="{DFE78BA0-0EF7-4F5C-8B95-98E11420CB46}">
+  <ds:schemaRefs>
+    <ds:schemaRef ds:uri="http://schemas.microsoft.com/office/2006/metadata/properties"/>
+    <ds:schemaRef ds:uri="http://schemas.microsoft.com/office/infopath/2007/PartnerControls"/>
+    <ds:schemaRef ds:uri="http://schemas.microsoft.com/sharepoint/v3"/>
+  </ds:schemaRefs>
+</ds:datastoreItem>
+</file>
+
+<file path=customXml/itemProps2.xml><?xml version="1.0" encoding="utf-8"?>
 <ds:datastoreItem xmlns:ds="http://schemas.openxmlformats.org/officeDocument/2006/customXml" ds:itemID="{1FFBF79F-56C6-4555-995B-6213CACAE506}">
   <ds:schemaRefs>
     <ds:schemaRef ds:uri="http://schemas.microsoft.com/sharepoint/v3/contenttype/forms"/>
@@ -3656,7 +8330,7 @@
 </ds:datastoreItem>
 </file>
 
-<file path=customXml/itemProps2.xml><?xml version="1.0" encoding="utf-8"?>
+<file path=customXml/itemProps3.xml><?xml version="1.0" encoding="utf-8"?>
 <ds:datastoreItem xmlns:ds="http://schemas.openxmlformats.org/officeDocument/2006/customXml" ds:itemID="{3BCDA2D6-4E5E-442A-B517-C33E54BF5168}">
   <ds:schemaRefs>
     <ds:schemaRef ds:uri="http://schemas.microsoft.com/office/2006/metadata/contentType"/>
@@ -3674,18 +8348,8 @@
 </ds:datastoreItem>
 </file>
 
-<file path=customXml/itemProps3.xml><?xml version="1.0" encoding="utf-8"?>
-<ds:datastoreItem xmlns:ds="http://schemas.openxmlformats.org/officeDocument/2006/customXml" ds:itemID="{DFE78BA0-0EF7-4F5C-8B95-98E11420CB46}">
-  <ds:schemaRefs>
-    <ds:schemaRef ds:uri="http://schemas.microsoft.com/office/2006/metadata/properties"/>
-    <ds:schemaRef ds:uri="http://schemas.microsoft.com/office/infopath/2007/PartnerControls"/>
-    <ds:schemaRef ds:uri="http://schemas.microsoft.com/sharepoint/v3"/>
-  </ds:schemaRefs>
-</ds:datastoreItem>
-</file>
-
 <file path=customXml/itemProps4.xml><?xml version="1.0" encoding="utf-8"?>
-<ds:datastoreItem xmlns:ds="http://schemas.openxmlformats.org/officeDocument/2006/customXml" ds:itemID="{30A96366-2449-4903-BFAF-90BAAA94B399}">
+<ds:datastoreItem xmlns:ds="http://schemas.openxmlformats.org/officeDocument/2006/customXml" ds:itemID="{64F3CBC7-96F8-4A17-9BED-A59F179FC905}">
   <ds:schemaRefs>
     <ds:schemaRef ds:uri="http://schemas.openxmlformats.org/officeDocument/2006/bibliography"/>
   </ds:schemaRefs>
